--- a/docs/user-guide/en/pages/02-workforceplanning.docx
+++ b/docs/user-guide/en/pages/02-workforceplanning.docx
@@ -1422,7 +1422,7 @@
       <w:r>
         <w:drawing>
           <wp:inline distT="0" distB="0" distL="0" distR="0">
-            <wp:extent cx="4000500" cy="2886075"/>
+            <wp:extent cx="5715000" cy="4124325"/>
             <wp:effectExtent t="0" r="0" b="0" l="0"/>
             <wp:docPr id="1" name="" descr="" title=""/>
             <wp:cNvGraphicFramePr>
@@ -1447,7 +1447,7 @@
                   <pic:spPr bwMode="auto">
                     <a:xfrm>
                       <a:off x="0" y="0"/>
-                      <a:ext cx="4000500" cy="2886075"/>
+                      <a:ext cx="5715000" cy="4124325"/>
                     </a:xfrm>
                     <a:prstGeom prst="rect">
                       <a:avLst/>
@@ -1469,7 +1469,7 @@
       <w:r>
         <w:drawing>
           <wp:inline distT="0" distB="0" distL="0" distR="0">
-            <wp:extent cx="4000500" cy="2047875"/>
+            <wp:extent cx="5715000" cy="2924175"/>
             <wp:effectExtent t="0" r="0" b="0" l="0"/>
             <wp:docPr id="1" name="" descr="" title=""/>
             <wp:cNvGraphicFramePr>
@@ -1494,7 +1494,7 @@
                   <pic:spPr bwMode="auto">
                     <a:xfrm>
                       <a:off x="0" y="0"/>
-                      <a:ext cx="4000500" cy="2047875"/>
+                      <a:ext cx="5715000" cy="2924175"/>
                     </a:xfrm>
                     <a:prstGeom prst="rect">
                       <a:avLst/>
@@ -2073,7 +2073,7 @@
       <w:r>
         <w:drawing>
           <wp:inline distT="0" distB="0" distL="0" distR="0">
-            <wp:extent cx="4953000" cy="1943100"/>
+            <wp:extent cx="5715000" cy="2247900"/>
             <wp:effectExtent t="0" r="0" b="0" l="0"/>
             <wp:docPr id="1" name="" descr="" title=""/>
             <wp:cNvGraphicFramePr>
@@ -2098,7 +2098,7 @@
                   <pic:spPr bwMode="auto">
                     <a:xfrm>
                       <a:off x="0" y="0"/>
-                      <a:ext cx="4953000" cy="1943100"/>
+                      <a:ext cx="5715000" cy="2247900"/>
                     </a:xfrm>
                     <a:prstGeom prst="rect">
                       <a:avLst/>
@@ -2120,7 +2120,7 @@
       <w:r>
         <w:drawing>
           <wp:inline distT="0" distB="0" distL="0" distR="0">
-            <wp:extent cx="4953000" cy="800100"/>
+            <wp:extent cx="5715000" cy="923925"/>
             <wp:effectExtent t="0" r="0" b="0" l="0"/>
             <wp:docPr id="1" name="" descr="" title=""/>
             <wp:cNvGraphicFramePr>
@@ -2145,7 +2145,7 @@
                   <pic:spPr bwMode="auto">
                     <a:xfrm>
                       <a:off x="0" y="0"/>
-                      <a:ext cx="4953000" cy="800100"/>
+                      <a:ext cx="5715000" cy="923925"/>
                     </a:xfrm>
                     <a:prstGeom prst="rect">
                       <a:avLst/>
@@ -2167,7 +2167,7 @@
       <w:r>
         <w:drawing>
           <wp:inline distT="0" distB="0" distL="0" distR="0">
-            <wp:extent cx="4953000" cy="800100"/>
+            <wp:extent cx="5715000" cy="923925"/>
             <wp:effectExtent t="0" r="0" b="0" l="0"/>
             <wp:docPr id="1" name="" descr="" title=""/>
             <wp:cNvGraphicFramePr>
@@ -2192,7 +2192,7 @@
                   <pic:spPr bwMode="auto">
                     <a:xfrm>
                       <a:off x="0" y="0"/>
-                      <a:ext cx="4953000" cy="800100"/>
+                      <a:ext cx="5715000" cy="923925"/>
                     </a:xfrm>
                     <a:prstGeom prst="rect">
                       <a:avLst/>
@@ -2214,7 +2214,7 @@
       <w:r>
         <w:drawing>
           <wp:inline distT="0" distB="0" distL="0" distR="0">
-            <wp:extent cx="4953000" cy="1209675"/>
+            <wp:extent cx="5715000" cy="1400175"/>
             <wp:effectExtent t="0" r="0" b="0" l="0"/>
             <wp:docPr id="1" name="" descr="" title=""/>
             <wp:cNvGraphicFramePr>
@@ -2239,7 +2239,7 @@
                   <pic:spPr bwMode="auto">
                     <a:xfrm>
                       <a:off x="0" y="0"/>
-                      <a:ext cx="4953000" cy="1209675"/>
+                      <a:ext cx="5715000" cy="1400175"/>
                     </a:xfrm>
                     <a:prstGeom prst="rect">
                       <a:avLst/>

--- a/docs/user-guide/en/pages/02-workforceplanning.docx
+++ b/docs/user-guide/en/pages/02-workforceplanning.docx
@@ -65,7 +65,7 @@
       <w:r>
         <w:drawing>
           <wp:inline distT="0" distB="0" distL="0" distR="0">
-            <wp:extent cx="5715000" cy="381000"/>
+            <wp:extent cx="6953250" cy="466725"/>
             <wp:effectExtent t="0" r="0" b="0" l="0"/>
             <wp:docPr id="1" name="" descr="" title=""/>
             <wp:cNvGraphicFramePr>
@@ -90,7 +90,7 @@
                   <pic:spPr bwMode="auto">
                     <a:xfrm>
                       <a:off x="0" y="0"/>
-                      <a:ext cx="5715000" cy="381000"/>
+                      <a:ext cx="6953250" cy="466725"/>
                     </a:xfrm>
                     <a:prstGeom prst="rect">
                       <a:avLst/>
@@ -105,7 +105,7 @@
     </w:p>
     <w:p>
       <w:pPr>
-        <w:spacing w:after="90" w:line="290"/>
+        <w:spacing w:after="70" w:line="270"/>
       </w:pPr>
       <w:r>
         <w:rPr>
@@ -152,7 +152,7 @@
     </w:p>
     <w:tbl>
       <w:tblPr>
-        <w:tblW w:type="dxa" w:w="9399"/>
+        <w:tblW w:type="dxa" w:w="10998"/>
         <w:jc w:val="center"/>
         <w:tblBorders>
           <w:top w:val="single" w:color="auto" w:sz="4"/>
@@ -164,9 +164,9 @@
         </w:tblBorders>
       </w:tblPr>
       <w:tblGrid>
-        <w:gridCol w:w="3133"/>
-        <w:gridCol w:w="3133"/>
-        <w:gridCol w:w="3133"/>
+        <w:gridCol w:w="3666"/>
+        <w:gridCol w:w="3666"/>
+        <w:gridCol w:w="3666"/>
       </w:tblGrid>
       <w:tr>
         <w:trPr>
@@ -174,7 +174,7 @@
         </w:trPr>
         <w:tc>
           <w:tcPr>
-            <w:tcW w:type="dxa" w:w="3133"/>
+            <w:tcW w:type="dxa" w:w="3666"/>
             <w:tcBorders>
               <w:top w:val="none" w:color="FFFFFF" w:sz="0"/>
               <w:left w:val="none" w:color="FFFFFF" w:sz="0"/>
@@ -195,7 +195,7 @@
             <w:r>
               <w:drawing>
                 <wp:inline distT="0" distB="0" distL="0" distR="0">
-                  <wp:extent cx="1809750" cy="1323975"/>
+                  <wp:extent cx="2171700" cy="1590675"/>
                   <wp:effectExtent t="0" r="0" b="0" l="0"/>
                   <wp:docPr id="1" name="" descr="" title=""/>
                   <wp:cNvGraphicFramePr>
@@ -220,7 +220,7 @@
                         <pic:spPr bwMode="auto">
                           <a:xfrm>
                             <a:off x="0" y="0"/>
-                            <a:ext cx="1809750" cy="1323975"/>
+                            <a:ext cx="2171700" cy="1590675"/>
                           </a:xfrm>
                           <a:prstGeom prst="rect">
                             <a:avLst/>
@@ -236,7 +236,7 @@
         </w:tc>
         <w:tc>
           <w:tcPr>
-            <w:tcW w:type="dxa" w:w="3133"/>
+            <w:tcW w:type="dxa" w:w="3666"/>
             <w:tcBorders>
               <w:top w:val="none" w:color="FFFFFF" w:sz="0"/>
               <w:left w:val="none" w:color="FFFFFF" w:sz="0"/>
@@ -257,7 +257,7 @@
             <w:r>
               <w:drawing>
                 <wp:inline distT="0" distB="0" distL="0" distR="0">
-                  <wp:extent cx="1809750" cy="1323975"/>
+                  <wp:extent cx="2171700" cy="1590675"/>
                   <wp:effectExtent t="0" r="0" b="0" l="0"/>
                   <wp:docPr id="1" name="" descr="" title=""/>
                   <wp:cNvGraphicFramePr>
@@ -282,7 +282,7 @@
                         <pic:spPr bwMode="auto">
                           <a:xfrm>
                             <a:off x="0" y="0"/>
-                            <a:ext cx="1809750" cy="1323975"/>
+                            <a:ext cx="2171700" cy="1590675"/>
                           </a:xfrm>
                           <a:prstGeom prst="rect">
                             <a:avLst/>
@@ -298,7 +298,7 @@
         </w:tc>
         <w:tc>
           <w:tcPr>
-            <w:tcW w:type="dxa" w:w="3133"/>
+            <w:tcW w:type="dxa" w:w="3666"/>
             <w:tcBorders>
               <w:top w:val="none" w:color="FFFFFF" w:sz="0"/>
               <w:left w:val="none" w:color="FFFFFF" w:sz="0"/>
@@ -319,7 +319,7 @@
             <w:r>
               <w:drawing>
                 <wp:inline distT="0" distB="0" distL="0" distR="0">
-                  <wp:extent cx="1809750" cy="1323975"/>
+                  <wp:extent cx="2171700" cy="1590675"/>
                   <wp:effectExtent t="0" r="0" b="0" l="0"/>
                   <wp:docPr id="1" name="" descr="" title=""/>
                   <wp:cNvGraphicFramePr>
@@ -344,7 +344,7 @@
                         <pic:spPr bwMode="auto">
                           <a:xfrm>
                             <a:off x="0" y="0"/>
-                            <a:ext cx="1809750" cy="1323975"/>
+                            <a:ext cx="2171700" cy="1590675"/>
                           </a:xfrm>
                           <a:prstGeom prst="rect">
                             <a:avLst/>
@@ -365,7 +365,7 @@
         </w:trPr>
         <w:tc>
           <w:tcPr>
-            <w:tcW w:type="dxa" w:w="3133"/>
+            <w:tcW w:type="dxa" w:w="3666"/>
             <w:tcBorders>
               <w:top w:val="none" w:color="FFFFFF" w:sz="0"/>
               <w:left w:val="none" w:color="FFFFFF" w:sz="0"/>
@@ -386,7 +386,7 @@
             <w:r>
               <w:drawing>
                 <wp:inline distT="0" distB="0" distL="0" distR="0">
-                  <wp:extent cx="1809750" cy="1323975"/>
+                  <wp:extent cx="2171700" cy="1590675"/>
                   <wp:effectExtent t="0" r="0" b="0" l="0"/>
                   <wp:docPr id="1" name="" descr="" title=""/>
                   <wp:cNvGraphicFramePr>
@@ -411,7 +411,7 @@
                         <pic:spPr bwMode="auto">
                           <a:xfrm>
                             <a:off x="0" y="0"/>
-                            <a:ext cx="1809750" cy="1323975"/>
+                            <a:ext cx="2171700" cy="1590675"/>
                           </a:xfrm>
                           <a:prstGeom prst="rect">
                             <a:avLst/>
@@ -427,7 +427,7 @@
         </w:tc>
         <w:tc>
           <w:tcPr>
-            <w:tcW w:type="dxa" w:w="3133"/>
+            <w:tcW w:type="dxa" w:w="3666"/>
             <w:tcBorders>
               <w:top w:val="none" w:color="FFFFFF" w:sz="0"/>
               <w:left w:val="none" w:color="FFFFFF" w:sz="0"/>
@@ -448,7 +448,7 @@
             <w:r>
               <w:drawing>
                 <wp:inline distT="0" distB="0" distL="0" distR="0">
-                  <wp:extent cx="1809750" cy="1323975"/>
+                  <wp:extent cx="2171700" cy="1590675"/>
                   <wp:effectExtent t="0" r="0" b="0" l="0"/>
                   <wp:docPr id="1" name="" descr="" title=""/>
                   <wp:cNvGraphicFramePr>
@@ -473,7 +473,7 @@
                         <pic:spPr bwMode="auto">
                           <a:xfrm>
                             <a:off x="0" y="0"/>
-                            <a:ext cx="1809750" cy="1323975"/>
+                            <a:ext cx="2171700" cy="1590675"/>
                           </a:xfrm>
                           <a:prstGeom prst="rect">
                             <a:avLst/>
@@ -489,7 +489,7 @@
         </w:tc>
         <w:tc>
           <w:tcPr>
-            <w:tcW w:type="dxa" w:w="3133"/>
+            <w:tcW w:type="dxa" w:w="3666"/>
             <w:tcBorders>
               <w:top w:val="none" w:color="FFFFFF" w:sz="0"/>
               <w:left w:val="none" w:color="FFFFFF" w:sz="0"/>
@@ -510,7 +510,7 @@
             <w:r>
               <w:drawing>
                 <wp:inline distT="0" distB="0" distL="0" distR="0">
-                  <wp:extent cx="1809750" cy="1228725"/>
+                  <wp:extent cx="2171700" cy="1476375"/>
                   <wp:effectExtent t="0" r="0" b="0" l="0"/>
                   <wp:docPr id="1" name="" descr="" title=""/>
                   <wp:cNvGraphicFramePr>
@@ -535,7 +535,7 @@
                         <pic:spPr bwMode="auto">
                           <a:xfrm>
                             <a:off x="0" y="0"/>
-                            <a:ext cx="1809750" cy="1228725"/>
+                            <a:ext cx="2171700" cy="1476375"/>
                           </a:xfrm>
                           <a:prstGeom prst="rect">
                             <a:avLst/>
@@ -1115,7 +1115,7 @@
       <w:r>
         <w:drawing>
           <wp:inline distT="0" distB="0" distL="0" distR="0">
-            <wp:extent cx="5715000" cy="1857375"/>
+            <wp:extent cx="6953250" cy="2257425"/>
             <wp:effectExtent t="0" r="0" b="0" l="0"/>
             <wp:docPr id="1" name="" descr="" title=""/>
             <wp:cNvGraphicFramePr>
@@ -1140,7 +1140,7 @@
                   <pic:spPr bwMode="auto">
                     <a:xfrm>
                       <a:off x="0" y="0"/>
-                      <a:ext cx="5715000" cy="1857375"/>
+                      <a:ext cx="6953250" cy="2257425"/>
                     </a:xfrm>
                     <a:prstGeom prst="rect">
                       <a:avLst/>
@@ -1155,7 +1155,7 @@
     </w:p>
     <w:p>
       <w:pPr>
-        <w:spacing w:after="90" w:line="290"/>
+        <w:spacing w:after="70" w:line="270"/>
       </w:pPr>
       <w:r>
         <w:rPr>
@@ -1209,7 +1209,7 @@
       <w:r>
         <w:drawing>
           <wp:inline distT="0" distB="0" distL="0" distR="0">
-            <wp:extent cx="5715000" cy="2362200"/>
+            <wp:extent cx="6953250" cy="2876550"/>
             <wp:effectExtent t="0" r="0" b="0" l="0"/>
             <wp:docPr id="1" name="" descr="" title=""/>
             <wp:cNvGraphicFramePr>
@@ -1234,7 +1234,7 @@
                   <pic:spPr bwMode="auto">
                     <a:xfrm>
                       <a:off x="0" y="0"/>
-                      <a:ext cx="5715000" cy="2362200"/>
+                      <a:ext cx="6953250" cy="2876550"/>
                     </a:xfrm>
                     <a:prstGeom prst="rect">
                       <a:avLst/>
@@ -1249,7 +1249,7 @@
     </w:p>
     <w:p>
       <w:pPr>
-        <w:spacing w:after="90" w:line="290"/>
+        <w:spacing w:after="70" w:line="270"/>
       </w:pPr>
       <w:r>
         <w:rPr>
@@ -1328,7 +1328,7 @@
       <w:r>
         <w:drawing>
           <wp:inline distT="0" distB="0" distL="0" distR="0">
-            <wp:extent cx="5715000" cy="1771650"/>
+            <wp:extent cx="6953250" cy="2162175"/>
             <wp:effectExtent t="0" r="0" b="0" l="0"/>
             <wp:docPr id="1" name="" descr="" title=""/>
             <wp:cNvGraphicFramePr>
@@ -1353,7 +1353,7 @@
                   <pic:spPr bwMode="auto">
                     <a:xfrm>
                       <a:off x="0" y="0"/>
-                      <a:ext cx="5715000" cy="1771650"/>
+                      <a:ext cx="6953250" cy="2162175"/>
                     </a:xfrm>
                     <a:prstGeom prst="rect">
                       <a:avLst/>
@@ -1368,7 +1368,7 @@
     </w:p>
     <w:p>
       <w:pPr>
-        <w:spacing w:after="90" w:line="290"/>
+        <w:spacing w:after="70" w:line="270"/>
       </w:pPr>
       <w:r>
         <w:rPr>
@@ -1413,6 +1413,176 @@
         <w:t xml:space="preserve">Step 6 - Payroll groups</w:t>
       </w:r>
     </w:p>
+    <w:tbl>
+      <w:tblPr>
+        <w:tblW w:type="dxa" w:w="11000"/>
+        <w:jc w:val="center"/>
+        <w:tblBorders>
+          <w:top w:val="single" w:color="auto" w:sz="4"/>
+          <w:left w:val="single" w:color="auto" w:sz="4"/>
+          <w:bottom w:val="single" w:color="auto" w:sz="4"/>
+          <w:right w:val="single" w:color="auto" w:sz="4"/>
+          <w:insideH w:val="single" w:color="auto" w:sz="4"/>
+          <w:insideV w:val="single" w:color="auto" w:sz="4"/>
+        </w:tblBorders>
+      </w:tblPr>
+      <w:tblGrid>
+        <w:gridCol w:w="5500"/>
+        <w:gridCol w:w="5500"/>
+      </w:tblGrid>
+      <w:tr>
+        <w:tc>
+          <w:tcPr>
+            <w:tcW w:type="dxa" w:w="5500"/>
+            <w:tcBorders>
+              <w:top w:val="none" w:color="FFFFFF" w:sz="0"/>
+              <w:left w:val="none" w:color="FFFFFF" w:sz="0"/>
+              <w:bottom w:val="none" w:color="FFFFFF" w:sz="0"/>
+              <w:right w:val="none" w:color="FFFFFF" w:sz="0"/>
+            </w:tcBorders>
+            <w:tcMar>
+              <w:top w:type="dxa" w:w="40"/>
+              <w:left w:type="dxa" w:w="70"/>
+              <w:bottom w:type="dxa" w:w="60"/>
+              <w:right w:type="dxa" w:w="70"/>
+            </w:tcMar>
+          </w:tcPr>
+          <w:p>
+            <w:pPr>
+              <w:keepNext/>
+              <w:spacing w:after="120" w:before="60"/>
+              <w:jc w:val="center"/>
+            </w:pPr>
+            <w:r>
+              <w:drawing>
+                <wp:inline distT="0" distB="0" distL="0" distR="0">
+                  <wp:extent cx="3286125" cy="2371725"/>
+                  <wp:effectExtent t="0" r="0" b="0" l="0"/>
+                  <wp:docPr id="1" name="" descr="" title=""/>
+                  <wp:cNvGraphicFramePr>
+                    <a:graphicFrameLocks xmlns:a="http://schemas.openxmlformats.org/drawingml/2006/main" noChangeAspect="1"/>
+                  </wp:cNvGraphicFramePr>
+                  <a:graphic xmlns:a="http://schemas.openxmlformats.org/drawingml/2006/main">
+                    <a:graphicData uri="http://schemas.openxmlformats.org/drawingml/2006/picture">
+                      <pic:pic xmlns:pic="http://schemas.openxmlformats.org/drawingml/2006/picture">
+                        <pic:nvPicPr>
+                          <pic:cNvPr id="0" name="" descr=""/>
+                          <pic:cNvPicPr>
+                            <a:picLocks noChangeAspect="1" noChangeArrowheads="1"/>
+                          </pic:cNvPicPr>
+                        </pic:nvPicPr>
+                        <pic:blipFill>
+                          <a:blip r:embed="rId19" cstate="none"/>
+                          <a:srcRect/>
+                          <a:stretch>
+                            <a:fillRect/>
+                          </a:stretch>
+                        </pic:blipFill>
+                        <pic:spPr bwMode="auto">
+                          <a:xfrm>
+                            <a:off x="0" y="0"/>
+                            <a:ext cx="3286125" cy="2371725"/>
+                          </a:xfrm>
+                          <a:prstGeom prst="rect">
+                            <a:avLst/>
+                          </a:prstGeom>
+                        </pic:spPr>
+                      </pic:pic>
+                    </a:graphicData>
+                  </a:graphic>
+                </wp:inline>
+              </w:drawing>
+            </w:r>
+          </w:p>
+        </w:tc>
+        <w:tc>
+          <w:tcPr>
+            <w:tcW w:type="dxa" w:w="5500"/>
+            <w:tcBorders>
+              <w:top w:val="none" w:color="FFFFFF" w:sz="0"/>
+              <w:left w:val="none" w:color="FFFFFF" w:sz="0"/>
+              <w:bottom w:val="none" w:color="FFFFFF" w:sz="0"/>
+              <w:right w:val="none" w:color="FFFFFF" w:sz="0"/>
+            </w:tcBorders>
+            <w:tcMar>
+              <w:top w:type="dxa" w:w="40"/>
+              <w:left w:type="dxa" w:w="70"/>
+              <w:bottom w:type="dxa" w:w="60"/>
+              <w:right w:type="dxa" w:w="70"/>
+            </w:tcMar>
+          </w:tcPr>
+          <w:p>
+            <w:pPr>
+              <w:keepNext/>
+              <w:spacing w:after="120" w:before="60"/>
+              <w:jc w:val="center"/>
+            </w:pPr>
+            <w:r>
+              <w:drawing>
+                <wp:inline distT="0" distB="0" distL="0" distR="0">
+                  <wp:extent cx="3286125" cy="1676400"/>
+                  <wp:effectExtent t="0" r="0" b="0" l="0"/>
+                  <wp:docPr id="1" name="" descr="" title=""/>
+                  <wp:cNvGraphicFramePr>
+                    <a:graphicFrameLocks xmlns:a="http://schemas.openxmlformats.org/drawingml/2006/main" noChangeAspect="1"/>
+                  </wp:cNvGraphicFramePr>
+                  <a:graphic xmlns:a="http://schemas.openxmlformats.org/drawingml/2006/main">
+                    <a:graphicData uri="http://schemas.openxmlformats.org/drawingml/2006/picture">
+                      <pic:pic xmlns:pic="http://schemas.openxmlformats.org/drawingml/2006/picture">
+                        <pic:nvPicPr>
+                          <pic:cNvPr id="0" name="" descr=""/>
+                          <pic:cNvPicPr>
+                            <a:picLocks noChangeAspect="1" noChangeArrowheads="1"/>
+                          </pic:cNvPicPr>
+                        </pic:nvPicPr>
+                        <pic:blipFill>
+                          <a:blip r:embed="rId20" cstate="none"/>
+                          <a:srcRect/>
+                          <a:stretch>
+                            <a:fillRect/>
+                          </a:stretch>
+                        </pic:blipFill>
+                        <pic:spPr bwMode="auto">
+                          <a:xfrm>
+                            <a:off x="0" y="0"/>
+                            <a:ext cx="3286125" cy="1676400"/>
+                          </a:xfrm>
+                          <a:prstGeom prst="rect">
+                            <a:avLst/>
+                          </a:prstGeom>
+                        </pic:spPr>
+                      </pic:pic>
+                    </a:graphicData>
+                  </a:graphic>
+                </wp:inline>
+              </w:drawing>
+            </w:r>
+          </w:p>
+        </w:tc>
+      </w:tr>
+    </w:tbl>
+    <w:p>
+      <w:pPr>
+        <w:spacing w:after="70" w:line="270"/>
+      </w:pPr>
+      <w:r>
+        <w:rPr>
+          <w:rFonts w:ascii="Arial" w:cs="Arial" w:eastAsia="Arial" w:hAnsi="Arial"/>
+          <w:color w:val="27251F"/>
+          <w:sz w:val="21"/>
+          <w:szCs w:val="21"/>
+        </w:rPr>
+        <w:t xml:space="preserve">Planned and actual headcount for each payroll group, with the same numbers in a table you can sort by clicking a header. A job that nobody works in yet has no known payroll group and is listed as Unassigned.</w:t>
+      </w:r>
+    </w:p>
+    <w:p>
+      <w:pPr>
+        <w:pStyle w:val="Heading2"/>
+      </w:pPr>
+      <w:r>
+        <w:t xml:space="preserve">Step 7 - Which stores need attention?</w:t>
+      </w:r>
+    </w:p>
     <w:p>
       <w:pPr>
         <w:keepNext/>
@@ -1422,123 +1592,7 @@
       <w:r>
         <w:drawing>
           <wp:inline distT="0" distB="0" distL="0" distR="0">
-            <wp:extent cx="5715000" cy="4124325"/>
-            <wp:effectExtent t="0" r="0" b="0" l="0"/>
-            <wp:docPr id="1" name="" descr="" title=""/>
-            <wp:cNvGraphicFramePr>
-              <a:graphicFrameLocks xmlns:a="http://schemas.openxmlformats.org/drawingml/2006/main" noChangeAspect="1"/>
-            </wp:cNvGraphicFramePr>
-            <a:graphic xmlns:a="http://schemas.openxmlformats.org/drawingml/2006/main">
-              <a:graphicData uri="http://schemas.openxmlformats.org/drawingml/2006/picture">
-                <pic:pic xmlns:pic="http://schemas.openxmlformats.org/drawingml/2006/picture">
-                  <pic:nvPicPr>
-                    <pic:cNvPr id="0" name="" descr=""/>
-                    <pic:cNvPicPr>
-                      <a:picLocks noChangeAspect="1" noChangeArrowheads="1"/>
-                    </pic:cNvPicPr>
-                  </pic:nvPicPr>
-                  <pic:blipFill>
-                    <a:blip r:embed="rId19" cstate="none"/>
-                    <a:srcRect/>
-                    <a:stretch>
-                      <a:fillRect/>
-                    </a:stretch>
-                  </pic:blipFill>
-                  <pic:spPr bwMode="auto">
-                    <a:xfrm>
-                      <a:off x="0" y="0"/>
-                      <a:ext cx="5715000" cy="4124325"/>
-                    </a:xfrm>
-                    <a:prstGeom prst="rect">
-                      <a:avLst/>
-                    </a:prstGeom>
-                  </pic:spPr>
-                </pic:pic>
-              </a:graphicData>
-            </a:graphic>
-          </wp:inline>
-        </w:drawing>
-      </w:r>
-    </w:p>
-    <w:p>
-      <w:pPr>
-        <w:keepNext/>
-        <w:spacing w:after="120" w:before="60"/>
-        <w:jc w:val="center"/>
-      </w:pPr>
-      <w:r>
-        <w:drawing>
-          <wp:inline distT="0" distB="0" distL="0" distR="0">
-            <wp:extent cx="5715000" cy="2924175"/>
-            <wp:effectExtent t="0" r="0" b="0" l="0"/>
-            <wp:docPr id="1" name="" descr="" title=""/>
-            <wp:cNvGraphicFramePr>
-              <a:graphicFrameLocks xmlns:a="http://schemas.openxmlformats.org/drawingml/2006/main" noChangeAspect="1"/>
-            </wp:cNvGraphicFramePr>
-            <a:graphic xmlns:a="http://schemas.openxmlformats.org/drawingml/2006/main">
-              <a:graphicData uri="http://schemas.openxmlformats.org/drawingml/2006/picture">
-                <pic:pic xmlns:pic="http://schemas.openxmlformats.org/drawingml/2006/picture">
-                  <pic:nvPicPr>
-                    <pic:cNvPr id="0" name="" descr=""/>
-                    <pic:cNvPicPr>
-                      <a:picLocks noChangeAspect="1" noChangeArrowheads="1"/>
-                    </pic:cNvPicPr>
-                  </pic:nvPicPr>
-                  <pic:blipFill>
-                    <a:blip r:embed="rId20" cstate="none"/>
-                    <a:srcRect/>
-                    <a:stretch>
-                      <a:fillRect/>
-                    </a:stretch>
-                  </pic:blipFill>
-                  <pic:spPr bwMode="auto">
-                    <a:xfrm>
-                      <a:off x="0" y="0"/>
-                      <a:ext cx="5715000" cy="2924175"/>
-                    </a:xfrm>
-                    <a:prstGeom prst="rect">
-                      <a:avLst/>
-                    </a:prstGeom>
-                  </pic:spPr>
-                </pic:pic>
-              </a:graphicData>
-            </a:graphic>
-          </wp:inline>
-        </w:drawing>
-      </w:r>
-    </w:p>
-    <w:p>
-      <w:pPr>
-        <w:spacing w:after="90" w:line="290"/>
-      </w:pPr>
-      <w:r>
-        <w:rPr>
-          <w:rFonts w:ascii="Arial" w:cs="Arial" w:eastAsia="Arial" w:hAnsi="Arial"/>
-          <w:color w:val="27251F"/>
-          <w:sz w:val="21"/>
-          <w:szCs w:val="21"/>
-        </w:rPr>
-        <w:t xml:space="preserve">Planned and actual headcount for each payroll group, with the same numbers in a table you can sort by clicking a header. A job that nobody works in yet has no known payroll group and is listed as Unassigned.</w:t>
-      </w:r>
-    </w:p>
-    <w:p>
-      <w:pPr>
-        <w:pStyle w:val="Heading2"/>
-      </w:pPr>
-      <w:r>
-        <w:t xml:space="preserve">Step 7 - Which stores need attention?</w:t>
-      </w:r>
-    </w:p>
-    <w:p>
-      <w:pPr>
-        <w:keepNext/>
-        <w:spacing w:after="120" w:before="60"/>
-        <w:jc w:val="center"/>
-      </w:pPr>
-      <w:r>
-        <w:drawing>
-          <wp:inline distT="0" distB="0" distL="0" distR="0">
-            <wp:extent cx="5715000" cy="2609850"/>
+            <wp:extent cx="6953250" cy="3181350"/>
             <wp:effectExtent t="0" r="0" b="0" l="0"/>
             <wp:docPr id="1" name="" descr="" title=""/>
             <wp:cNvGraphicFramePr>
@@ -1563,7 +1617,7 @@
                   <pic:spPr bwMode="auto">
                     <a:xfrm>
                       <a:off x="0" y="0"/>
-                      <a:ext cx="5715000" cy="2609850"/>
+                      <a:ext cx="6953250" cy="3181350"/>
                     </a:xfrm>
                     <a:prstGeom prst="rect">
                       <a:avLst/>
@@ -1578,7 +1632,7 @@
     </w:p>
     <w:p>
       <w:pPr>
-        <w:spacing w:after="90" w:line="290"/>
+        <w:spacing w:after="70" w:line="270"/>
       </w:pPr>
       <w:r>
         <w:rPr>
@@ -2018,7 +2072,7 @@
       <w:r>
         <w:drawing>
           <wp:inline distT="0" distB="0" distL="0" distR="0">
-            <wp:extent cx="5715000" cy="571500"/>
+            <wp:extent cx="6953250" cy="695325"/>
             <wp:effectExtent t="0" r="0" b="0" l="0"/>
             <wp:docPr id="1" name="" descr="" title=""/>
             <wp:cNvGraphicFramePr>
@@ -2043,7 +2097,7 @@
                   <pic:spPr bwMode="auto">
                     <a:xfrm>
                       <a:off x="0" y="0"/>
-                      <a:ext cx="5715000" cy="571500"/>
+                      <a:ext cx="6953250" cy="695325"/>
                     </a:xfrm>
                     <a:prstGeom prst="rect">
                       <a:avLst/>
@@ -2073,7 +2127,7 @@
       <w:r>
         <w:drawing>
           <wp:inline distT="0" distB="0" distL="0" distR="0">
-            <wp:extent cx="5715000" cy="2247900"/>
+            <wp:extent cx="6953250" cy="2733675"/>
             <wp:effectExtent t="0" r="0" b="0" l="0"/>
             <wp:docPr id="1" name="" descr="" title=""/>
             <wp:cNvGraphicFramePr>
@@ -2098,7 +2152,7 @@
                   <pic:spPr bwMode="auto">
                     <a:xfrm>
                       <a:off x="0" y="0"/>
-                      <a:ext cx="5715000" cy="2247900"/>
+                      <a:ext cx="6953250" cy="2733675"/>
                     </a:xfrm>
                     <a:prstGeom prst="rect">
                       <a:avLst/>
@@ -2120,7 +2174,7 @@
       <w:r>
         <w:drawing>
           <wp:inline distT="0" distB="0" distL="0" distR="0">
-            <wp:extent cx="5715000" cy="923925"/>
+            <wp:extent cx="6953250" cy="1114425"/>
             <wp:effectExtent t="0" r="0" b="0" l="0"/>
             <wp:docPr id="1" name="" descr="" title=""/>
             <wp:cNvGraphicFramePr>
@@ -2145,7 +2199,7 @@
                   <pic:spPr bwMode="auto">
                     <a:xfrm>
                       <a:off x="0" y="0"/>
-                      <a:ext cx="5715000" cy="923925"/>
+                      <a:ext cx="6953250" cy="1114425"/>
                     </a:xfrm>
                     <a:prstGeom prst="rect">
                       <a:avLst/>
@@ -2167,7 +2221,7 @@
       <w:r>
         <w:drawing>
           <wp:inline distT="0" distB="0" distL="0" distR="0">
-            <wp:extent cx="5715000" cy="923925"/>
+            <wp:extent cx="6953250" cy="1114425"/>
             <wp:effectExtent t="0" r="0" b="0" l="0"/>
             <wp:docPr id="1" name="" descr="" title=""/>
             <wp:cNvGraphicFramePr>
@@ -2192,7 +2246,7 @@
                   <pic:spPr bwMode="auto">
                     <a:xfrm>
                       <a:off x="0" y="0"/>
-                      <a:ext cx="5715000" cy="923925"/>
+                      <a:ext cx="6953250" cy="1114425"/>
                     </a:xfrm>
                     <a:prstGeom prst="rect">
                       <a:avLst/>
@@ -2214,7 +2268,7 @@
       <w:r>
         <w:drawing>
           <wp:inline distT="0" distB="0" distL="0" distR="0">
-            <wp:extent cx="5715000" cy="1400175"/>
+            <wp:extent cx="6953250" cy="1704975"/>
             <wp:effectExtent t="0" r="0" b="0" l="0"/>
             <wp:docPr id="1" name="" descr="" title=""/>
             <wp:cNvGraphicFramePr>
@@ -2239,7 +2293,7 @@
                   <pic:spPr bwMode="auto">
                     <a:xfrm>
                       <a:off x="0" y="0"/>
-                      <a:ext cx="5715000" cy="1400175"/>
+                      <a:ext cx="6953250" cy="1704975"/>
                     </a:xfrm>
                     <a:prstGeom prst="rect">
                       <a:avLst/>
@@ -2254,7 +2308,7 @@
     </w:p>
     <w:p>
       <w:pPr>
-        <w:spacing w:after="90" w:line="290"/>
+        <w:spacing w:after="70" w:line="270"/>
       </w:pPr>
       <w:r>
         <w:rPr>
@@ -2650,7 +2704,7 @@
       <w:headerReference w:type="default" r:id="rId7"/>
       <w:footerReference w:type="default" r:id="rId8"/>
       <w:pgSz w:w="11906" w:h="16838" w:orient="portrait"/>
-      <w:pgMar w:top="1300" w:right="1250" w:bottom="1000" w:left="1250" w:header="708" w:footer="708" w:gutter="0"/>
+      <w:pgMar w:top="1500" w:right="432" w:bottom="994" w:left="432" w:header="706" w:footer="706" w:gutter="0"/>
       <w:pgNumType/>
       <w:docGrid w:linePitch="360"/>
     </w:sectPr>

--- a/docs/user-guide/en/pages/02-workforceplanning.docx
+++ b/docs/user-guide/en/pages/02-workforceplanning.docx
@@ -152,7 +152,7 @@
     </w:p>
     <w:tbl>
       <w:tblPr>
-        <w:tblW w:type="dxa" w:w="10998"/>
+        <w:tblW w:type="dxa" w:w="11000"/>
         <w:jc w:val="center"/>
         <w:tblBorders>
           <w:top w:val="single" w:color="auto" w:sz="4"/>
@@ -164,9 +164,10 @@
         </w:tblBorders>
       </w:tblPr>
       <w:tblGrid>
-        <w:gridCol w:w="3666"/>
-        <w:gridCol w:w="3666"/>
-        <w:gridCol w:w="3666"/>
+        <w:gridCol w:w="2750"/>
+        <w:gridCol w:w="2750"/>
+        <w:gridCol w:w="2750"/>
+        <w:gridCol w:w="2750"/>
       </w:tblGrid>
       <w:tr>
         <w:trPr>
@@ -174,7 +175,7 @@
         </w:trPr>
         <w:tc>
           <w:tcPr>
-            <w:tcW w:type="dxa" w:w="3666"/>
+            <w:tcW w:type="dxa" w:w="2750"/>
             <w:tcBorders>
               <w:top w:val="none" w:color="FFFFFF" w:sz="0"/>
               <w:left w:val="none" w:color="FFFFFF" w:sz="0"/>
@@ -195,7 +196,7 @@
             <w:r>
               <w:drawing>
                 <wp:inline distT="0" distB="0" distL="0" distR="0">
-                  <wp:extent cx="2171700" cy="1590675"/>
+                  <wp:extent cx="1590675" cy="1162050"/>
                   <wp:effectExtent t="0" r="0" b="0" l="0"/>
                   <wp:docPr id="1" name="" descr="" title=""/>
                   <wp:cNvGraphicFramePr>
@@ -220,7 +221,7 @@
                         <pic:spPr bwMode="auto">
                           <a:xfrm>
                             <a:off x="0" y="0"/>
-                            <a:ext cx="2171700" cy="1590675"/>
+                            <a:ext cx="1590675" cy="1162050"/>
                           </a:xfrm>
                           <a:prstGeom prst="rect">
                             <a:avLst/>
@@ -236,7 +237,7 @@
         </w:tc>
         <w:tc>
           <w:tcPr>
-            <w:tcW w:type="dxa" w:w="3666"/>
+            <w:tcW w:type="dxa" w:w="2750"/>
             <w:tcBorders>
               <w:top w:val="none" w:color="FFFFFF" w:sz="0"/>
               <w:left w:val="none" w:color="FFFFFF" w:sz="0"/>
@@ -257,7 +258,7 @@
             <w:r>
               <w:drawing>
                 <wp:inline distT="0" distB="0" distL="0" distR="0">
-                  <wp:extent cx="2171700" cy="1590675"/>
+                  <wp:extent cx="1590675" cy="1162050"/>
                   <wp:effectExtent t="0" r="0" b="0" l="0"/>
                   <wp:docPr id="1" name="" descr="" title=""/>
                   <wp:cNvGraphicFramePr>
@@ -282,7 +283,7 @@
                         <pic:spPr bwMode="auto">
                           <a:xfrm>
                             <a:off x="0" y="0"/>
-                            <a:ext cx="2171700" cy="1590675"/>
+                            <a:ext cx="1590675" cy="1162050"/>
                           </a:xfrm>
                           <a:prstGeom prst="rect">
                             <a:avLst/>
@@ -298,7 +299,7 @@
         </w:tc>
         <w:tc>
           <w:tcPr>
-            <w:tcW w:type="dxa" w:w="3666"/>
+            <w:tcW w:type="dxa" w:w="2750"/>
             <w:tcBorders>
               <w:top w:val="none" w:color="FFFFFF" w:sz="0"/>
               <w:left w:val="none" w:color="FFFFFF" w:sz="0"/>
@@ -319,7 +320,7 @@
             <w:r>
               <w:drawing>
                 <wp:inline distT="0" distB="0" distL="0" distR="0">
-                  <wp:extent cx="2171700" cy="1590675"/>
+                  <wp:extent cx="1590675" cy="1162050"/>
                   <wp:effectExtent t="0" r="0" b="0" l="0"/>
                   <wp:docPr id="1" name="" descr="" title=""/>
                   <wp:cNvGraphicFramePr>
@@ -344,7 +345,7 @@
                         <pic:spPr bwMode="auto">
                           <a:xfrm>
                             <a:off x="0" y="0"/>
-                            <a:ext cx="2171700" cy="1590675"/>
+                            <a:ext cx="1590675" cy="1162050"/>
                           </a:xfrm>
                           <a:prstGeom prst="rect">
                             <a:avLst/>
@@ -358,14 +359,9 @@
             </w:r>
           </w:p>
         </w:tc>
-      </w:tr>
-      <w:tr>
-        <w:trPr>
-          <w:cantSplit/>
-        </w:trPr>
-        <w:tc>
-          <w:tcPr>
-            <w:tcW w:type="dxa" w:w="3666"/>
+        <w:tc>
+          <w:tcPr>
+            <w:tcW w:type="dxa" w:w="2750"/>
             <w:tcBorders>
               <w:top w:val="none" w:color="FFFFFF" w:sz="0"/>
               <w:left w:val="none" w:color="FFFFFF" w:sz="0"/>
@@ -386,7 +382,7 @@
             <w:r>
               <w:drawing>
                 <wp:inline distT="0" distB="0" distL="0" distR="0">
-                  <wp:extent cx="2171700" cy="1590675"/>
+                  <wp:extent cx="1590675" cy="1162050"/>
                   <wp:effectExtent t="0" r="0" b="0" l="0"/>
                   <wp:docPr id="1" name="" descr="" title=""/>
                   <wp:cNvGraphicFramePr>
@@ -411,7 +407,7 @@
                         <pic:spPr bwMode="auto">
                           <a:xfrm>
                             <a:off x="0" y="0"/>
-                            <a:ext cx="2171700" cy="1590675"/>
+                            <a:ext cx="1590675" cy="1162050"/>
                           </a:xfrm>
                           <a:prstGeom prst="rect">
                             <a:avLst/>
@@ -425,9 +421,14 @@
             </w:r>
           </w:p>
         </w:tc>
-        <w:tc>
-          <w:tcPr>
-            <w:tcW w:type="dxa" w:w="3666"/>
+      </w:tr>
+      <w:tr>
+        <w:trPr>
+          <w:cantSplit/>
+        </w:trPr>
+        <w:tc>
+          <w:tcPr>
+            <w:tcW w:type="dxa" w:w="2750"/>
             <w:tcBorders>
               <w:top w:val="none" w:color="FFFFFF" w:sz="0"/>
               <w:left w:val="none" w:color="FFFFFF" w:sz="0"/>
@@ -448,7 +449,7 @@
             <w:r>
               <w:drawing>
                 <wp:inline distT="0" distB="0" distL="0" distR="0">
-                  <wp:extent cx="2171700" cy="1590675"/>
+                  <wp:extent cx="1590675" cy="1162050"/>
                   <wp:effectExtent t="0" r="0" b="0" l="0"/>
                   <wp:docPr id="1" name="" descr="" title=""/>
                   <wp:cNvGraphicFramePr>
@@ -473,7 +474,7 @@
                         <pic:spPr bwMode="auto">
                           <a:xfrm>
                             <a:off x="0" y="0"/>
-                            <a:ext cx="2171700" cy="1590675"/>
+                            <a:ext cx="1590675" cy="1162050"/>
                           </a:xfrm>
                           <a:prstGeom prst="rect">
                             <a:avLst/>
@@ -489,7 +490,7 @@
         </w:tc>
         <w:tc>
           <w:tcPr>
-            <w:tcW w:type="dxa" w:w="3666"/>
+            <w:tcW w:type="dxa" w:w="2750"/>
             <w:tcBorders>
               <w:top w:val="none" w:color="FFFFFF" w:sz="0"/>
               <w:left w:val="none" w:color="FFFFFF" w:sz="0"/>
@@ -510,7 +511,7 @@
             <w:r>
               <w:drawing>
                 <wp:inline distT="0" distB="0" distL="0" distR="0">
-                  <wp:extent cx="2171700" cy="1476375"/>
+                  <wp:extent cx="1590675" cy="1076325"/>
                   <wp:effectExtent t="0" r="0" b="0" l="0"/>
                   <wp:docPr id="1" name="" descr="" title=""/>
                   <wp:cNvGraphicFramePr>
@@ -535,7 +536,7 @@
                         <pic:spPr bwMode="auto">
                           <a:xfrm>
                             <a:off x="0" y="0"/>
-                            <a:ext cx="2171700" cy="1476375"/>
+                            <a:ext cx="1590675" cy="1076325"/>
                           </a:xfrm>
                           <a:prstGeom prst="rect">
                             <a:avLst/>
@@ -548,6 +549,42 @@
               </w:drawing>
             </w:r>
           </w:p>
+        </w:tc>
+        <w:tc>
+          <w:tcPr>
+            <w:tcW w:type="dxa" w:w="2750"/>
+            <w:tcBorders>
+              <w:top w:val="none" w:color="FFFFFF" w:sz="0"/>
+              <w:left w:val="none" w:color="FFFFFF" w:sz="0"/>
+              <w:bottom w:val="none" w:color="FFFFFF" w:sz="0"/>
+              <w:right w:val="none" w:color="FFFFFF" w:sz="0"/>
+            </w:tcBorders>
+            <w:tcMar>
+              <w:top w:type="dxa" w:w="40"/>
+              <w:left w:type="dxa" w:w="40"/>
+              <w:bottom w:type="dxa" w:w="80"/>
+              <w:right w:type="dxa" w:w="40"/>
+            </w:tcMar>
+          </w:tcPr>
+          <w:p/>
+        </w:tc>
+        <w:tc>
+          <w:tcPr>
+            <w:tcW w:type="dxa" w:w="2750"/>
+            <w:tcBorders>
+              <w:top w:val="none" w:color="FFFFFF" w:sz="0"/>
+              <w:left w:val="none" w:color="FFFFFF" w:sz="0"/>
+              <w:bottom w:val="none" w:color="FFFFFF" w:sz="0"/>
+              <w:right w:val="none" w:color="FFFFFF" w:sz="0"/>
+            </w:tcBorders>
+            <w:tcMar>
+              <w:top w:type="dxa" w:w="40"/>
+              <w:left w:type="dxa" w:w="40"/>
+              <w:bottom w:type="dxa" w:w="80"/>
+              <w:right w:type="dxa" w:w="40"/>
+            </w:tcMar>
+          </w:tcPr>
+          <w:p/>
         </w:tc>
       </w:tr>
     </w:tbl>
@@ -2065,7 +2102,7 @@
     </w:p>
     <w:p>
       <w:pPr>
-        <w:keepNext/>
+        <w:keepNext w:val="false"/>
         <w:spacing w:after="120" w:before="60"/>
         <w:jc w:val="center"/>
       </w:pPr>
@@ -2120,7 +2157,7 @@
     </w:p>
     <w:p>
       <w:pPr>
-        <w:keepNext/>
+        <w:keepNext w:val="false"/>
         <w:spacing w:after="120" w:before="60"/>
         <w:jc w:val="center"/>
       </w:pPr>
@@ -2167,7 +2204,7 @@
     </w:p>
     <w:p>
       <w:pPr>
-        <w:keepNext/>
+        <w:keepNext w:val="false"/>
         <w:spacing w:after="120" w:before="60"/>
         <w:jc w:val="center"/>
       </w:pPr>
@@ -2214,7 +2251,7 @@
     </w:p>
     <w:p>
       <w:pPr>
-        <w:keepNext/>
+        <w:keepNext w:val="false"/>
         <w:spacing w:after="120" w:before="60"/>
         <w:jc w:val="center"/>
       </w:pPr>

--- a/docs/user-guide/en/pages/02-workforceplanning.docx
+++ b/docs/user-guide/en/pages/02-workforceplanning.docx
@@ -1,6 +1,6 @@
 
 <file path=word/document.xml><?xml version="1.0" encoding="utf-8"?>
-<w:document xmlns:wpc="http://schemas.microsoft.com/office/word/2010/wordprocessingCanvas" xmlns:mc="http://schemas.openxmlformats.org/markup-compatibility/2006" xmlns:o="urn:schemas-microsoft-com:office:office" xmlns:r="http://schemas.openxmlformats.org/officeDocument/2006/relationships" xmlns:m="http://schemas.openxmlformats.org/officeDocument/2006/math" xmlns:v="urn:schemas-microsoft-com:vml" xmlns:wp14="http://schemas.microsoft.com/office/word/2010/wordprocessingDrawing" xmlns:wp="http://schemas.openxmlformats.org/drawingml/2006/wordprocessingDrawing" xmlns:w10="urn:schemas-microsoft-com:office:word" xmlns:w="http://schemas.openxmlformats.org/wordprocessingml/2006/main" xmlns:w14="http://schemas.microsoft.com/office/word/2010/wordml" xmlns:w15="http://schemas.microsoft.com/office/word/2012/wordml" xmlns:wpg="http://schemas.microsoft.com/office/word/2010/wordprocessingGroup" xmlns:wpi="http://schemas.microsoft.com/office/word/2010/wordprocessingInk" xmlns:wne="http://schemas.microsoft.com/office/word/2006/wordml" xmlns:wps="http://schemas.microsoft.com/office/word/2010/wordprocessingShape" xmlns:cx="http://schemas.microsoft.com/office/drawing/2014/chartex" xmlns:cx1="http://schemas.microsoft.com/office/drawing/2015/9/8/chartex" xmlns:cx2="http://schemas.microsoft.com/office/drawing/2015/10/21/chartex" xmlns:cx3="http://schemas.microsoft.com/office/drawing/2016/5/9/chartex" xmlns:cx4="http://schemas.microsoft.com/office/drawing/2016/5/10/chartex" xmlns:cx5="http://schemas.microsoft.com/office/drawing/2016/5/11/chartex" xmlns:cx6="http://schemas.microsoft.com/office/drawing/2016/5/12/chartex" xmlns:cx7="http://schemas.microsoft.com/office/drawing/2016/5/13/chartex" xmlns:cx8="http://schemas.microsoft.com/office/drawing/2016/5/14/chartex" xmlns:aink="http://schemas.microsoft.com/office/drawing/2016/ink" xmlns:am3d="http://schemas.microsoft.com/office/drawing/2017/model3d" xmlns:w16cex="http://schemas.microsoft.com/office/word/2018/wordml/cex" xmlns:w16cid="http://schemas.microsoft.com/office/word/2016/wordml/cid" xmlns:w16="http://schemas.microsoft.com/office/word/2018/wordml" xmlns:w16sdtdh="http://schemas.microsoft.com/office/word/2020/wordml/sdtdatahash" xmlns:w16se="http://schemas.microsoft.com/office/word/2015/wordml/symex" mc:Ignorable="w14 w15 wp14">
+<w:document xmlns:wpc="http://schemas.microsoft.com/office/word/2010/wordprocessingCanvas" xmlns:cx="http://schemas.microsoft.com/office/drawing/2014/chartex" xmlns:cx1="http://schemas.microsoft.com/office/drawing/2015/9/8/chartex" xmlns:cx2="http://schemas.microsoft.com/office/drawing/2015/10/21/chartex" xmlns:cx3="http://schemas.microsoft.com/office/drawing/2016/5/9/chartex" xmlns:cx4="http://schemas.microsoft.com/office/drawing/2016/5/10/chartex" xmlns:cx5="http://schemas.microsoft.com/office/drawing/2016/5/11/chartex" xmlns:cx6="http://schemas.microsoft.com/office/drawing/2016/5/12/chartex" xmlns:cx7="http://schemas.microsoft.com/office/drawing/2016/5/13/chartex" xmlns:cx8="http://schemas.microsoft.com/office/drawing/2016/5/14/chartex" xmlns:mc="http://schemas.openxmlformats.org/markup-compatibility/2006" xmlns:aink="http://schemas.microsoft.com/office/drawing/2016/ink" xmlns:am3d="http://schemas.microsoft.com/office/drawing/2017/model3d" xmlns:o="urn:schemas-microsoft-com:office:office" xmlns:oel="http://schemas.microsoft.com/office/2019/extlst" xmlns:r="http://schemas.openxmlformats.org/officeDocument/2006/relationships" xmlns:m="http://schemas.openxmlformats.org/officeDocument/2006/math" xmlns:v="urn:schemas-microsoft-com:vml" xmlns:wp14="http://schemas.microsoft.com/office/word/2010/wordprocessingDrawing" xmlns:wp="http://schemas.openxmlformats.org/drawingml/2006/wordprocessingDrawing" xmlns:w10="urn:schemas-microsoft-com:office:word" xmlns:w="http://schemas.openxmlformats.org/wordprocessingml/2006/main" xmlns:w14="http://schemas.microsoft.com/office/word/2010/wordml" xmlns:w15="http://schemas.microsoft.com/office/word/2012/wordml" xmlns:w16cex="http://schemas.microsoft.com/office/word/2018/wordml/cex" xmlns:w16cid="http://schemas.microsoft.com/office/word/2016/wordml/cid" xmlns:w16="http://schemas.microsoft.com/office/word/2018/wordml" xmlns:w16du="http://schemas.microsoft.com/office/word/2023/wordml/word16du" xmlns:w16sdtdh="http://schemas.microsoft.com/office/word/2020/wordml/sdtdatahash" xmlns:w16sdtfl="http://schemas.microsoft.com/office/word/2024/wordml/sdtformatlock" xmlns:w16se="http://schemas.microsoft.com/office/word/2015/wordml/symex" xmlns:wpg="http://schemas.microsoft.com/office/word/2010/wordprocessingGroup" xmlns:wpi="http://schemas.microsoft.com/office/word/2010/wordprocessingInk" xmlns:wne="http://schemas.microsoft.com/office/word/2006/wordml" xmlns:wps="http://schemas.microsoft.com/office/word/2010/wordprocessingShape" mc:Ignorable="w14 w15 w16se w16cid w16 w16cex w16sdtdh w16sdtfl w16du wp14">
   <w:body>
     <w:p>
       <w:pPr>
@@ -8,44 +8,63 @@
         <w:pageBreakBefore/>
       </w:pPr>
       <w:r>
-        <w:t xml:space="preserve">Workforce Planning</w:t>
-      </w:r>
-    </w:p>
-    <w:p>
-      <w:pPr>
-        <w:spacing w:after="90" w:line="290"/>
-      </w:pPr>
-      <w:r>
-        <w:rPr>
-          <w:rFonts w:ascii="Arial" w:cs="Arial" w:eastAsia="Arial" w:hAnsi="Arial"/>
+        <w:t>Workforce Planning</w:t>
+      </w:r>
+    </w:p>
+    <w:p>
+      <w:pPr>
+        <w:spacing w:after="90" w:line="290" w:lineRule="auto"/>
+      </w:pPr>
+      <w:r>
+        <w:rPr>
           <w:color w:val="666666"/>
           <w:sz w:val="19"/>
           <w:szCs w:val="19"/>
         </w:rPr>
-        <w:t xml:space="preserve">Where to find it: </w:t>
-      </w:r>
-      <w:r>
-        <w:rPr>
-          <w:rFonts w:ascii="Arial" w:cs="Arial" w:eastAsia="Arial" w:hAnsi="Arial"/>
+        <w:t xml:space="preserve">Where to find it: Side </w:t>
+      </w:r>
+      <w:proofErr w:type="gramStart"/>
+      <w:r>
+        <w:rPr>
           <w:color w:val="666666"/>
           <w:sz w:val="19"/>
           <w:szCs w:val="19"/>
         </w:rPr>
-        <w:t xml:space="preserve">Side menu  &gt;  Workforce Planning</w:t>
-      </w:r>
-    </w:p>
-    <w:p>
-      <w:pPr>
-        <w:spacing w:after="90" w:line="290"/>
-      </w:pPr>
-      <w:r>
-        <w:rPr>
-          <w:rFonts w:ascii="Arial" w:cs="Arial" w:eastAsia="Arial" w:hAnsi="Arial"/>
-          <w:color w:val="27251F"/>
-          <w:sz w:val="21"/>
-          <w:szCs w:val="21"/>
-        </w:rPr>
-        <w:t xml:space="preserve">Use this page to see whether you have the people you planned for. It compares the headcount you planned (the job projection) with the headcount that actually works for you, by job title and by store, for the month you pick. It shows where you are short, by how much, and roughly how many hires are needed. Only stores that have a projection for the month are compared.</w:t>
+        <w:t>menu  &gt;</w:t>
+      </w:r>
+      <w:proofErr w:type="gramEnd"/>
+      <w:r>
+        <w:rPr>
+          <w:color w:val="666666"/>
+          <w:sz w:val="19"/>
+          <w:szCs w:val="19"/>
+        </w:rPr>
+        <w:t xml:space="preserve">  Workforce Planning</w:t>
+      </w:r>
+    </w:p>
+    <w:p>
+      <w:pPr>
+        <w:spacing w:after="90" w:line="290" w:lineRule="auto"/>
+      </w:pPr>
+      <w:r>
+        <w:rPr>
+          <w:color w:val="27251F"/>
+        </w:rPr>
+        <w:t xml:space="preserve">Use this page to see whether you have the people you planned for. It compares the headcount you planned (the job projection) with the headcount that </w:t>
+      </w:r>
+      <w:proofErr w:type="gramStart"/>
+      <w:r>
+        <w:rPr>
+          <w:color w:val="27251F"/>
+        </w:rPr>
+        <w:t>actually works</w:t>
+      </w:r>
+      <w:proofErr w:type="gramEnd"/>
+      <w:r>
+        <w:rPr>
+          <w:color w:val="27251F"/>
+        </w:rPr>
+        <w:t xml:space="preserve"> for you, by job title and by store, for the month you pick. It shows where you are short, by how much, and roughly how many hires are needed. Only stores that have a projection for the month are compared.</w:t>
       </w:r>
     </w:p>
     <w:p>
@@ -53,21 +72,24 @@
         <w:pStyle w:val="Heading2"/>
       </w:pPr>
       <w:r>
-        <w:t xml:space="preserve">Step 1 - Choose the month and your scope</w:t>
+        <w:t>Step 1 - Choose the month and your scope</w:t>
       </w:r>
     </w:p>
     <w:p>
       <w:pPr>
         <w:keepNext/>
-        <w:spacing w:after="120" w:before="60"/>
+        <w:spacing w:before="60" w:after="120"/>
         <w:jc w:val="center"/>
       </w:pPr>
       <w:r>
+        <w:rPr>
+          <w:noProof/>
+        </w:rPr>
         <w:drawing>
-          <wp:inline distT="0" distB="0" distL="0" distR="0">
+          <wp:inline distT="0" distB="0" distL="0" distR="0" wp14:anchorId="3DC71C38" wp14:editId="1A92556E">
             <wp:extent cx="6953250" cy="466725"/>
-            <wp:effectExtent t="0" r="0" b="0" l="0"/>
-            <wp:docPr id="1" name="" descr="" title=""/>
+            <wp:effectExtent l="0" t="0" r="0" b="0"/>
+            <wp:docPr id="1" name="Picture 1"/>
             <wp:cNvGraphicFramePr>
               <a:graphicFrameLocks xmlns:a="http://schemas.openxmlformats.org/drawingml/2006/main" noChangeAspect="1"/>
             </wp:cNvGraphicFramePr>
@@ -75,13 +97,13 @@
               <a:graphicData uri="http://schemas.openxmlformats.org/drawingml/2006/picture">
                 <pic:pic xmlns:pic="http://schemas.openxmlformats.org/drawingml/2006/picture">
                   <pic:nvPicPr>
-                    <pic:cNvPr id="0" name="" descr=""/>
+                    <pic:cNvPr id="0" name=""/>
                     <pic:cNvPicPr>
                       <a:picLocks noChangeAspect="1" noChangeArrowheads="1"/>
                     </pic:cNvPicPr>
                   </pic:nvPicPr>
                   <pic:blipFill>
-                    <a:blip r:embed="rId9" cstate="none"/>
+                    <a:blip r:embed="rId7"/>
                     <a:srcRect/>
                     <a:stretch>
                       <a:fillRect/>
@@ -105,41 +127,50 @@
     </w:p>
     <w:p>
       <w:pPr>
-        <w:spacing w:after="70" w:line="270"/>
-      </w:pPr>
-      <w:r>
-        <w:rPr>
-          <w:rFonts w:ascii="Arial" w:cs="Arial" w:eastAsia="Arial" w:hAnsi="Arial"/>
-          <w:color w:val="27251F"/>
-          <w:sz w:val="21"/>
-          <w:szCs w:val="21"/>
-        </w:rPr>
-        <w:t xml:space="preserve">Year and Month pick the period (only months that have a projection are listed). Store, Job title and the Operation Consultant / Manager / Senior Consultant / Director selectors narrow every number, chart and table on the page. You only see the stores you have access to.</w:t>
-      </w:r>
-    </w:p>
-    <w:p>
-      <w:pPr>
-        <w:spacing w:after="90" w:line="290"/>
-      </w:pPr>
-      <w:r>
-        <w:rPr>
-          <w:rFonts w:ascii="Arial" w:cs="Arial" w:eastAsia="Arial" w:hAnsi="Arial"/>
+        <w:spacing w:after="70" w:line="270" w:lineRule="auto"/>
+      </w:pPr>
+      <w:r>
+        <w:rPr>
+          <w:color w:val="27251F"/>
+        </w:rPr>
+        <w:t>Year and Month pick the period (only months that have a projection are listed). Store, Job title and the Operation Consultant / Manager / Senior Consultant / Director selectors narrow every number, chart and table on the page. You only see the stores you have access to.</w:t>
+      </w:r>
+    </w:p>
+    <w:p>
+      <w:pPr>
+        <w:spacing w:after="90" w:line="290" w:lineRule="auto"/>
+      </w:pPr>
+      <w:r>
+        <w:rPr>
           <w:b/>
           <w:bCs/>
           <w:color w:val="27251F"/>
-          <w:sz w:val="21"/>
-          <w:szCs w:val="21"/>
-        </w:rPr>
-        <w:t xml:space="preserve">Good to know: </w:t>
-      </w:r>
-      <w:r>
-        <w:rPr>
-          <w:rFonts w:ascii="Arial" w:cs="Arial" w:eastAsia="Arial" w:hAnsi="Arial"/>
-          <w:color w:val="27251F"/>
-          <w:sz w:val="21"/>
-          <w:szCs w:val="21"/>
-        </w:rPr>
-        <w:t xml:space="preserve">for a future month there is no active-employee roster yet, so the page shows the projection only.</w:t>
+        </w:rPr>
+        <w:t xml:space="preserve">Good to </w:t>
+      </w:r>
+      <w:proofErr w:type="gramStart"/>
+      <w:r>
+        <w:rPr>
+          <w:b/>
+          <w:bCs/>
+          <w:color w:val="27251F"/>
+        </w:rPr>
+        <w:t>know:</w:t>
+      </w:r>
+      <w:proofErr w:type="gramEnd"/>
+      <w:r>
+        <w:rPr>
+          <w:b/>
+          <w:bCs/>
+          <w:color w:val="27251F"/>
+        </w:rPr>
+        <w:t xml:space="preserve"> </w:t>
+      </w:r>
+      <w:r>
+        <w:rPr>
+          <w:color w:val="27251F"/>
+        </w:rPr>
+        <w:t>for a future month there is no active-employee roster yet, so the page shows the projection only.</w:t>
       </w:r>
     </w:p>
     <w:p>
@@ -147,21 +178,26 @@
         <w:pStyle w:val="Heading2"/>
       </w:pPr>
       <w:r>
-        <w:t xml:space="preserve">Step 2 - Read the headline numbers</w:t>
+        <w:t>Step 2 - Read the headline numbers</w:t>
       </w:r>
     </w:p>
     <w:tbl>
       <w:tblPr>
-        <w:tblW w:type="dxa" w:w="11000"/>
+        <w:tblW w:w="11000" w:type="dxa"/>
         <w:jc w:val="center"/>
         <w:tblBorders>
-          <w:top w:val="single" w:color="auto" w:sz="4"/>
-          <w:left w:val="single" w:color="auto" w:sz="4"/>
-          <w:bottom w:val="single" w:color="auto" w:sz="4"/>
-          <w:right w:val="single" w:color="auto" w:sz="4"/>
-          <w:insideH w:val="single" w:color="auto" w:sz="4"/>
-          <w:insideV w:val="single" w:color="auto" w:sz="4"/>
+          <w:top w:val="single" w:sz="4" w:space="0" w:color="auto"/>
+          <w:left w:val="single" w:sz="4" w:space="0" w:color="auto"/>
+          <w:bottom w:val="single" w:sz="4" w:space="0" w:color="auto"/>
+          <w:right w:val="single" w:sz="4" w:space="0" w:color="auto"/>
+          <w:insideH w:val="single" w:sz="4" w:space="0" w:color="auto"/>
+          <w:insideV w:val="single" w:sz="4" w:space="0" w:color="auto"/>
         </w:tblBorders>
+        <w:tblCellMar>
+          <w:left w:w="10" w:type="dxa"/>
+          <w:right w:w="10" w:type="dxa"/>
+        </w:tblCellMar>
+        <w:tblLook w:val="0000" w:firstRow="0" w:lastRow="0" w:firstColumn="0" w:lastColumn="0" w:noHBand="0" w:noVBand="0"/>
       </w:tblPr>
       <w:tblGrid>
         <w:gridCol w:w="2750"/>
@@ -170,23 +206,30 @@
         <w:gridCol w:w="2750"/>
       </w:tblGrid>
       <w:tr>
+        <w:tblPrEx>
+          <w:tblCellMar>
+            <w:top w:w="0" w:type="dxa"/>
+            <w:bottom w:w="0" w:type="dxa"/>
+          </w:tblCellMar>
+        </w:tblPrEx>
         <w:trPr>
           <w:cantSplit/>
+          <w:jc w:val="center"/>
         </w:trPr>
         <w:tc>
           <w:tcPr>
-            <w:tcW w:type="dxa" w:w="2750"/>
-            <w:tcBorders>
-              <w:top w:val="none" w:color="FFFFFF" w:sz="0"/>
-              <w:left w:val="none" w:color="FFFFFF" w:sz="0"/>
-              <w:bottom w:val="none" w:color="FFFFFF" w:sz="0"/>
-              <w:right w:val="none" w:color="FFFFFF" w:sz="0"/>
-            </w:tcBorders>
-            <w:tcMar>
-              <w:top w:type="dxa" w:w="40"/>
-              <w:left w:type="dxa" w:w="40"/>
-              <w:bottom w:type="dxa" w:w="80"/>
-              <w:right w:type="dxa" w:w="40"/>
+            <w:tcW w:w="2750" w:type="dxa"/>
+            <w:tcBorders>
+              <w:top w:val="none" w:sz="0" w:space="0" w:color="FFFFFF"/>
+              <w:left w:val="none" w:sz="0" w:space="0" w:color="FFFFFF"/>
+              <w:bottom w:val="none" w:sz="0" w:space="0" w:color="FFFFFF"/>
+              <w:right w:val="none" w:sz="0" w:space="0" w:color="FFFFFF"/>
+            </w:tcBorders>
+            <w:tcMar>
+              <w:top w:w="40" w:type="dxa"/>
+              <w:left w:w="40" w:type="dxa"/>
+              <w:bottom w:w="80" w:type="dxa"/>
+              <w:right w:w="40" w:type="dxa"/>
             </w:tcMar>
           </w:tcPr>
           <w:p>
@@ -194,11 +237,14 @@
               <w:jc w:val="center"/>
             </w:pPr>
             <w:r>
+              <w:rPr>
+                <w:noProof/>
+              </w:rPr>
               <w:drawing>
-                <wp:inline distT="0" distB="0" distL="0" distR="0">
+                <wp:inline distT="0" distB="0" distL="0" distR="0" wp14:anchorId="7AE42291" wp14:editId="1D0F0B11">
                   <wp:extent cx="1590675" cy="1162050"/>
-                  <wp:effectExtent t="0" r="0" b="0" l="0"/>
-                  <wp:docPr id="1" name="" descr="" title=""/>
+                  <wp:effectExtent l="0" t="0" r="0" b="0"/>
+                  <wp:docPr id="1176266686" name="Picture 1176266686"/>
                   <wp:cNvGraphicFramePr>
                     <a:graphicFrameLocks xmlns:a="http://schemas.openxmlformats.org/drawingml/2006/main" noChangeAspect="1"/>
                   </wp:cNvGraphicFramePr>
@@ -206,13 +252,13 @@
                     <a:graphicData uri="http://schemas.openxmlformats.org/drawingml/2006/picture">
                       <pic:pic xmlns:pic="http://schemas.openxmlformats.org/drawingml/2006/picture">
                         <pic:nvPicPr>
-                          <pic:cNvPr id="0" name="" descr=""/>
+                          <pic:cNvPr id="0" name=""/>
                           <pic:cNvPicPr>
                             <a:picLocks noChangeAspect="1" noChangeArrowheads="1"/>
                           </pic:cNvPicPr>
                         </pic:nvPicPr>
                         <pic:blipFill>
-                          <a:blip r:embed="rId10" cstate="none"/>
+                          <a:blip r:embed="rId8"/>
                           <a:srcRect/>
                           <a:stretch>
                             <a:fillRect/>
@@ -237,18 +283,18 @@
         </w:tc>
         <w:tc>
           <w:tcPr>
-            <w:tcW w:type="dxa" w:w="2750"/>
-            <w:tcBorders>
-              <w:top w:val="none" w:color="FFFFFF" w:sz="0"/>
-              <w:left w:val="none" w:color="FFFFFF" w:sz="0"/>
-              <w:bottom w:val="none" w:color="FFFFFF" w:sz="0"/>
-              <w:right w:val="none" w:color="FFFFFF" w:sz="0"/>
-            </w:tcBorders>
-            <w:tcMar>
-              <w:top w:type="dxa" w:w="40"/>
-              <w:left w:type="dxa" w:w="40"/>
-              <w:bottom w:type="dxa" w:w="80"/>
-              <w:right w:type="dxa" w:w="40"/>
+            <w:tcW w:w="2750" w:type="dxa"/>
+            <w:tcBorders>
+              <w:top w:val="none" w:sz="0" w:space="0" w:color="FFFFFF"/>
+              <w:left w:val="none" w:sz="0" w:space="0" w:color="FFFFFF"/>
+              <w:bottom w:val="none" w:sz="0" w:space="0" w:color="FFFFFF"/>
+              <w:right w:val="none" w:sz="0" w:space="0" w:color="FFFFFF"/>
+            </w:tcBorders>
+            <w:tcMar>
+              <w:top w:w="40" w:type="dxa"/>
+              <w:left w:w="40" w:type="dxa"/>
+              <w:bottom w:w="80" w:type="dxa"/>
+              <w:right w:w="40" w:type="dxa"/>
             </w:tcMar>
           </w:tcPr>
           <w:p>
@@ -256,11 +302,14 @@
               <w:jc w:val="center"/>
             </w:pPr>
             <w:r>
+              <w:rPr>
+                <w:noProof/>
+              </w:rPr>
               <w:drawing>
-                <wp:inline distT="0" distB="0" distL="0" distR="0">
+                <wp:inline distT="0" distB="0" distL="0" distR="0" wp14:anchorId="65283E5A" wp14:editId="53ECDEDB">
                   <wp:extent cx="1590675" cy="1162050"/>
-                  <wp:effectExtent t="0" r="0" b="0" l="0"/>
-                  <wp:docPr id="1" name="" descr="" title=""/>
+                  <wp:effectExtent l="0" t="0" r="0" b="0"/>
+                  <wp:docPr id="1211224245" name="Picture 1211224245"/>
                   <wp:cNvGraphicFramePr>
                     <a:graphicFrameLocks xmlns:a="http://schemas.openxmlformats.org/drawingml/2006/main" noChangeAspect="1"/>
                   </wp:cNvGraphicFramePr>
@@ -268,13 +317,13 @@
                     <a:graphicData uri="http://schemas.openxmlformats.org/drawingml/2006/picture">
                       <pic:pic xmlns:pic="http://schemas.openxmlformats.org/drawingml/2006/picture">
                         <pic:nvPicPr>
-                          <pic:cNvPr id="0" name="" descr=""/>
+                          <pic:cNvPr id="0" name=""/>
                           <pic:cNvPicPr>
                             <a:picLocks noChangeAspect="1" noChangeArrowheads="1"/>
                           </pic:cNvPicPr>
                         </pic:nvPicPr>
                         <pic:blipFill>
-                          <a:blip r:embed="rId11" cstate="none"/>
+                          <a:blip r:embed="rId9"/>
                           <a:srcRect/>
                           <a:stretch>
                             <a:fillRect/>
@@ -299,18 +348,18 @@
         </w:tc>
         <w:tc>
           <w:tcPr>
-            <w:tcW w:type="dxa" w:w="2750"/>
-            <w:tcBorders>
-              <w:top w:val="none" w:color="FFFFFF" w:sz="0"/>
-              <w:left w:val="none" w:color="FFFFFF" w:sz="0"/>
-              <w:bottom w:val="none" w:color="FFFFFF" w:sz="0"/>
-              <w:right w:val="none" w:color="FFFFFF" w:sz="0"/>
-            </w:tcBorders>
-            <w:tcMar>
-              <w:top w:type="dxa" w:w="40"/>
-              <w:left w:type="dxa" w:w="40"/>
-              <w:bottom w:type="dxa" w:w="80"/>
-              <w:right w:type="dxa" w:w="40"/>
+            <w:tcW w:w="2750" w:type="dxa"/>
+            <w:tcBorders>
+              <w:top w:val="none" w:sz="0" w:space="0" w:color="FFFFFF"/>
+              <w:left w:val="none" w:sz="0" w:space="0" w:color="FFFFFF"/>
+              <w:bottom w:val="none" w:sz="0" w:space="0" w:color="FFFFFF"/>
+              <w:right w:val="none" w:sz="0" w:space="0" w:color="FFFFFF"/>
+            </w:tcBorders>
+            <w:tcMar>
+              <w:top w:w="40" w:type="dxa"/>
+              <w:left w:w="40" w:type="dxa"/>
+              <w:bottom w:w="80" w:type="dxa"/>
+              <w:right w:w="40" w:type="dxa"/>
             </w:tcMar>
           </w:tcPr>
           <w:p>
@@ -318,11 +367,14 @@
               <w:jc w:val="center"/>
             </w:pPr>
             <w:r>
+              <w:rPr>
+                <w:noProof/>
+              </w:rPr>
               <w:drawing>
-                <wp:inline distT="0" distB="0" distL="0" distR="0">
+                <wp:inline distT="0" distB="0" distL="0" distR="0" wp14:anchorId="412E616F" wp14:editId="2B5CAC0D">
                   <wp:extent cx="1590675" cy="1162050"/>
-                  <wp:effectExtent t="0" r="0" b="0" l="0"/>
-                  <wp:docPr id="1" name="" descr="" title=""/>
+                  <wp:effectExtent l="0" t="0" r="0" b="0"/>
+                  <wp:docPr id="376029429" name="Picture 376029429"/>
                   <wp:cNvGraphicFramePr>
                     <a:graphicFrameLocks xmlns:a="http://schemas.openxmlformats.org/drawingml/2006/main" noChangeAspect="1"/>
                   </wp:cNvGraphicFramePr>
@@ -330,13 +382,13 @@
                     <a:graphicData uri="http://schemas.openxmlformats.org/drawingml/2006/picture">
                       <pic:pic xmlns:pic="http://schemas.openxmlformats.org/drawingml/2006/picture">
                         <pic:nvPicPr>
-                          <pic:cNvPr id="0" name="" descr=""/>
+                          <pic:cNvPr id="0" name=""/>
                           <pic:cNvPicPr>
                             <a:picLocks noChangeAspect="1" noChangeArrowheads="1"/>
                           </pic:cNvPicPr>
                         </pic:nvPicPr>
                         <pic:blipFill>
-                          <a:blip r:embed="rId12" cstate="none"/>
+                          <a:blip r:embed="rId10"/>
                           <a:srcRect/>
                           <a:stretch>
                             <a:fillRect/>
@@ -361,18 +413,18 @@
         </w:tc>
         <w:tc>
           <w:tcPr>
-            <w:tcW w:type="dxa" w:w="2750"/>
-            <w:tcBorders>
-              <w:top w:val="none" w:color="FFFFFF" w:sz="0"/>
-              <w:left w:val="none" w:color="FFFFFF" w:sz="0"/>
-              <w:bottom w:val="none" w:color="FFFFFF" w:sz="0"/>
-              <w:right w:val="none" w:color="FFFFFF" w:sz="0"/>
-            </w:tcBorders>
-            <w:tcMar>
-              <w:top w:type="dxa" w:w="40"/>
-              <w:left w:type="dxa" w:w="40"/>
-              <w:bottom w:type="dxa" w:w="80"/>
-              <w:right w:type="dxa" w:w="40"/>
+            <w:tcW w:w="2750" w:type="dxa"/>
+            <w:tcBorders>
+              <w:top w:val="none" w:sz="0" w:space="0" w:color="FFFFFF"/>
+              <w:left w:val="none" w:sz="0" w:space="0" w:color="FFFFFF"/>
+              <w:bottom w:val="none" w:sz="0" w:space="0" w:color="FFFFFF"/>
+              <w:right w:val="none" w:sz="0" w:space="0" w:color="FFFFFF"/>
+            </w:tcBorders>
+            <w:tcMar>
+              <w:top w:w="40" w:type="dxa"/>
+              <w:left w:w="40" w:type="dxa"/>
+              <w:bottom w:w="80" w:type="dxa"/>
+              <w:right w:w="40" w:type="dxa"/>
             </w:tcMar>
           </w:tcPr>
           <w:p>
@@ -380,11 +432,14 @@
               <w:jc w:val="center"/>
             </w:pPr>
             <w:r>
+              <w:rPr>
+                <w:noProof/>
+              </w:rPr>
               <w:drawing>
-                <wp:inline distT="0" distB="0" distL="0" distR="0">
+                <wp:inline distT="0" distB="0" distL="0" distR="0" wp14:anchorId="1D414890" wp14:editId="6C898DFB">
                   <wp:extent cx="1590675" cy="1162050"/>
-                  <wp:effectExtent t="0" r="0" b="0" l="0"/>
-                  <wp:docPr id="1" name="" descr="" title=""/>
+                  <wp:effectExtent l="0" t="0" r="0" b="0"/>
+                  <wp:docPr id="470419266" name="Picture 470419266"/>
                   <wp:cNvGraphicFramePr>
                     <a:graphicFrameLocks xmlns:a="http://schemas.openxmlformats.org/drawingml/2006/main" noChangeAspect="1"/>
                   </wp:cNvGraphicFramePr>
@@ -392,13 +447,13 @@
                     <a:graphicData uri="http://schemas.openxmlformats.org/drawingml/2006/picture">
                       <pic:pic xmlns:pic="http://schemas.openxmlformats.org/drawingml/2006/picture">
                         <pic:nvPicPr>
-                          <pic:cNvPr id="0" name="" descr=""/>
+                          <pic:cNvPr id="0" name=""/>
                           <pic:cNvPicPr>
                             <a:picLocks noChangeAspect="1" noChangeArrowheads="1"/>
                           </pic:cNvPicPr>
                         </pic:nvPicPr>
                         <pic:blipFill>
-                          <a:blip r:embed="rId13" cstate="none"/>
+                          <a:blip r:embed="rId11"/>
                           <a:srcRect/>
                           <a:stretch>
                             <a:fillRect/>
@@ -423,23 +478,30 @@
         </w:tc>
       </w:tr>
       <w:tr>
+        <w:tblPrEx>
+          <w:tblCellMar>
+            <w:top w:w="0" w:type="dxa"/>
+            <w:bottom w:w="0" w:type="dxa"/>
+          </w:tblCellMar>
+        </w:tblPrEx>
         <w:trPr>
           <w:cantSplit/>
+          <w:jc w:val="center"/>
         </w:trPr>
         <w:tc>
           <w:tcPr>
-            <w:tcW w:type="dxa" w:w="2750"/>
-            <w:tcBorders>
-              <w:top w:val="none" w:color="FFFFFF" w:sz="0"/>
-              <w:left w:val="none" w:color="FFFFFF" w:sz="0"/>
-              <w:bottom w:val="none" w:color="FFFFFF" w:sz="0"/>
-              <w:right w:val="none" w:color="FFFFFF" w:sz="0"/>
-            </w:tcBorders>
-            <w:tcMar>
-              <w:top w:type="dxa" w:w="40"/>
-              <w:left w:type="dxa" w:w="40"/>
-              <w:bottom w:type="dxa" w:w="80"/>
-              <w:right w:type="dxa" w:w="40"/>
+            <w:tcW w:w="2750" w:type="dxa"/>
+            <w:tcBorders>
+              <w:top w:val="none" w:sz="0" w:space="0" w:color="FFFFFF"/>
+              <w:left w:val="none" w:sz="0" w:space="0" w:color="FFFFFF"/>
+              <w:bottom w:val="none" w:sz="0" w:space="0" w:color="FFFFFF"/>
+              <w:right w:val="none" w:sz="0" w:space="0" w:color="FFFFFF"/>
+            </w:tcBorders>
+            <w:tcMar>
+              <w:top w:w="40" w:type="dxa"/>
+              <w:left w:w="40" w:type="dxa"/>
+              <w:bottom w:w="80" w:type="dxa"/>
+              <w:right w:w="40" w:type="dxa"/>
             </w:tcMar>
           </w:tcPr>
           <w:p>
@@ -447,11 +509,14 @@
               <w:jc w:val="center"/>
             </w:pPr>
             <w:r>
+              <w:rPr>
+                <w:noProof/>
+              </w:rPr>
               <w:drawing>
-                <wp:inline distT="0" distB="0" distL="0" distR="0">
+                <wp:inline distT="0" distB="0" distL="0" distR="0" wp14:anchorId="7418D5EF" wp14:editId="77D4267C">
                   <wp:extent cx="1590675" cy="1162050"/>
-                  <wp:effectExtent t="0" r="0" b="0" l="0"/>
-                  <wp:docPr id="1" name="" descr="" title=""/>
+                  <wp:effectExtent l="0" t="0" r="0" b="0"/>
+                  <wp:docPr id="1478473841" name="Picture 1478473841"/>
                   <wp:cNvGraphicFramePr>
                     <a:graphicFrameLocks xmlns:a="http://schemas.openxmlformats.org/drawingml/2006/main" noChangeAspect="1"/>
                   </wp:cNvGraphicFramePr>
@@ -459,13 +524,13 @@
                     <a:graphicData uri="http://schemas.openxmlformats.org/drawingml/2006/picture">
                       <pic:pic xmlns:pic="http://schemas.openxmlformats.org/drawingml/2006/picture">
                         <pic:nvPicPr>
-                          <pic:cNvPr id="0" name="" descr=""/>
+                          <pic:cNvPr id="0" name=""/>
                           <pic:cNvPicPr>
                             <a:picLocks noChangeAspect="1" noChangeArrowheads="1"/>
                           </pic:cNvPicPr>
                         </pic:nvPicPr>
                         <pic:blipFill>
-                          <a:blip r:embed="rId14" cstate="none"/>
+                          <a:blip r:embed="rId12"/>
                           <a:srcRect/>
                           <a:stretch>
                             <a:fillRect/>
@@ -490,18 +555,18 @@
         </w:tc>
         <w:tc>
           <w:tcPr>
-            <w:tcW w:type="dxa" w:w="2750"/>
-            <w:tcBorders>
-              <w:top w:val="none" w:color="FFFFFF" w:sz="0"/>
-              <w:left w:val="none" w:color="FFFFFF" w:sz="0"/>
-              <w:bottom w:val="none" w:color="FFFFFF" w:sz="0"/>
-              <w:right w:val="none" w:color="FFFFFF" w:sz="0"/>
-            </w:tcBorders>
-            <w:tcMar>
-              <w:top w:type="dxa" w:w="40"/>
-              <w:left w:type="dxa" w:w="40"/>
-              <w:bottom w:type="dxa" w:w="80"/>
-              <w:right w:type="dxa" w:w="40"/>
+            <w:tcW w:w="2750" w:type="dxa"/>
+            <w:tcBorders>
+              <w:top w:val="none" w:sz="0" w:space="0" w:color="FFFFFF"/>
+              <w:left w:val="none" w:sz="0" w:space="0" w:color="FFFFFF"/>
+              <w:bottom w:val="none" w:sz="0" w:space="0" w:color="FFFFFF"/>
+              <w:right w:val="none" w:sz="0" w:space="0" w:color="FFFFFF"/>
+            </w:tcBorders>
+            <w:tcMar>
+              <w:top w:w="40" w:type="dxa"/>
+              <w:left w:w="40" w:type="dxa"/>
+              <w:bottom w:w="80" w:type="dxa"/>
+              <w:right w:w="40" w:type="dxa"/>
             </w:tcMar>
           </w:tcPr>
           <w:p>
@@ -509,11 +574,14 @@
               <w:jc w:val="center"/>
             </w:pPr>
             <w:r>
+              <w:rPr>
+                <w:noProof/>
+              </w:rPr>
               <w:drawing>
-                <wp:inline distT="0" distB="0" distL="0" distR="0">
+                <wp:inline distT="0" distB="0" distL="0" distR="0" wp14:anchorId="20D55C35" wp14:editId="343F2C28">
                   <wp:extent cx="1590675" cy="1076325"/>
-                  <wp:effectExtent t="0" r="0" b="0" l="0"/>
-                  <wp:docPr id="1" name="" descr="" title=""/>
+                  <wp:effectExtent l="0" t="0" r="0" b="0"/>
+                  <wp:docPr id="250978884" name="Picture 250978884"/>
                   <wp:cNvGraphicFramePr>
                     <a:graphicFrameLocks xmlns:a="http://schemas.openxmlformats.org/drawingml/2006/main" noChangeAspect="1"/>
                   </wp:cNvGraphicFramePr>
@@ -521,13 +589,13 @@
                     <a:graphicData uri="http://schemas.openxmlformats.org/drawingml/2006/picture">
                       <pic:pic xmlns:pic="http://schemas.openxmlformats.org/drawingml/2006/picture">
                         <pic:nvPicPr>
-                          <pic:cNvPr id="0" name="" descr=""/>
+                          <pic:cNvPr id="0" name=""/>
                           <pic:cNvPicPr>
                             <a:picLocks noChangeAspect="1" noChangeArrowheads="1"/>
                           </pic:cNvPicPr>
                         </pic:nvPicPr>
                         <pic:blipFill>
-                          <a:blip r:embed="rId15" cstate="none"/>
+                          <a:blip r:embed="rId13"/>
                           <a:srcRect/>
                           <a:stretch>
                             <a:fillRect/>
@@ -552,36 +620,36 @@
         </w:tc>
         <w:tc>
           <w:tcPr>
-            <w:tcW w:type="dxa" w:w="2750"/>
-            <w:tcBorders>
-              <w:top w:val="none" w:color="FFFFFF" w:sz="0"/>
-              <w:left w:val="none" w:color="FFFFFF" w:sz="0"/>
-              <w:bottom w:val="none" w:color="FFFFFF" w:sz="0"/>
-              <w:right w:val="none" w:color="FFFFFF" w:sz="0"/>
-            </w:tcBorders>
-            <w:tcMar>
-              <w:top w:type="dxa" w:w="40"/>
-              <w:left w:type="dxa" w:w="40"/>
-              <w:bottom w:type="dxa" w:w="80"/>
-              <w:right w:type="dxa" w:w="40"/>
+            <w:tcW w:w="2750" w:type="dxa"/>
+            <w:tcBorders>
+              <w:top w:val="none" w:sz="0" w:space="0" w:color="FFFFFF"/>
+              <w:left w:val="none" w:sz="0" w:space="0" w:color="FFFFFF"/>
+              <w:bottom w:val="none" w:sz="0" w:space="0" w:color="FFFFFF"/>
+              <w:right w:val="none" w:sz="0" w:space="0" w:color="FFFFFF"/>
+            </w:tcBorders>
+            <w:tcMar>
+              <w:top w:w="40" w:type="dxa"/>
+              <w:left w:w="40" w:type="dxa"/>
+              <w:bottom w:w="80" w:type="dxa"/>
+              <w:right w:w="40" w:type="dxa"/>
             </w:tcMar>
           </w:tcPr>
           <w:p/>
         </w:tc>
         <w:tc>
           <w:tcPr>
-            <w:tcW w:type="dxa" w:w="2750"/>
-            <w:tcBorders>
-              <w:top w:val="none" w:color="FFFFFF" w:sz="0"/>
-              <w:left w:val="none" w:color="FFFFFF" w:sz="0"/>
-              <w:bottom w:val="none" w:color="FFFFFF" w:sz="0"/>
-              <w:right w:val="none" w:color="FFFFFF" w:sz="0"/>
-            </w:tcBorders>
-            <w:tcMar>
-              <w:top w:type="dxa" w:w="40"/>
-              <w:left w:type="dxa" w:w="40"/>
-              <w:bottom w:type="dxa" w:w="80"/>
-              <w:right w:type="dxa" w:w="40"/>
+            <w:tcW w:w="2750" w:type="dxa"/>
+            <w:tcBorders>
+              <w:top w:val="none" w:sz="0" w:space="0" w:color="FFFFFF"/>
+              <w:left w:val="none" w:sz="0" w:space="0" w:color="FFFFFF"/>
+              <w:bottom w:val="none" w:sz="0" w:space="0" w:color="FFFFFF"/>
+              <w:right w:val="none" w:sz="0" w:space="0" w:color="FFFFFF"/>
+            </w:tcBorders>
+            <w:tcMar>
+              <w:top w:w="40" w:type="dxa"/>
+              <w:left w:w="40" w:type="dxa"/>
+              <w:bottom w:w="80" w:type="dxa"/>
+              <w:right w:w="40" w:type="dxa"/>
             </w:tcMar>
           </w:tcPr>
           <w:p/>
@@ -592,480 +660,498 @@
       <w:pPr>
         <w:spacing w:after="40"/>
       </w:pPr>
-      <w:r>
-        <w:rPr>
-          <w:rFonts w:ascii="Arial" w:cs="Arial" w:eastAsia="Arial" w:hAnsi="Arial"/>
-          <w:color w:val="27251F"/>
-          <w:sz w:val="21"/>
-          <w:szCs w:val="21"/>
-        </w:rPr>
-        <w:t xml:space="preserve"/>
-      </w:r>
     </w:p>
     <w:tbl>
       <w:tblPr>
-        <w:tblW w:type="dxa" w:w="9400"/>
+        <w:tblW w:w="9400" w:type="dxa"/>
         <w:tblBorders>
-          <w:top w:val="single" w:color="auto" w:sz="4"/>
-          <w:left w:val="single" w:color="auto" w:sz="4"/>
-          <w:bottom w:val="single" w:color="auto" w:sz="4"/>
-          <w:right w:val="single" w:color="auto" w:sz="4"/>
-          <w:insideH w:val="single" w:color="auto" w:sz="4"/>
-          <w:insideV w:val="single" w:color="auto" w:sz="4"/>
+          <w:top w:val="single" w:sz="4" w:space="0" w:color="auto"/>
+          <w:left w:val="single" w:sz="4" w:space="0" w:color="auto"/>
+          <w:bottom w:val="single" w:sz="4" w:space="0" w:color="auto"/>
+          <w:right w:val="single" w:sz="4" w:space="0" w:color="auto"/>
+          <w:insideH w:val="single" w:sz="4" w:space="0" w:color="auto"/>
+          <w:insideV w:val="single" w:sz="4" w:space="0" w:color="auto"/>
         </w:tblBorders>
+        <w:tblCellMar>
+          <w:left w:w="10" w:type="dxa"/>
+          <w:right w:w="10" w:type="dxa"/>
+        </w:tblCellMar>
+        <w:tblLook w:val="0000" w:firstRow="0" w:lastRow="0" w:firstColumn="0" w:lastColumn="0" w:noHBand="0" w:noVBand="0"/>
       </w:tblPr>
       <w:tblGrid>
         <w:gridCol w:w="2600"/>
         <w:gridCol w:w="6800"/>
       </w:tblGrid>
       <w:tr>
+        <w:tblPrEx>
+          <w:tblCellMar>
+            <w:top w:w="0" w:type="dxa"/>
+            <w:bottom w:w="0" w:type="dxa"/>
+          </w:tblCellMar>
+        </w:tblPrEx>
         <w:trPr>
           <w:cantSplit/>
           <w:tblHeader/>
         </w:trPr>
         <w:tc>
           <w:tcPr>
-            <w:tcW w:type="dxa" w:w="2600"/>
-            <w:tcBorders>
-              <w:top w:val="single" w:color="D9D9D6" w:sz="4"/>
-              <w:left w:val="single" w:color="D9D9D6" w:sz="4"/>
-              <w:bottom w:val="single" w:color="D9D9D6" w:sz="4"/>
-              <w:right w:val="single" w:color="D9D9D6" w:sz="4"/>
-            </w:tcBorders>
-            <w:shd w:fill="FFC72C" w:color="auto" w:val="clear"/>
-            <w:tcMar>
-              <w:top w:type="dxa" w:w="70"/>
-              <w:left w:type="dxa" w:w="110"/>
-              <w:bottom w:type="dxa" w:w="70"/>
-              <w:right w:type="dxa" w:w="110"/>
+            <w:tcW w:w="2600" w:type="dxa"/>
+            <w:tcBorders>
+              <w:top w:val="single" w:sz="4" w:space="0" w:color="D9D9D6"/>
+              <w:left w:val="single" w:sz="4" w:space="0" w:color="D9D9D6"/>
+              <w:bottom w:val="single" w:sz="4" w:space="0" w:color="D9D9D6"/>
+              <w:right w:val="single" w:sz="4" w:space="0" w:color="D9D9D6"/>
+            </w:tcBorders>
+            <w:shd w:val="clear" w:color="auto" w:fill="FFC72C"/>
+            <w:tcMar>
+              <w:top w:w="70" w:type="dxa"/>
+              <w:left w:w="110" w:type="dxa"/>
+              <w:bottom w:w="70" w:type="dxa"/>
+              <w:right w:w="110" w:type="dxa"/>
             </w:tcMar>
           </w:tcPr>
           <w:p>
             <w:r>
               <w:rPr>
-                <w:rFonts w:ascii="Arial" w:cs="Arial" w:eastAsia="Arial" w:hAnsi="Arial"/>
                 <w:b/>
                 <w:bCs/>
                 <w:color w:val="27251F"/>
                 <w:sz w:val="19"/>
                 <w:szCs w:val="19"/>
               </w:rPr>
-              <w:t xml:space="preserve">Card</w:t>
+              <w:t>Card</w:t>
             </w:r>
           </w:p>
         </w:tc>
         <w:tc>
           <w:tcPr>
-            <w:tcW w:type="dxa" w:w="6800"/>
-            <w:tcBorders>
-              <w:top w:val="single" w:color="D9D9D6" w:sz="4"/>
-              <w:left w:val="single" w:color="D9D9D6" w:sz="4"/>
-              <w:bottom w:val="single" w:color="D9D9D6" w:sz="4"/>
-              <w:right w:val="single" w:color="D9D9D6" w:sz="4"/>
-            </w:tcBorders>
-            <w:shd w:fill="FFC72C" w:color="auto" w:val="clear"/>
-            <w:tcMar>
-              <w:top w:type="dxa" w:w="70"/>
-              <w:left w:type="dxa" w:w="110"/>
-              <w:bottom w:type="dxa" w:w="70"/>
-              <w:right w:type="dxa" w:w="110"/>
+            <w:tcW w:w="6800" w:type="dxa"/>
+            <w:tcBorders>
+              <w:top w:val="single" w:sz="4" w:space="0" w:color="D9D9D6"/>
+              <w:left w:val="single" w:sz="4" w:space="0" w:color="D9D9D6"/>
+              <w:bottom w:val="single" w:sz="4" w:space="0" w:color="D9D9D6"/>
+              <w:right w:val="single" w:sz="4" w:space="0" w:color="D9D9D6"/>
+            </w:tcBorders>
+            <w:shd w:val="clear" w:color="auto" w:fill="FFC72C"/>
+            <w:tcMar>
+              <w:top w:w="70" w:type="dxa"/>
+              <w:left w:w="110" w:type="dxa"/>
+              <w:bottom w:w="70" w:type="dxa"/>
+              <w:right w:w="110" w:type="dxa"/>
             </w:tcMar>
           </w:tcPr>
           <w:p>
             <w:r>
               <w:rPr>
-                <w:rFonts w:ascii="Arial" w:cs="Arial" w:eastAsia="Arial" w:hAnsi="Arial"/>
                 <w:b/>
                 <w:bCs/>
                 <w:color w:val="27251F"/>
                 <w:sz w:val="19"/>
                 <w:szCs w:val="19"/>
               </w:rPr>
-              <w:t xml:space="preserve">What it shows</w:t>
+              <w:t>What it shows</w:t>
             </w:r>
           </w:p>
         </w:tc>
       </w:tr>
       <w:tr>
+        <w:tblPrEx>
+          <w:tblCellMar>
+            <w:top w:w="0" w:type="dxa"/>
+            <w:bottom w:w="0" w:type="dxa"/>
+          </w:tblCellMar>
+        </w:tblPrEx>
         <w:trPr>
           <w:cantSplit/>
-          <w:tblHeader w:val="false"/>
         </w:trPr>
         <w:tc>
           <w:tcPr>
-            <w:tcW w:type="dxa" w:w="2600"/>
-            <w:tcBorders>
-              <w:top w:val="single" w:color="D9D9D6" w:sz="4"/>
-              <w:left w:val="single" w:color="D9D9D6" w:sz="4"/>
-              <w:bottom w:val="single" w:color="D9D9D6" w:sz="4"/>
-              <w:right w:val="single" w:color="D9D9D6" w:sz="4"/>
-            </w:tcBorders>
-            <w:shd w:fill="FFFFFF" w:color="auto" w:val="clear"/>
-            <w:tcMar>
-              <w:top w:type="dxa" w:w="70"/>
-              <w:left w:type="dxa" w:w="110"/>
-              <w:bottom w:type="dxa" w:w="70"/>
-              <w:right w:type="dxa" w:w="110"/>
+            <w:tcW w:w="2600" w:type="dxa"/>
+            <w:tcBorders>
+              <w:top w:val="single" w:sz="4" w:space="0" w:color="D9D9D6"/>
+              <w:left w:val="single" w:sz="4" w:space="0" w:color="D9D9D6"/>
+              <w:bottom w:val="single" w:sz="4" w:space="0" w:color="D9D9D6"/>
+              <w:right w:val="single" w:sz="4" w:space="0" w:color="D9D9D6"/>
+            </w:tcBorders>
+            <w:shd w:val="clear" w:color="auto" w:fill="FFFFFF"/>
+            <w:tcMar>
+              <w:top w:w="70" w:type="dxa"/>
+              <w:left w:w="110" w:type="dxa"/>
+              <w:bottom w:w="70" w:type="dxa"/>
+              <w:right w:w="110" w:type="dxa"/>
             </w:tcMar>
           </w:tcPr>
           <w:p>
             <w:r>
               <w:rPr>
-                <w:rFonts w:ascii="Arial" w:cs="Arial" w:eastAsia="Arial" w:hAnsi="Arial"/>
                 <w:color w:val="27251F"/>
                 <w:sz w:val="19"/>
                 <w:szCs w:val="19"/>
               </w:rPr>
-              <w:t xml:space="preserve">Projected Headcount</w:t>
+              <w:t>Projected Headcount</w:t>
             </w:r>
           </w:p>
         </w:tc>
         <w:tc>
           <w:tcPr>
-            <w:tcW w:type="dxa" w:w="6800"/>
-            <w:tcBorders>
-              <w:top w:val="single" w:color="D9D9D6" w:sz="4"/>
-              <w:left w:val="single" w:color="D9D9D6" w:sz="4"/>
-              <w:bottom w:val="single" w:color="D9D9D6" w:sz="4"/>
-              <w:right w:val="single" w:color="D9D9D6" w:sz="4"/>
-            </w:tcBorders>
-            <w:shd w:fill="FFFFFF" w:color="auto" w:val="clear"/>
-            <w:tcMar>
-              <w:top w:type="dxa" w:w="70"/>
-              <w:left w:type="dxa" w:w="110"/>
-              <w:bottom w:type="dxa" w:w="70"/>
-              <w:right w:type="dxa" w:w="110"/>
+            <w:tcW w:w="6800" w:type="dxa"/>
+            <w:tcBorders>
+              <w:top w:val="single" w:sz="4" w:space="0" w:color="D9D9D6"/>
+              <w:left w:val="single" w:sz="4" w:space="0" w:color="D9D9D6"/>
+              <w:bottom w:val="single" w:sz="4" w:space="0" w:color="D9D9D6"/>
+              <w:right w:val="single" w:sz="4" w:space="0" w:color="D9D9D6"/>
+            </w:tcBorders>
+            <w:shd w:val="clear" w:color="auto" w:fill="FFFFFF"/>
+            <w:tcMar>
+              <w:top w:w="70" w:type="dxa"/>
+              <w:left w:w="110" w:type="dxa"/>
+              <w:bottom w:w="70" w:type="dxa"/>
+              <w:right w:w="110" w:type="dxa"/>
             </w:tcMar>
           </w:tcPr>
           <w:p>
             <w:r>
               <w:rPr>
-                <w:rFonts w:ascii="Arial" w:cs="Arial" w:eastAsia="Arial" w:hAnsi="Arial"/>
                 <w:color w:val="27251F"/>
                 <w:sz w:val="19"/>
                 <w:szCs w:val="19"/>
               </w:rPr>
-              <w:t xml:space="preserve">The planned number of employees for the selected month.</w:t>
+              <w:t>The planned number of employees for the selected month.</w:t>
             </w:r>
           </w:p>
         </w:tc>
       </w:tr>
       <w:tr>
+        <w:tblPrEx>
+          <w:tblCellMar>
+            <w:top w:w="0" w:type="dxa"/>
+            <w:bottom w:w="0" w:type="dxa"/>
+          </w:tblCellMar>
+        </w:tblPrEx>
         <w:trPr>
           <w:cantSplit/>
-          <w:tblHeader w:val="false"/>
         </w:trPr>
         <w:tc>
           <w:tcPr>
-            <w:tcW w:type="dxa" w:w="2600"/>
-            <w:tcBorders>
-              <w:top w:val="single" w:color="D9D9D6" w:sz="4"/>
-              <w:left w:val="single" w:color="D9D9D6" w:sz="4"/>
-              <w:bottom w:val="single" w:color="D9D9D6" w:sz="4"/>
-              <w:right w:val="single" w:color="D9D9D6" w:sz="4"/>
-            </w:tcBorders>
-            <w:shd w:fill="FFFFFF" w:color="auto" w:val="clear"/>
-            <w:tcMar>
-              <w:top w:type="dxa" w:w="70"/>
-              <w:left w:type="dxa" w:w="110"/>
-              <w:bottom w:type="dxa" w:w="70"/>
-              <w:right w:type="dxa" w:w="110"/>
+            <w:tcW w:w="2600" w:type="dxa"/>
+            <w:tcBorders>
+              <w:top w:val="single" w:sz="4" w:space="0" w:color="D9D9D6"/>
+              <w:left w:val="single" w:sz="4" w:space="0" w:color="D9D9D6"/>
+              <w:bottom w:val="single" w:sz="4" w:space="0" w:color="D9D9D6"/>
+              <w:right w:val="single" w:sz="4" w:space="0" w:color="D9D9D6"/>
+            </w:tcBorders>
+            <w:shd w:val="clear" w:color="auto" w:fill="FFFFFF"/>
+            <w:tcMar>
+              <w:top w:w="70" w:type="dxa"/>
+              <w:left w:w="110" w:type="dxa"/>
+              <w:bottom w:w="70" w:type="dxa"/>
+              <w:right w:w="110" w:type="dxa"/>
             </w:tcMar>
           </w:tcPr>
           <w:p>
             <w:r>
               <w:rPr>
-                <w:rFonts w:ascii="Arial" w:cs="Arial" w:eastAsia="Arial" w:hAnsi="Arial"/>
                 <w:color w:val="27251F"/>
                 <w:sz w:val="19"/>
                 <w:szCs w:val="19"/>
               </w:rPr>
-              <w:t xml:space="preserve">Actual Headcount</w:t>
+              <w:t>Actual Headcount</w:t>
             </w:r>
           </w:p>
         </w:tc>
         <w:tc>
           <w:tcPr>
-            <w:tcW w:type="dxa" w:w="6800"/>
-            <w:tcBorders>
-              <w:top w:val="single" w:color="D9D9D6" w:sz="4"/>
-              <w:left w:val="single" w:color="D9D9D6" w:sz="4"/>
-              <w:bottom w:val="single" w:color="D9D9D6" w:sz="4"/>
-              <w:right w:val="single" w:color="D9D9D6" w:sz="4"/>
-            </w:tcBorders>
-            <w:shd w:fill="FFFFFF" w:color="auto" w:val="clear"/>
-            <w:tcMar>
-              <w:top w:type="dxa" w:w="70"/>
-              <w:left w:type="dxa" w:w="110"/>
-              <w:bottom w:type="dxa" w:w="70"/>
-              <w:right w:type="dxa" w:w="110"/>
+            <w:tcW w:w="6800" w:type="dxa"/>
+            <w:tcBorders>
+              <w:top w:val="single" w:sz="4" w:space="0" w:color="D9D9D6"/>
+              <w:left w:val="single" w:sz="4" w:space="0" w:color="D9D9D6"/>
+              <w:bottom w:val="single" w:sz="4" w:space="0" w:color="D9D9D6"/>
+              <w:right w:val="single" w:sz="4" w:space="0" w:color="D9D9D6"/>
+            </w:tcBorders>
+            <w:shd w:val="clear" w:color="auto" w:fill="FFFFFF"/>
+            <w:tcMar>
+              <w:top w:w="70" w:type="dxa"/>
+              <w:left w:w="110" w:type="dxa"/>
+              <w:bottom w:w="70" w:type="dxa"/>
+              <w:right w:w="110" w:type="dxa"/>
             </w:tcMar>
           </w:tcPr>
           <w:p>
             <w:r>
               <w:rPr>
-                <w:rFonts w:ascii="Arial" w:cs="Arial" w:eastAsia="Arial" w:hAnsi="Arial"/>
                 <w:color w:val="27251F"/>
                 <w:sz w:val="19"/>
                 <w:szCs w:val="19"/>
               </w:rPr>
-              <w:t xml:space="preserve">Active employees in the same stores for that month.</w:t>
+              <w:t>Active employees in the same stores for that month.</w:t>
             </w:r>
           </w:p>
         </w:tc>
       </w:tr>
       <w:tr>
+        <w:tblPrEx>
+          <w:tblCellMar>
+            <w:top w:w="0" w:type="dxa"/>
+            <w:bottom w:w="0" w:type="dxa"/>
+          </w:tblCellMar>
+        </w:tblPrEx>
         <w:trPr>
           <w:cantSplit/>
-          <w:tblHeader w:val="false"/>
         </w:trPr>
         <w:tc>
           <w:tcPr>
-            <w:tcW w:type="dxa" w:w="2600"/>
-            <w:tcBorders>
-              <w:top w:val="single" w:color="D9D9D6" w:sz="4"/>
-              <w:left w:val="single" w:color="D9D9D6" w:sz="4"/>
-              <w:bottom w:val="single" w:color="D9D9D6" w:sz="4"/>
-              <w:right w:val="single" w:color="D9D9D6" w:sz="4"/>
-            </w:tcBorders>
-            <w:shd w:fill="FFFFFF" w:color="auto" w:val="clear"/>
-            <w:tcMar>
-              <w:top w:type="dxa" w:w="70"/>
-              <w:left w:type="dxa" w:w="110"/>
-              <w:bottom w:type="dxa" w:w="70"/>
-              <w:right w:type="dxa" w:w="110"/>
+            <w:tcW w:w="2600" w:type="dxa"/>
+            <w:tcBorders>
+              <w:top w:val="single" w:sz="4" w:space="0" w:color="D9D9D6"/>
+              <w:left w:val="single" w:sz="4" w:space="0" w:color="D9D9D6"/>
+              <w:bottom w:val="single" w:sz="4" w:space="0" w:color="D9D9D6"/>
+              <w:right w:val="single" w:sz="4" w:space="0" w:color="D9D9D6"/>
+            </w:tcBorders>
+            <w:shd w:val="clear" w:color="auto" w:fill="FFFFFF"/>
+            <w:tcMar>
+              <w:top w:w="70" w:type="dxa"/>
+              <w:left w:w="110" w:type="dxa"/>
+              <w:bottom w:w="70" w:type="dxa"/>
+              <w:right w:w="110" w:type="dxa"/>
             </w:tcMar>
           </w:tcPr>
           <w:p>
             <w:r>
               <w:rPr>
-                <w:rFonts w:ascii="Arial" w:cs="Arial" w:eastAsia="Arial" w:hAnsi="Arial"/>
                 <w:color w:val="27251F"/>
                 <w:sz w:val="19"/>
                 <w:szCs w:val="19"/>
               </w:rPr>
-              <w:t xml:space="preserve">Gap</w:t>
+              <w:t>Gap</w:t>
             </w:r>
           </w:p>
         </w:tc>
         <w:tc>
           <w:tcPr>
-            <w:tcW w:type="dxa" w:w="6800"/>
-            <w:tcBorders>
-              <w:top w:val="single" w:color="D9D9D6" w:sz="4"/>
-              <w:left w:val="single" w:color="D9D9D6" w:sz="4"/>
-              <w:bottom w:val="single" w:color="D9D9D6" w:sz="4"/>
-              <w:right w:val="single" w:color="D9D9D6" w:sz="4"/>
-            </w:tcBorders>
-            <w:shd w:fill="FFFFFF" w:color="auto" w:val="clear"/>
-            <w:tcMar>
-              <w:top w:type="dxa" w:w="70"/>
-              <w:left w:type="dxa" w:w="110"/>
-              <w:bottom w:type="dxa" w:w="70"/>
-              <w:right w:type="dxa" w:w="110"/>
+            <w:tcW w:w="6800" w:type="dxa"/>
+            <w:tcBorders>
+              <w:top w:val="single" w:sz="4" w:space="0" w:color="D9D9D6"/>
+              <w:left w:val="single" w:sz="4" w:space="0" w:color="D9D9D6"/>
+              <w:bottom w:val="single" w:sz="4" w:space="0" w:color="D9D9D6"/>
+              <w:right w:val="single" w:sz="4" w:space="0" w:color="D9D9D6"/>
+            </w:tcBorders>
+            <w:shd w:val="clear" w:color="auto" w:fill="FFFFFF"/>
+            <w:tcMar>
+              <w:top w:w="70" w:type="dxa"/>
+              <w:left w:w="110" w:type="dxa"/>
+              <w:bottom w:w="70" w:type="dxa"/>
+              <w:right w:w="110" w:type="dxa"/>
             </w:tcMar>
           </w:tcPr>
           <w:p>
             <w:r>
               <w:rPr>
-                <w:rFonts w:ascii="Arial" w:cs="Arial" w:eastAsia="Arial" w:hAnsi="Arial"/>
                 <w:color w:val="27251F"/>
                 <w:sz w:val="19"/>
                 <w:szCs w:val="19"/>
               </w:rPr>
-              <w:t xml:space="preserve">Actual minus projected. A positive (+) number is a surplus, a negative number is a shortage.</w:t>
+              <w:t>Actual minus projected. A positive (+) number is a surplus, a negative number is a shortage.</w:t>
             </w:r>
           </w:p>
         </w:tc>
       </w:tr>
       <w:tr>
+        <w:tblPrEx>
+          <w:tblCellMar>
+            <w:top w:w="0" w:type="dxa"/>
+            <w:bottom w:w="0" w:type="dxa"/>
+          </w:tblCellMar>
+        </w:tblPrEx>
         <w:trPr>
           <w:cantSplit/>
-          <w:tblHeader w:val="false"/>
         </w:trPr>
         <w:tc>
           <w:tcPr>
-            <w:tcW w:type="dxa" w:w="2600"/>
-            <w:tcBorders>
-              <w:top w:val="single" w:color="D9D9D6" w:sz="4"/>
-              <w:left w:val="single" w:color="D9D9D6" w:sz="4"/>
-              <w:bottom w:val="single" w:color="D9D9D6" w:sz="4"/>
-              <w:right w:val="single" w:color="D9D9D6" w:sz="4"/>
-            </w:tcBorders>
-            <w:shd w:fill="FFFFFF" w:color="auto" w:val="clear"/>
-            <w:tcMar>
-              <w:top w:type="dxa" w:w="70"/>
-              <w:left w:type="dxa" w:w="110"/>
-              <w:bottom w:type="dxa" w:w="70"/>
-              <w:right w:type="dxa" w:w="110"/>
+            <w:tcW w:w="2600" w:type="dxa"/>
+            <w:tcBorders>
+              <w:top w:val="single" w:sz="4" w:space="0" w:color="D9D9D6"/>
+              <w:left w:val="single" w:sz="4" w:space="0" w:color="D9D9D6"/>
+              <w:bottom w:val="single" w:sz="4" w:space="0" w:color="D9D9D6"/>
+              <w:right w:val="single" w:sz="4" w:space="0" w:color="D9D9D6"/>
+            </w:tcBorders>
+            <w:shd w:val="clear" w:color="auto" w:fill="FFFFFF"/>
+            <w:tcMar>
+              <w:top w:w="70" w:type="dxa"/>
+              <w:left w:w="110" w:type="dxa"/>
+              <w:bottom w:w="70" w:type="dxa"/>
+              <w:right w:w="110" w:type="dxa"/>
             </w:tcMar>
           </w:tcPr>
           <w:p>
             <w:r>
               <w:rPr>
-                <w:rFonts w:ascii="Arial" w:cs="Arial" w:eastAsia="Arial" w:hAnsi="Arial"/>
                 <w:color w:val="27251F"/>
                 <w:sz w:val="19"/>
                 <w:szCs w:val="19"/>
               </w:rPr>
-              <w:t xml:space="preserve">Fill Rate</w:t>
+              <w:t>Fill Rate</w:t>
             </w:r>
           </w:p>
         </w:tc>
         <w:tc>
           <w:tcPr>
-            <w:tcW w:type="dxa" w:w="6800"/>
-            <w:tcBorders>
-              <w:top w:val="single" w:color="D9D9D6" w:sz="4"/>
-              <w:left w:val="single" w:color="D9D9D6" w:sz="4"/>
-              <w:bottom w:val="single" w:color="D9D9D6" w:sz="4"/>
-              <w:right w:val="single" w:color="D9D9D6" w:sz="4"/>
-            </w:tcBorders>
-            <w:shd w:fill="FFFFFF" w:color="auto" w:val="clear"/>
-            <w:tcMar>
-              <w:top w:type="dxa" w:w="70"/>
-              <w:left w:type="dxa" w:w="110"/>
-              <w:bottom w:type="dxa" w:w="70"/>
-              <w:right w:type="dxa" w:w="110"/>
+            <w:tcW w:w="6800" w:type="dxa"/>
+            <w:tcBorders>
+              <w:top w:val="single" w:sz="4" w:space="0" w:color="D9D9D6"/>
+              <w:left w:val="single" w:sz="4" w:space="0" w:color="D9D9D6"/>
+              <w:bottom w:val="single" w:sz="4" w:space="0" w:color="D9D9D6"/>
+              <w:right w:val="single" w:sz="4" w:space="0" w:color="D9D9D6"/>
+            </w:tcBorders>
+            <w:shd w:val="clear" w:color="auto" w:fill="FFFFFF"/>
+            <w:tcMar>
+              <w:top w:w="70" w:type="dxa"/>
+              <w:left w:w="110" w:type="dxa"/>
+              <w:bottom w:w="70" w:type="dxa"/>
+              <w:right w:w="110" w:type="dxa"/>
             </w:tcMar>
           </w:tcPr>
           <w:p>
             <w:r>
               <w:rPr>
-                <w:rFonts w:ascii="Arial" w:cs="Arial" w:eastAsia="Arial" w:hAnsi="Arial"/>
                 <w:color w:val="27251F"/>
                 <w:sz w:val="19"/>
                 <w:szCs w:val="19"/>
               </w:rPr>
-              <w:t xml:space="preserve">Actual as a share of projected headcount.</w:t>
+              <w:t>Actual as a share of projected headcount.</w:t>
             </w:r>
           </w:p>
         </w:tc>
       </w:tr>
       <w:tr>
+        <w:tblPrEx>
+          <w:tblCellMar>
+            <w:top w:w="0" w:type="dxa"/>
+            <w:bottom w:w="0" w:type="dxa"/>
+          </w:tblCellMar>
+        </w:tblPrEx>
         <w:trPr>
           <w:cantSplit/>
-          <w:tblHeader w:val="false"/>
         </w:trPr>
         <w:tc>
           <w:tcPr>
-            <w:tcW w:type="dxa" w:w="2600"/>
-            <w:tcBorders>
-              <w:top w:val="single" w:color="D9D9D6" w:sz="4"/>
-              <w:left w:val="single" w:color="D9D9D6" w:sz="4"/>
-              <w:bottom w:val="single" w:color="D9D9D6" w:sz="4"/>
-              <w:right w:val="single" w:color="D9D9D6" w:sz="4"/>
-            </w:tcBorders>
-            <w:shd w:fill="FFFFFF" w:color="auto" w:val="clear"/>
-            <w:tcMar>
-              <w:top w:type="dxa" w:w="70"/>
-              <w:left w:type="dxa" w:w="110"/>
-              <w:bottom w:type="dxa" w:w="70"/>
-              <w:right w:type="dxa" w:w="110"/>
+            <w:tcW w:w="2600" w:type="dxa"/>
+            <w:tcBorders>
+              <w:top w:val="single" w:sz="4" w:space="0" w:color="D9D9D6"/>
+              <w:left w:val="single" w:sz="4" w:space="0" w:color="D9D9D6"/>
+              <w:bottom w:val="single" w:sz="4" w:space="0" w:color="D9D9D6"/>
+              <w:right w:val="single" w:sz="4" w:space="0" w:color="D9D9D6"/>
+            </w:tcBorders>
+            <w:shd w:val="clear" w:color="auto" w:fill="FFFFFF"/>
+            <w:tcMar>
+              <w:top w:w="70" w:type="dxa"/>
+              <w:left w:w="110" w:type="dxa"/>
+              <w:bottom w:w="70" w:type="dxa"/>
+              <w:right w:w="110" w:type="dxa"/>
             </w:tcMar>
           </w:tcPr>
           <w:p>
             <w:r>
               <w:rPr>
-                <w:rFonts w:ascii="Arial" w:cs="Arial" w:eastAsia="Arial" w:hAnsi="Arial"/>
                 <w:color w:val="27251F"/>
                 <w:sz w:val="19"/>
                 <w:szCs w:val="19"/>
               </w:rPr>
-              <w:t xml:space="preserve">Shortage</w:t>
+              <w:t>Shortage</w:t>
             </w:r>
           </w:p>
         </w:tc>
         <w:tc>
           <w:tcPr>
-            <w:tcW w:type="dxa" w:w="6800"/>
-            <w:tcBorders>
-              <w:top w:val="single" w:color="D9D9D6" w:sz="4"/>
-              <w:left w:val="single" w:color="D9D9D6" w:sz="4"/>
-              <w:bottom w:val="single" w:color="D9D9D6" w:sz="4"/>
-              <w:right w:val="single" w:color="D9D9D6" w:sz="4"/>
-            </w:tcBorders>
-            <w:shd w:fill="FFFFFF" w:color="auto" w:val="clear"/>
-            <w:tcMar>
-              <w:top w:type="dxa" w:w="70"/>
-              <w:left w:type="dxa" w:w="110"/>
-              <w:bottom w:type="dxa" w:w="70"/>
-              <w:right w:type="dxa" w:w="110"/>
+            <w:tcW w:w="6800" w:type="dxa"/>
+            <w:tcBorders>
+              <w:top w:val="single" w:sz="4" w:space="0" w:color="D9D9D6"/>
+              <w:left w:val="single" w:sz="4" w:space="0" w:color="D9D9D6"/>
+              <w:bottom w:val="single" w:sz="4" w:space="0" w:color="D9D9D6"/>
+              <w:right w:val="single" w:sz="4" w:space="0" w:color="D9D9D6"/>
+            </w:tcBorders>
+            <w:shd w:val="clear" w:color="auto" w:fill="FFFFFF"/>
+            <w:tcMar>
+              <w:top w:w="70" w:type="dxa"/>
+              <w:left w:w="110" w:type="dxa"/>
+              <w:bottom w:w="70" w:type="dxa"/>
+              <w:right w:w="110" w:type="dxa"/>
             </w:tcMar>
           </w:tcPr>
           <w:p>
             <w:r>
               <w:rPr>
-                <w:rFonts w:ascii="Arial" w:cs="Arial" w:eastAsia="Arial" w:hAnsi="Arial"/>
                 <w:color w:val="27251F"/>
                 <w:sz w:val="19"/>
                 <w:szCs w:val="19"/>
               </w:rPr>
-              <w:t xml:space="preserve">The people missing in the jobs that are below their plan. A surplus in one job never covers another.</w:t>
+              <w:t>The people missing in the jobs that are below their plan. A surplus in one job never covers another.</w:t>
             </w:r>
           </w:p>
         </w:tc>
       </w:tr>
       <w:tr>
+        <w:tblPrEx>
+          <w:tblCellMar>
+            <w:top w:w="0" w:type="dxa"/>
+            <w:bottom w:w="0" w:type="dxa"/>
+          </w:tblCellMar>
+        </w:tblPrEx>
         <w:trPr>
           <w:cantSplit/>
-          <w:tblHeader w:val="false"/>
         </w:trPr>
         <w:tc>
           <w:tcPr>
-            <w:tcW w:type="dxa" w:w="2600"/>
-            <w:tcBorders>
-              <w:top w:val="single" w:color="D9D9D6" w:sz="4"/>
-              <w:left w:val="single" w:color="D9D9D6" w:sz="4"/>
-              <w:bottom w:val="single" w:color="D9D9D6" w:sz="4"/>
-              <w:right w:val="single" w:color="D9D9D6" w:sz="4"/>
-            </w:tcBorders>
-            <w:shd w:fill="FFFFFF" w:color="auto" w:val="clear"/>
-            <w:tcMar>
-              <w:top w:type="dxa" w:w="70"/>
-              <w:left w:type="dxa" w:w="110"/>
-              <w:bottom w:type="dxa" w:w="70"/>
-              <w:right w:type="dxa" w:w="110"/>
+            <w:tcW w:w="2600" w:type="dxa"/>
+            <w:tcBorders>
+              <w:top w:val="single" w:sz="4" w:space="0" w:color="D9D9D6"/>
+              <w:left w:val="single" w:sz="4" w:space="0" w:color="D9D9D6"/>
+              <w:bottom w:val="single" w:sz="4" w:space="0" w:color="D9D9D6"/>
+              <w:right w:val="single" w:sz="4" w:space="0" w:color="D9D9D6"/>
+            </w:tcBorders>
+            <w:shd w:val="clear" w:color="auto" w:fill="FFFFFF"/>
+            <w:tcMar>
+              <w:top w:w="70" w:type="dxa"/>
+              <w:left w:w="110" w:type="dxa"/>
+              <w:bottom w:w="70" w:type="dxa"/>
+              <w:right w:w="110" w:type="dxa"/>
             </w:tcMar>
           </w:tcPr>
           <w:p>
             <w:r>
               <w:rPr>
-                <w:rFonts w:ascii="Arial" w:cs="Arial" w:eastAsia="Arial" w:hAnsi="Arial"/>
                 <w:color w:val="27251F"/>
                 <w:sz w:val="19"/>
                 <w:szCs w:val="19"/>
               </w:rPr>
-              <w:t xml:space="preserve">Hiring Need (est.)</w:t>
+              <w:t>Hiring Need (est.)</w:t>
             </w:r>
           </w:p>
         </w:tc>
         <w:tc>
           <w:tcPr>
-            <w:tcW w:type="dxa" w:w="6800"/>
-            <w:tcBorders>
-              <w:top w:val="single" w:color="D9D9D6" w:sz="4"/>
-              <w:left w:val="single" w:color="D9D9D6" w:sz="4"/>
-              <w:bottom w:val="single" w:color="D9D9D6" w:sz="4"/>
-              <w:right w:val="single" w:color="D9D9D6" w:sz="4"/>
-            </w:tcBorders>
-            <w:shd w:fill="FFFFFF" w:color="auto" w:val="clear"/>
-            <w:tcMar>
-              <w:top w:type="dxa" w:w="70"/>
-              <w:left w:type="dxa" w:w="110"/>
-              <w:bottom w:type="dxa" w:w="70"/>
-              <w:right w:type="dxa" w:w="110"/>
+            <w:tcW w:w="6800" w:type="dxa"/>
+            <w:tcBorders>
+              <w:top w:val="single" w:sz="4" w:space="0" w:color="D9D9D6"/>
+              <w:left w:val="single" w:sz="4" w:space="0" w:color="D9D9D6"/>
+              <w:bottom w:val="single" w:sz="4" w:space="0" w:color="D9D9D6"/>
+              <w:right w:val="single" w:sz="4" w:space="0" w:color="D9D9D6"/>
+            </w:tcBorders>
+            <w:shd w:val="clear" w:color="auto" w:fill="FFFFFF"/>
+            <w:tcMar>
+              <w:top w:w="70" w:type="dxa"/>
+              <w:left w:w="110" w:type="dxa"/>
+              <w:bottom w:w="70" w:type="dxa"/>
+              <w:right w:w="110" w:type="dxa"/>
             </w:tcMar>
           </w:tcPr>
           <w:p>
             <w:r>
               <w:rPr>
-                <w:rFonts w:ascii="Arial" w:cs="Arial" w:eastAsia="Arial" w:hAnsi="Arial"/>
                 <w:color w:val="27251F"/>
                 <w:sz w:val="19"/>
                 <w:szCs w:val="19"/>
               </w:rPr>
-              <w:t xml:space="preserve">The estimated hires required: the shortage plus the expected resignations.</w:t>
+              <w:t>The estimated hires required: the shortage plus the expected resignations.</w:t>
             </w:r>
           </w:p>
         </w:tc>
@@ -1075,64 +1161,57 @@
       <w:pPr>
         <w:spacing w:after="40"/>
       </w:pPr>
-      <w:r>
-        <w:rPr>
-          <w:rFonts w:ascii="Arial" w:cs="Arial" w:eastAsia="Arial" w:hAnsi="Arial"/>
-          <w:color w:val="27251F"/>
-          <w:sz w:val="21"/>
-          <w:szCs w:val="21"/>
-        </w:rPr>
-        <w:t xml:space="preserve"/>
-      </w:r>
-    </w:p>
-    <w:p>
-      <w:pPr>
-        <w:spacing w:after="90" w:line="290"/>
-      </w:pPr>
-      <w:r>
-        <w:rPr>
-          <w:rFonts w:ascii="Arial" w:cs="Arial" w:eastAsia="Arial" w:hAnsi="Arial"/>
+    </w:p>
+    <w:p>
+      <w:pPr>
+        <w:spacing w:after="90" w:line="290" w:lineRule="auto"/>
+      </w:pPr>
+      <w:r>
+        <w:rPr>
           <w:b/>
           <w:bCs/>
           <w:color w:val="27251F"/>
-          <w:sz w:val="21"/>
-          <w:szCs w:val="21"/>
         </w:rPr>
         <w:t xml:space="preserve">What to look at: </w:t>
       </w:r>
       <w:r>
         <w:rPr>
-          <w:rFonts w:ascii="Arial" w:cs="Arial" w:eastAsia="Arial" w:hAnsi="Arial"/>
-          <w:color w:val="27251F"/>
-          <w:sz w:val="21"/>
-          <w:szCs w:val="21"/>
-        </w:rPr>
-        <w:t xml:space="preserve">Fill Rate and Shortage first, then Gap.</w:t>
-      </w:r>
-    </w:p>
-    <w:p>
-      <w:pPr>
-        <w:spacing w:after="90" w:line="290"/>
-      </w:pPr>
-      <w:r>
-        <w:rPr>
-          <w:rFonts w:ascii="Arial" w:cs="Arial" w:eastAsia="Arial" w:hAnsi="Arial"/>
+          <w:color w:val="27251F"/>
+        </w:rPr>
+        <w:t>Fill Rate and Shortage first, then Gap.</w:t>
+      </w:r>
+    </w:p>
+    <w:p>
+      <w:pPr>
+        <w:spacing w:after="90" w:line="290" w:lineRule="auto"/>
+      </w:pPr>
+      <w:r>
+        <w:rPr>
           <w:b/>
           <w:bCs/>
           <w:color w:val="27251F"/>
-          <w:sz w:val="21"/>
-          <w:szCs w:val="21"/>
         </w:rPr>
         <w:t xml:space="preserve">Then decide: </w:t>
       </w:r>
       <w:r>
         <w:rPr>
-          <w:rFonts w:ascii="Arial" w:cs="Arial" w:eastAsia="Arial" w:hAnsi="Arial"/>
-          <w:color w:val="27251F"/>
-          <w:sz w:val="21"/>
-          <w:szCs w:val="21"/>
-        </w:rPr>
-        <w:t xml:space="preserve">a low Fill Rate means you are short. Treat Hiring Need as your first estimate of how many people to recruit. Remember that the Gap can hide real shortages, because a job above its plan offsets a job below it - the Shortage card does not.</w:t>
+          <w:color w:val="27251F"/>
+        </w:rPr>
+        <w:t xml:space="preserve">a low Fill Rate means you are short. Treat Hiring Need </w:t>
+      </w:r>
+      <w:proofErr w:type="gramStart"/>
+      <w:r>
+        <w:rPr>
+          <w:color w:val="27251F"/>
+        </w:rPr>
+        <w:t>as</w:t>
+      </w:r>
+      <w:proofErr w:type="gramEnd"/>
+      <w:r>
+        <w:rPr>
+          <w:color w:val="27251F"/>
+        </w:rPr>
+        <w:t xml:space="preserve"> your first estimate of how many people to recruit. Remember that the Gap can hide real shortages, because a job above its plan offsets a job below it - the Shortage card does not.</w:t>
       </w:r>
     </w:p>
     <w:p>
@@ -1140,21 +1219,25 @@
         <w:pStyle w:val="Heading2"/>
       </w:pPr>
       <w:r>
-        <w:t xml:space="preserve">Step 3 - Read the Smart Insights</w:t>
+        <w:lastRenderedPageBreak/>
+        <w:t>Step 3 - Read the Smart Insights</w:t>
       </w:r>
     </w:p>
     <w:p>
       <w:pPr>
         <w:keepNext/>
-        <w:spacing w:after="120" w:before="60"/>
+        <w:spacing w:before="60" w:after="120"/>
         <w:jc w:val="center"/>
       </w:pPr>
       <w:r>
+        <w:rPr>
+          <w:noProof/>
+        </w:rPr>
         <w:drawing>
-          <wp:inline distT="0" distB="0" distL="0" distR="0">
+          <wp:inline distT="0" distB="0" distL="0" distR="0" wp14:anchorId="768DB845" wp14:editId="35E322AF">
             <wp:extent cx="6953250" cy="2257425"/>
-            <wp:effectExtent t="0" r="0" b="0" l="0"/>
-            <wp:docPr id="1" name="" descr="" title=""/>
+            <wp:effectExtent l="0" t="0" r="0" b="0"/>
+            <wp:docPr id="316416360" name="Picture 316416360"/>
             <wp:cNvGraphicFramePr>
               <a:graphicFrameLocks xmlns:a="http://schemas.openxmlformats.org/drawingml/2006/main" noChangeAspect="1"/>
             </wp:cNvGraphicFramePr>
@@ -1162,13 +1245,13 @@
               <a:graphicData uri="http://schemas.openxmlformats.org/drawingml/2006/picture">
                 <pic:pic xmlns:pic="http://schemas.openxmlformats.org/drawingml/2006/picture">
                   <pic:nvPicPr>
-                    <pic:cNvPr id="0" name="" descr=""/>
+                    <pic:cNvPr id="0" name=""/>
                     <pic:cNvPicPr>
                       <a:picLocks noChangeAspect="1" noChangeArrowheads="1"/>
                     </pic:cNvPicPr>
                   </pic:nvPicPr>
                   <pic:blipFill>
-                    <a:blip r:embed="rId16" cstate="none"/>
+                    <a:blip r:embed="rId14"/>
                     <a:srcRect/>
                     <a:stretch>
                       <a:fillRect/>
@@ -1192,41 +1275,64 @@
     </w:p>
     <w:p>
       <w:pPr>
-        <w:spacing w:after="70" w:line="270"/>
-      </w:pPr>
-      <w:r>
-        <w:rPr>
-          <w:rFonts w:ascii="Arial" w:cs="Arial" w:eastAsia="Arial" w:hAnsi="Arial"/>
-          <w:color w:val="27251F"/>
-          <w:sz w:val="21"/>
-          <w:szCs w:val="21"/>
-        </w:rPr>
-        <w:t xml:space="preserve">Automatic takeaways worked out from the numbers on this page for your current filters: overall staffing, the most understaffed store, the biggest shortage by job, how many stores are below plan, the estimated hiring need, the consultant with the biggest shortage, stores above projection and next month's plan. They update whenever you change a filter.</w:t>
-      </w:r>
-    </w:p>
-    <w:p>
-      <w:pPr>
-        <w:spacing w:after="90" w:line="290"/>
-      </w:pPr>
-      <w:r>
-        <w:rPr>
-          <w:rFonts w:ascii="Arial" w:cs="Arial" w:eastAsia="Arial" w:hAnsi="Arial"/>
+        <w:spacing w:after="70" w:line="270" w:lineRule="auto"/>
+      </w:pPr>
+      <w:r>
+        <w:rPr>
+          <w:color w:val="27251F"/>
+        </w:rPr>
+        <w:t xml:space="preserve">Automatic takeaways worked out from the numbers on this page for your current filters: overall staffing, the most understaffed store, the biggest shortage by job, how many stores are below plan, the estimated hiring need, the consultant with the biggest shortage, stores above projection and next month's plan. They update whenever you change </w:t>
+      </w:r>
+      <w:proofErr w:type="gramStart"/>
+      <w:r>
+        <w:rPr>
+          <w:color w:val="27251F"/>
+        </w:rPr>
+        <w:t>a filter</w:t>
+      </w:r>
+      <w:proofErr w:type="gramEnd"/>
+      <w:r>
+        <w:rPr>
+          <w:color w:val="27251F"/>
+        </w:rPr>
+        <w:t>.</w:t>
+      </w:r>
+    </w:p>
+    <w:p>
+      <w:pPr>
+        <w:spacing w:after="90" w:line="290" w:lineRule="auto"/>
+      </w:pPr>
+      <w:r>
+        <w:rPr>
           <w:b/>
           <w:bCs/>
           <w:color w:val="27251F"/>
-          <w:sz w:val="21"/>
-          <w:szCs w:val="21"/>
-        </w:rPr>
-        <w:t xml:space="preserve">Then decide: </w:t>
-      </w:r>
-      <w:r>
-        <w:rPr>
-          <w:rFonts w:ascii="Arial" w:cs="Arial" w:eastAsia="Arial" w:hAnsi="Arial"/>
-          <w:color w:val="27251F"/>
-          <w:sz w:val="21"/>
-          <w:szCs w:val="21"/>
-        </w:rPr>
-        <w:t xml:space="preserve">read these first for a quick summary, then use the charts and tables below to dig into each point.</w:t>
+        </w:rPr>
+        <w:t xml:space="preserve">Then </w:t>
+      </w:r>
+      <w:proofErr w:type="gramStart"/>
+      <w:r>
+        <w:rPr>
+          <w:b/>
+          <w:bCs/>
+          <w:color w:val="27251F"/>
+        </w:rPr>
+        <w:t>decide:</w:t>
+      </w:r>
+      <w:proofErr w:type="gramEnd"/>
+      <w:r>
+        <w:rPr>
+          <w:b/>
+          <w:bCs/>
+          <w:color w:val="27251F"/>
+        </w:rPr>
+        <w:t xml:space="preserve"> </w:t>
+      </w:r>
+      <w:r>
+        <w:rPr>
+          <w:color w:val="27251F"/>
+        </w:rPr>
+        <w:t>read these first for a quick summary, then use the charts and tables below to dig into each point.</w:t>
       </w:r>
     </w:p>
     <w:p>
@@ -1234,21 +1340,24 @@
         <w:pStyle w:val="Heading2"/>
       </w:pPr>
       <w:r>
-        <w:t xml:space="preserve">Step 4 - Which jobs are short?</w:t>
+        <w:t>Step 4 - Which jobs are short?</w:t>
       </w:r>
     </w:p>
     <w:p>
       <w:pPr>
         <w:keepNext/>
-        <w:spacing w:after="120" w:before="60"/>
+        <w:spacing w:before="60" w:after="120"/>
         <w:jc w:val="center"/>
       </w:pPr>
       <w:r>
+        <w:rPr>
+          <w:noProof/>
+        </w:rPr>
         <w:drawing>
-          <wp:inline distT="0" distB="0" distL="0" distR="0">
+          <wp:inline distT="0" distB="0" distL="0" distR="0" wp14:anchorId="65B6518A" wp14:editId="1E62FD4B">
             <wp:extent cx="6953250" cy="2876550"/>
-            <wp:effectExtent t="0" r="0" b="0" l="0"/>
-            <wp:docPr id="1" name="" descr="" title=""/>
+            <wp:effectExtent l="0" t="0" r="0" b="0"/>
+            <wp:docPr id="424267656" name="Picture 424267656"/>
             <wp:cNvGraphicFramePr>
               <a:graphicFrameLocks xmlns:a="http://schemas.openxmlformats.org/drawingml/2006/main" noChangeAspect="1"/>
             </wp:cNvGraphicFramePr>
@@ -1256,13 +1365,13 @@
               <a:graphicData uri="http://schemas.openxmlformats.org/drawingml/2006/picture">
                 <pic:pic xmlns:pic="http://schemas.openxmlformats.org/drawingml/2006/picture">
                   <pic:nvPicPr>
-                    <pic:cNvPr id="0" name="" descr=""/>
+                    <pic:cNvPr id="0" name=""/>
                     <pic:cNvPicPr>
                       <a:picLocks noChangeAspect="1" noChangeArrowheads="1"/>
                     </pic:cNvPicPr>
                   </pic:nvPicPr>
                   <pic:blipFill>
-                    <a:blip r:embed="rId17" cstate="none"/>
+                    <a:blip r:embed="rId15"/>
                     <a:srcRect/>
                     <a:stretch>
                       <a:fillRect/>
@@ -1286,66 +1395,83 @@
     </w:p>
     <w:p>
       <w:pPr>
-        <w:spacing w:after="70" w:line="270"/>
-      </w:pPr>
-      <w:r>
-        <w:rPr>
-          <w:rFonts w:ascii="Arial" w:cs="Arial" w:eastAsia="Arial" w:hAnsi="Arial"/>
-          <w:color w:val="27251F"/>
-          <w:sz w:val="21"/>
-          <w:szCs w:val="21"/>
-        </w:rPr>
-        <w:t xml:space="preserve">Planned and actual headcount side by side for each job title. Hover a bar to see the gap, fill rate and hiring need for that job.</w:t>
-      </w:r>
-    </w:p>
-    <w:p>
-      <w:pPr>
-        <w:spacing w:after="90" w:line="290"/>
-      </w:pPr>
-      <w:r>
-        <w:rPr>
-          <w:rFonts w:ascii="Arial" w:cs="Arial" w:eastAsia="Arial" w:hAnsi="Arial"/>
+        <w:spacing w:after="70" w:line="270" w:lineRule="auto"/>
+      </w:pPr>
+      <w:r>
+        <w:rPr>
+          <w:color w:val="27251F"/>
+        </w:rPr>
+        <w:t>Planned and actual headcount side by side for each job title. Hover a bar to see the gap, fill rate and hiring need for that job.</w:t>
+      </w:r>
+    </w:p>
+    <w:p>
+      <w:pPr>
+        <w:spacing w:after="90" w:line="290" w:lineRule="auto"/>
+      </w:pPr>
+      <w:r>
+        <w:rPr>
           <w:b/>
           <w:bCs/>
           <w:color w:val="27251F"/>
-          <w:sz w:val="21"/>
-          <w:szCs w:val="21"/>
         </w:rPr>
         <w:t xml:space="preserve">What to look at: </w:t>
       </w:r>
       <w:r>
         <w:rPr>
-          <w:rFonts w:ascii="Arial" w:cs="Arial" w:eastAsia="Arial" w:hAnsi="Arial"/>
-          <w:color w:val="27251F"/>
-          <w:sz w:val="21"/>
-          <w:szCs w:val="21"/>
-        </w:rPr>
-        <w:t xml:space="preserve">jobs where the actual bar is clearly lower than the planned bar.</w:t>
-      </w:r>
-    </w:p>
-    <w:p>
-      <w:pPr>
-        <w:spacing w:after="90" w:line="290"/>
-      </w:pPr>
-      <w:r>
-        <w:rPr>
-          <w:rFonts w:ascii="Arial" w:cs="Arial" w:eastAsia="Arial" w:hAnsi="Arial"/>
+          <w:color w:val="27251F"/>
+        </w:rPr>
+        <w:t>jobs where the actual bar is clearly lower than the planned bar.</w:t>
+      </w:r>
+    </w:p>
+    <w:p>
+      <w:pPr>
+        <w:spacing w:after="90" w:line="290" w:lineRule="auto"/>
+      </w:pPr>
+      <w:r>
+        <w:rPr>
           <w:b/>
           <w:bCs/>
           <w:color w:val="27251F"/>
-          <w:sz w:val="21"/>
-          <w:szCs w:val="21"/>
-        </w:rPr>
-        <w:t xml:space="preserve">Then decide: </w:t>
-      </w:r>
-      <w:r>
-        <w:rPr>
-          <w:rFonts w:ascii="Arial" w:cs="Arial" w:eastAsia="Arial" w:hAnsi="Arial"/>
-          <w:color w:val="27251F"/>
-          <w:sz w:val="21"/>
-          <w:szCs w:val="21"/>
-        </w:rPr>
-        <w:t xml:space="preserve">those are the jobs to prioritise in recruitment.</w:t>
+        </w:rPr>
+        <w:t xml:space="preserve">Then </w:t>
+      </w:r>
+      <w:proofErr w:type="gramStart"/>
+      <w:r>
+        <w:rPr>
+          <w:b/>
+          <w:bCs/>
+          <w:color w:val="27251F"/>
+        </w:rPr>
+        <w:t>decide:</w:t>
+      </w:r>
+      <w:proofErr w:type="gramEnd"/>
+      <w:r>
+        <w:rPr>
+          <w:b/>
+          <w:bCs/>
+          <w:color w:val="27251F"/>
+        </w:rPr>
+        <w:t xml:space="preserve"> </w:t>
+      </w:r>
+      <w:r>
+        <w:rPr>
+          <w:color w:val="27251F"/>
+        </w:rPr>
+        <w:t xml:space="preserve">those are the jobs to </w:t>
+      </w:r>
+      <w:proofErr w:type="spellStart"/>
+      <w:r>
+        <w:rPr>
+          <w:color w:val="27251F"/>
+        </w:rPr>
+        <w:t>prioritise</w:t>
+      </w:r>
+      <w:proofErr w:type="spellEnd"/>
+      <w:r>
+        <w:rPr>
+          <w:color w:val="27251F"/>
+        </w:rPr>
+        <w:t xml:space="preserve"> in recruitment.</w:t>
       </w:r>
     </w:p>
     <w:p>
@@ -1353,21 +1479,25 @@
         <w:pStyle w:val="Heading2"/>
       </w:pPr>
       <w:r>
-        <w:t xml:space="preserve">Step 5 - How is reality tracking against the plan?</w:t>
+        <w:lastRenderedPageBreak/>
+        <w:t>Step 5 - How is reality tracking against the plan?</w:t>
       </w:r>
     </w:p>
     <w:p>
       <w:pPr>
         <w:keepNext/>
-        <w:spacing w:after="120" w:before="60"/>
+        <w:spacing w:before="60" w:after="120"/>
         <w:jc w:val="center"/>
       </w:pPr>
       <w:r>
+        <w:rPr>
+          <w:noProof/>
+        </w:rPr>
         <w:drawing>
-          <wp:inline distT="0" distB="0" distL="0" distR="0">
+          <wp:inline distT="0" distB="0" distL="0" distR="0" wp14:anchorId="569BD7C6" wp14:editId="33B1A33E">
             <wp:extent cx="6953250" cy="2162175"/>
-            <wp:effectExtent t="0" r="0" b="0" l="0"/>
-            <wp:docPr id="1" name="" descr="" title=""/>
+            <wp:effectExtent l="0" t="0" r="0" b="0"/>
+            <wp:docPr id="1888229063" name="Picture 1888229063"/>
             <wp:cNvGraphicFramePr>
               <a:graphicFrameLocks xmlns:a="http://schemas.openxmlformats.org/drawingml/2006/main" noChangeAspect="1"/>
             </wp:cNvGraphicFramePr>
@@ -1375,13 +1505,13 @@
               <a:graphicData uri="http://schemas.openxmlformats.org/drawingml/2006/picture">
                 <pic:pic xmlns:pic="http://schemas.openxmlformats.org/drawingml/2006/picture">
                   <pic:nvPicPr>
-                    <pic:cNvPr id="0" name="" descr=""/>
+                    <pic:cNvPr id="0" name=""/>
                     <pic:cNvPicPr>
                       <a:picLocks noChangeAspect="1" noChangeArrowheads="1"/>
                     </pic:cNvPicPr>
                   </pic:nvPicPr>
                   <pic:blipFill>
-                    <a:blip r:embed="rId18" cstate="none"/>
+                    <a:blip r:embed="rId16"/>
                     <a:srcRect/>
                     <a:stretch>
                       <a:fillRect/>
@@ -1405,41 +1535,32 @@
     </w:p>
     <w:p>
       <w:pPr>
-        <w:spacing w:after="70" w:line="270"/>
-      </w:pPr>
-      <w:r>
-        <w:rPr>
-          <w:rFonts w:ascii="Arial" w:cs="Arial" w:eastAsia="Arial" w:hAnsi="Arial"/>
-          <w:color w:val="27251F"/>
-          <w:sz w:val="21"/>
-          <w:szCs w:val="21"/>
-        </w:rPr>
-        <w:t xml:space="preserve">Projected headcount for every month of the selected year (dashed line) and actual headcount for the months that already have an uploaded roster (solid line).</w:t>
-      </w:r>
-    </w:p>
-    <w:p>
-      <w:pPr>
-        <w:spacing w:after="90" w:line="290"/>
-      </w:pPr>
-      <w:r>
-        <w:rPr>
-          <w:rFonts w:ascii="Arial" w:cs="Arial" w:eastAsia="Arial" w:hAnsi="Arial"/>
+        <w:spacing w:after="70" w:line="270" w:lineRule="auto"/>
+      </w:pPr>
+      <w:r>
+        <w:rPr>
+          <w:color w:val="27251F"/>
+        </w:rPr>
+        <w:t>Projected headcount for every month of the selected year (dashed line) and actual headcount for the months that already have an uploaded roster (solid line).</w:t>
+      </w:r>
+    </w:p>
+    <w:p>
+      <w:pPr>
+        <w:spacing w:after="90" w:line="290" w:lineRule="auto"/>
+      </w:pPr>
+      <w:r>
+        <w:rPr>
           <w:b/>
           <w:bCs/>
           <w:color w:val="27251F"/>
-          <w:sz w:val="21"/>
-          <w:szCs w:val="21"/>
         </w:rPr>
         <w:t xml:space="preserve">What to look at: </w:t>
       </w:r>
       <w:r>
         <w:rPr>
-          <w:rFonts w:ascii="Arial" w:cs="Arial" w:eastAsia="Arial" w:hAnsi="Arial"/>
-          <w:color w:val="27251F"/>
-          <w:sz w:val="21"/>
-          <w:szCs w:val="21"/>
-        </w:rPr>
-        <w:t xml:space="preserve">whether the solid line is moving towards the dashed line or away from it.</w:t>
+          <w:color w:val="27251F"/>
+        </w:rPr>
+        <w:t>whether the solid line is moving towards the dashed line or away from it.</w:t>
       </w:r>
     </w:p>
     <w:p>
@@ -1447,55 +1568,72 @@
         <w:pStyle w:val="Heading2"/>
       </w:pPr>
       <w:r>
-        <w:t xml:space="preserve">Step 6 - Payroll groups</w:t>
+        <w:t>Step 6 - Payroll groups</w:t>
       </w:r>
     </w:p>
     <w:tbl>
       <w:tblPr>
-        <w:tblW w:type="dxa" w:w="11000"/>
+        <w:tblW w:w="11000" w:type="dxa"/>
         <w:jc w:val="center"/>
         <w:tblBorders>
-          <w:top w:val="single" w:color="auto" w:sz="4"/>
-          <w:left w:val="single" w:color="auto" w:sz="4"/>
-          <w:bottom w:val="single" w:color="auto" w:sz="4"/>
-          <w:right w:val="single" w:color="auto" w:sz="4"/>
-          <w:insideH w:val="single" w:color="auto" w:sz="4"/>
-          <w:insideV w:val="single" w:color="auto" w:sz="4"/>
+          <w:top w:val="single" w:sz="4" w:space="0" w:color="auto"/>
+          <w:left w:val="single" w:sz="4" w:space="0" w:color="auto"/>
+          <w:bottom w:val="single" w:sz="4" w:space="0" w:color="auto"/>
+          <w:right w:val="single" w:sz="4" w:space="0" w:color="auto"/>
+          <w:insideH w:val="single" w:sz="4" w:space="0" w:color="auto"/>
+          <w:insideV w:val="single" w:sz="4" w:space="0" w:color="auto"/>
         </w:tblBorders>
+        <w:tblCellMar>
+          <w:left w:w="10" w:type="dxa"/>
+          <w:right w:w="10" w:type="dxa"/>
+        </w:tblCellMar>
+        <w:tblLook w:val="0000" w:firstRow="0" w:lastRow="0" w:firstColumn="0" w:lastColumn="0" w:noHBand="0" w:noVBand="0"/>
       </w:tblPr>
       <w:tblGrid>
         <w:gridCol w:w="5500"/>
         <w:gridCol w:w="5500"/>
       </w:tblGrid>
       <w:tr>
-        <w:tc>
-          <w:tcPr>
-            <w:tcW w:type="dxa" w:w="5500"/>
-            <w:tcBorders>
-              <w:top w:val="none" w:color="FFFFFF" w:sz="0"/>
-              <w:left w:val="none" w:color="FFFFFF" w:sz="0"/>
-              <w:bottom w:val="none" w:color="FFFFFF" w:sz="0"/>
-              <w:right w:val="none" w:color="FFFFFF" w:sz="0"/>
-            </w:tcBorders>
-            <w:tcMar>
-              <w:top w:type="dxa" w:w="40"/>
-              <w:left w:type="dxa" w:w="70"/>
-              <w:bottom w:type="dxa" w:w="60"/>
-              <w:right w:type="dxa" w:w="70"/>
+        <w:tblPrEx>
+          <w:tblCellMar>
+            <w:top w:w="0" w:type="dxa"/>
+            <w:bottom w:w="0" w:type="dxa"/>
+          </w:tblCellMar>
+        </w:tblPrEx>
+        <w:trPr>
+          <w:jc w:val="center"/>
+        </w:trPr>
+        <w:tc>
+          <w:tcPr>
+            <w:tcW w:w="5500" w:type="dxa"/>
+            <w:tcBorders>
+              <w:top w:val="none" w:sz="0" w:space="0" w:color="FFFFFF"/>
+              <w:left w:val="none" w:sz="0" w:space="0" w:color="FFFFFF"/>
+              <w:bottom w:val="none" w:sz="0" w:space="0" w:color="FFFFFF"/>
+              <w:right w:val="none" w:sz="0" w:space="0" w:color="FFFFFF"/>
+            </w:tcBorders>
+            <w:tcMar>
+              <w:top w:w="40" w:type="dxa"/>
+              <w:left w:w="70" w:type="dxa"/>
+              <w:bottom w:w="60" w:type="dxa"/>
+              <w:right w:w="70" w:type="dxa"/>
             </w:tcMar>
           </w:tcPr>
           <w:p>
             <w:pPr>
               <w:keepNext/>
-              <w:spacing w:after="120" w:before="60"/>
+              <w:spacing w:before="60" w:after="120"/>
               <w:jc w:val="center"/>
             </w:pPr>
             <w:r>
+              <w:rPr>
+                <w:noProof/>
+              </w:rPr>
               <w:drawing>
-                <wp:inline distT="0" distB="0" distL="0" distR="0">
+                <wp:inline distT="0" distB="0" distL="0" distR="0" wp14:anchorId="40D052F9" wp14:editId="130BDEF2">
                   <wp:extent cx="3286125" cy="2371725"/>
-                  <wp:effectExtent t="0" r="0" b="0" l="0"/>
-                  <wp:docPr id="1" name="" descr="" title=""/>
+                  <wp:effectExtent l="0" t="0" r="0" b="0"/>
+                  <wp:docPr id="2137833041" name="Picture 2137833041"/>
                   <wp:cNvGraphicFramePr>
                     <a:graphicFrameLocks xmlns:a="http://schemas.openxmlformats.org/drawingml/2006/main" noChangeAspect="1"/>
                   </wp:cNvGraphicFramePr>
@@ -1503,13 +1641,13 @@
                     <a:graphicData uri="http://schemas.openxmlformats.org/drawingml/2006/picture">
                       <pic:pic xmlns:pic="http://schemas.openxmlformats.org/drawingml/2006/picture">
                         <pic:nvPicPr>
-                          <pic:cNvPr id="0" name="" descr=""/>
+                          <pic:cNvPr id="0" name=""/>
                           <pic:cNvPicPr>
                             <a:picLocks noChangeAspect="1" noChangeArrowheads="1"/>
                           </pic:cNvPicPr>
                         </pic:nvPicPr>
                         <pic:blipFill>
-                          <a:blip r:embed="rId19" cstate="none"/>
+                          <a:blip r:embed="rId17"/>
                           <a:srcRect/>
                           <a:stretch>
                             <a:fillRect/>
@@ -1534,32 +1672,35 @@
         </w:tc>
         <w:tc>
           <w:tcPr>
-            <w:tcW w:type="dxa" w:w="5500"/>
-            <w:tcBorders>
-              <w:top w:val="none" w:color="FFFFFF" w:sz="0"/>
-              <w:left w:val="none" w:color="FFFFFF" w:sz="0"/>
-              <w:bottom w:val="none" w:color="FFFFFF" w:sz="0"/>
-              <w:right w:val="none" w:color="FFFFFF" w:sz="0"/>
-            </w:tcBorders>
-            <w:tcMar>
-              <w:top w:type="dxa" w:w="40"/>
-              <w:left w:type="dxa" w:w="70"/>
-              <w:bottom w:type="dxa" w:w="60"/>
-              <w:right w:type="dxa" w:w="70"/>
+            <w:tcW w:w="5500" w:type="dxa"/>
+            <w:tcBorders>
+              <w:top w:val="none" w:sz="0" w:space="0" w:color="FFFFFF"/>
+              <w:left w:val="none" w:sz="0" w:space="0" w:color="FFFFFF"/>
+              <w:bottom w:val="none" w:sz="0" w:space="0" w:color="FFFFFF"/>
+              <w:right w:val="none" w:sz="0" w:space="0" w:color="FFFFFF"/>
+            </w:tcBorders>
+            <w:tcMar>
+              <w:top w:w="40" w:type="dxa"/>
+              <w:left w:w="70" w:type="dxa"/>
+              <w:bottom w:w="60" w:type="dxa"/>
+              <w:right w:w="70" w:type="dxa"/>
             </w:tcMar>
           </w:tcPr>
           <w:p>
             <w:pPr>
               <w:keepNext/>
-              <w:spacing w:after="120" w:before="60"/>
+              <w:spacing w:before="60" w:after="120"/>
               <w:jc w:val="center"/>
             </w:pPr>
             <w:r>
+              <w:rPr>
+                <w:noProof/>
+              </w:rPr>
               <w:drawing>
-                <wp:inline distT="0" distB="0" distL="0" distR="0">
+                <wp:inline distT="0" distB="0" distL="0" distR="0" wp14:anchorId="49749E24" wp14:editId="19E395B6">
                   <wp:extent cx="3286125" cy="1676400"/>
-                  <wp:effectExtent t="0" r="0" b="0" l="0"/>
-                  <wp:docPr id="1" name="" descr="" title=""/>
+                  <wp:effectExtent l="0" t="0" r="0" b="0"/>
+                  <wp:docPr id="877126817" name="Picture 877126817"/>
                   <wp:cNvGraphicFramePr>
                     <a:graphicFrameLocks xmlns:a="http://schemas.openxmlformats.org/drawingml/2006/main" noChangeAspect="1"/>
                   </wp:cNvGraphicFramePr>
@@ -1567,13 +1708,13 @@
                     <a:graphicData uri="http://schemas.openxmlformats.org/drawingml/2006/picture">
                       <pic:pic xmlns:pic="http://schemas.openxmlformats.org/drawingml/2006/picture">
                         <pic:nvPicPr>
-                          <pic:cNvPr id="0" name="" descr=""/>
+                          <pic:cNvPr id="0" name=""/>
                           <pic:cNvPicPr>
                             <a:picLocks noChangeAspect="1" noChangeArrowheads="1"/>
                           </pic:cNvPicPr>
                         </pic:nvPicPr>
                         <pic:blipFill>
-                          <a:blip r:embed="rId20" cstate="none"/>
+                          <a:blip r:embed="rId18"/>
                           <a:srcRect/>
                           <a:stretch>
                             <a:fillRect/>
@@ -1600,16 +1741,13 @@
     </w:tbl>
     <w:p>
       <w:pPr>
-        <w:spacing w:after="70" w:line="270"/>
-      </w:pPr>
-      <w:r>
-        <w:rPr>
-          <w:rFonts w:ascii="Arial" w:cs="Arial" w:eastAsia="Arial" w:hAnsi="Arial"/>
-          <w:color w:val="27251F"/>
-          <w:sz w:val="21"/>
-          <w:szCs w:val="21"/>
-        </w:rPr>
-        <w:t xml:space="preserve">Planned and actual headcount for each payroll group, with the same numbers in a table you can sort by clicking a header. A job that nobody works in yet has no known payroll group and is listed as Unassigned.</w:t>
+        <w:spacing w:after="70" w:line="270" w:lineRule="auto"/>
+      </w:pPr>
+      <w:r>
+        <w:rPr>
+          <w:color w:val="27251F"/>
+        </w:rPr>
+        <w:t>Planned and actual headcount for each payroll group, with the same numbers in a table you can sort by clicking a header. A job that nobody works in yet has no known payroll group and is listed as Unassigned.</w:t>
       </w:r>
     </w:p>
     <w:p>
@@ -1617,21 +1755,25 @@
         <w:pStyle w:val="Heading2"/>
       </w:pPr>
       <w:r>
-        <w:t xml:space="preserve">Step 7 - Which stores need attention?</w:t>
+        <w:lastRenderedPageBreak/>
+        <w:t>Step 7 - Which stores need attention?</w:t>
       </w:r>
     </w:p>
     <w:p>
       <w:pPr>
         <w:keepNext/>
-        <w:spacing w:after="120" w:before="60"/>
+        <w:spacing w:before="60" w:after="120"/>
         <w:jc w:val="center"/>
       </w:pPr>
       <w:r>
+        <w:rPr>
+          <w:noProof/>
+        </w:rPr>
         <w:drawing>
-          <wp:inline distT="0" distB="0" distL="0" distR="0">
+          <wp:inline distT="0" distB="0" distL="0" distR="0" wp14:anchorId="4AF3174C" wp14:editId="6AD19094">
             <wp:extent cx="6953250" cy="3181350"/>
-            <wp:effectExtent t="0" r="0" b="0" l="0"/>
-            <wp:docPr id="1" name="" descr="" title=""/>
+            <wp:effectExtent l="0" t="0" r="0" b="0"/>
+            <wp:docPr id="1894880648" name="Picture 1894880648"/>
             <wp:cNvGraphicFramePr>
               <a:graphicFrameLocks xmlns:a="http://schemas.openxmlformats.org/drawingml/2006/main" noChangeAspect="1"/>
             </wp:cNvGraphicFramePr>
@@ -1639,13 +1781,13 @@
               <a:graphicData uri="http://schemas.openxmlformats.org/drawingml/2006/picture">
                 <pic:pic xmlns:pic="http://schemas.openxmlformats.org/drawingml/2006/picture">
                   <pic:nvPicPr>
-                    <pic:cNvPr id="0" name="" descr=""/>
+                    <pic:cNvPr id="0" name=""/>
                     <pic:cNvPicPr>
                       <a:picLocks noChangeAspect="1" noChangeArrowheads="1"/>
                     </pic:cNvPicPr>
                   </pic:nvPicPr>
                   <pic:blipFill>
-                    <a:blip r:embed="rId21" cstate="none"/>
+                    <a:blip r:embed="rId19"/>
                     <a:srcRect/>
                     <a:stretch>
                       <a:fillRect/>
@@ -1669,354 +1811,386 @@
     </w:p>
     <w:p>
       <w:pPr>
-        <w:spacing w:after="70" w:line="270"/>
-      </w:pPr>
-      <w:r>
-        <w:rPr>
-          <w:rFonts w:ascii="Arial" w:cs="Arial" w:eastAsia="Arial" w:hAnsi="Arial"/>
-          <w:color w:val="27251F"/>
-          <w:sz w:val="21"/>
-          <w:szCs w:val="21"/>
-        </w:rPr>
-        <w:t xml:space="preserve">Every store with a projection for the month, largest shortage first. Click a column header to sort (click again to reverse). The search box also matches the consultant's name. Click a store to open its jobs and see where its numbers come from.</w:t>
+        <w:spacing w:after="70" w:line="270" w:lineRule="auto"/>
+      </w:pPr>
+      <w:r>
+        <w:rPr>
+          <w:color w:val="27251F"/>
+        </w:rPr>
+        <w:t xml:space="preserve">Every store with a projection for the month, largest shortage first. Click a column header to sort (click again to reverse). The search box also matches the consultant's name. </w:t>
+      </w:r>
+      <w:proofErr w:type="gramStart"/>
+      <w:r>
+        <w:rPr>
+          <w:color w:val="27251F"/>
+        </w:rPr>
+        <w:t>Click</w:t>
+      </w:r>
+      <w:proofErr w:type="gramEnd"/>
+      <w:r>
+        <w:rPr>
+          <w:color w:val="27251F"/>
+        </w:rPr>
+        <w:t xml:space="preserve"> a store to open its jobs and see where its numbers come from.</w:t>
       </w:r>
     </w:p>
     <w:tbl>
       <w:tblPr>
-        <w:tblW w:type="dxa" w:w="9400"/>
+        <w:tblW w:w="9400" w:type="dxa"/>
         <w:tblBorders>
-          <w:top w:val="single" w:color="auto" w:sz="4"/>
-          <w:left w:val="single" w:color="auto" w:sz="4"/>
-          <w:bottom w:val="single" w:color="auto" w:sz="4"/>
-          <w:right w:val="single" w:color="auto" w:sz="4"/>
-          <w:insideH w:val="single" w:color="auto" w:sz="4"/>
-          <w:insideV w:val="single" w:color="auto" w:sz="4"/>
+          <w:top w:val="single" w:sz="4" w:space="0" w:color="auto"/>
+          <w:left w:val="single" w:sz="4" w:space="0" w:color="auto"/>
+          <w:bottom w:val="single" w:sz="4" w:space="0" w:color="auto"/>
+          <w:right w:val="single" w:sz="4" w:space="0" w:color="auto"/>
+          <w:insideH w:val="single" w:sz="4" w:space="0" w:color="auto"/>
+          <w:insideV w:val="single" w:sz="4" w:space="0" w:color="auto"/>
         </w:tblBorders>
+        <w:tblCellMar>
+          <w:left w:w="10" w:type="dxa"/>
+          <w:right w:w="10" w:type="dxa"/>
+        </w:tblCellMar>
+        <w:tblLook w:val="0000" w:firstRow="0" w:lastRow="0" w:firstColumn="0" w:lastColumn="0" w:noHBand="0" w:noVBand="0"/>
       </w:tblPr>
       <w:tblGrid>
         <w:gridCol w:w="2600"/>
         <w:gridCol w:w="6800"/>
       </w:tblGrid>
       <w:tr>
+        <w:tblPrEx>
+          <w:tblCellMar>
+            <w:top w:w="0" w:type="dxa"/>
+            <w:bottom w:w="0" w:type="dxa"/>
+          </w:tblCellMar>
+        </w:tblPrEx>
         <w:trPr>
           <w:cantSplit/>
           <w:tblHeader/>
         </w:trPr>
         <w:tc>
           <w:tcPr>
-            <w:tcW w:type="dxa" w:w="2600"/>
-            <w:tcBorders>
-              <w:top w:val="single" w:color="D9D9D6" w:sz="4"/>
-              <w:left w:val="single" w:color="D9D9D6" w:sz="4"/>
-              <w:bottom w:val="single" w:color="D9D9D6" w:sz="4"/>
-              <w:right w:val="single" w:color="D9D9D6" w:sz="4"/>
-            </w:tcBorders>
-            <w:shd w:fill="FFC72C" w:color="auto" w:val="clear"/>
-            <w:tcMar>
-              <w:top w:type="dxa" w:w="70"/>
-              <w:left w:type="dxa" w:w="110"/>
-              <w:bottom w:type="dxa" w:w="70"/>
-              <w:right w:type="dxa" w:w="110"/>
+            <w:tcW w:w="2600" w:type="dxa"/>
+            <w:tcBorders>
+              <w:top w:val="single" w:sz="4" w:space="0" w:color="D9D9D6"/>
+              <w:left w:val="single" w:sz="4" w:space="0" w:color="D9D9D6"/>
+              <w:bottom w:val="single" w:sz="4" w:space="0" w:color="D9D9D6"/>
+              <w:right w:val="single" w:sz="4" w:space="0" w:color="D9D9D6"/>
+            </w:tcBorders>
+            <w:shd w:val="clear" w:color="auto" w:fill="FFC72C"/>
+            <w:tcMar>
+              <w:top w:w="70" w:type="dxa"/>
+              <w:left w:w="110" w:type="dxa"/>
+              <w:bottom w:w="70" w:type="dxa"/>
+              <w:right w:w="110" w:type="dxa"/>
             </w:tcMar>
           </w:tcPr>
           <w:p>
             <w:r>
               <w:rPr>
-                <w:rFonts w:ascii="Arial" w:cs="Arial" w:eastAsia="Arial" w:hAnsi="Arial"/>
                 <w:b/>
                 <w:bCs/>
                 <w:color w:val="27251F"/>
                 <w:sz w:val="19"/>
                 <w:szCs w:val="19"/>
               </w:rPr>
-              <w:t xml:space="preserve">Status</w:t>
+              <w:t>Status</w:t>
             </w:r>
           </w:p>
         </w:tc>
         <w:tc>
           <w:tcPr>
-            <w:tcW w:type="dxa" w:w="6800"/>
-            <w:tcBorders>
-              <w:top w:val="single" w:color="D9D9D6" w:sz="4"/>
-              <w:left w:val="single" w:color="D9D9D6" w:sz="4"/>
-              <w:bottom w:val="single" w:color="D9D9D6" w:sz="4"/>
-              <w:right w:val="single" w:color="D9D9D6" w:sz="4"/>
-            </w:tcBorders>
-            <w:shd w:fill="FFC72C" w:color="auto" w:val="clear"/>
-            <w:tcMar>
-              <w:top w:type="dxa" w:w="70"/>
-              <w:left w:type="dxa" w:w="110"/>
-              <w:bottom w:type="dxa" w:w="70"/>
-              <w:right w:type="dxa" w:w="110"/>
+            <w:tcW w:w="6800" w:type="dxa"/>
+            <w:tcBorders>
+              <w:top w:val="single" w:sz="4" w:space="0" w:color="D9D9D6"/>
+              <w:left w:val="single" w:sz="4" w:space="0" w:color="D9D9D6"/>
+              <w:bottom w:val="single" w:sz="4" w:space="0" w:color="D9D9D6"/>
+              <w:right w:val="single" w:sz="4" w:space="0" w:color="D9D9D6"/>
+            </w:tcBorders>
+            <w:shd w:val="clear" w:color="auto" w:fill="FFC72C"/>
+            <w:tcMar>
+              <w:top w:w="70" w:type="dxa"/>
+              <w:left w:w="110" w:type="dxa"/>
+              <w:bottom w:w="70" w:type="dxa"/>
+              <w:right w:w="110" w:type="dxa"/>
             </w:tcMar>
           </w:tcPr>
           <w:p>
             <w:r>
               <w:rPr>
-                <w:rFonts w:ascii="Arial" w:cs="Arial" w:eastAsia="Arial" w:hAnsi="Arial"/>
                 <w:b/>
                 <w:bCs/>
                 <w:color w:val="27251F"/>
                 <w:sz w:val="19"/>
                 <w:szCs w:val="19"/>
               </w:rPr>
-              <w:t xml:space="preserve">Fill rate</w:t>
+              <w:t>Fill rate</w:t>
             </w:r>
           </w:p>
         </w:tc>
       </w:tr>
       <w:tr>
+        <w:tblPrEx>
+          <w:tblCellMar>
+            <w:top w:w="0" w:type="dxa"/>
+            <w:bottom w:w="0" w:type="dxa"/>
+          </w:tblCellMar>
+        </w:tblPrEx>
         <w:trPr>
           <w:cantSplit/>
-          <w:tblHeader w:val="false"/>
         </w:trPr>
         <w:tc>
           <w:tcPr>
-            <w:tcW w:type="dxa" w:w="2600"/>
-            <w:tcBorders>
-              <w:top w:val="single" w:color="D9D9D6" w:sz="4"/>
-              <w:left w:val="single" w:color="D9D9D6" w:sz="4"/>
-              <w:bottom w:val="single" w:color="D9D9D6" w:sz="4"/>
-              <w:right w:val="single" w:color="D9D9D6" w:sz="4"/>
-            </w:tcBorders>
-            <w:shd w:fill="FFFFFF" w:color="auto" w:val="clear"/>
-            <w:tcMar>
-              <w:top w:type="dxa" w:w="70"/>
-              <w:left w:type="dxa" w:w="110"/>
-              <w:bottom w:type="dxa" w:w="70"/>
-              <w:right w:type="dxa" w:w="110"/>
+            <w:tcW w:w="2600" w:type="dxa"/>
+            <w:tcBorders>
+              <w:top w:val="single" w:sz="4" w:space="0" w:color="D9D9D6"/>
+              <w:left w:val="single" w:sz="4" w:space="0" w:color="D9D9D6"/>
+              <w:bottom w:val="single" w:sz="4" w:space="0" w:color="D9D9D6"/>
+              <w:right w:val="single" w:sz="4" w:space="0" w:color="D9D9D6"/>
+            </w:tcBorders>
+            <w:shd w:val="clear" w:color="auto" w:fill="FFFFFF"/>
+            <w:tcMar>
+              <w:top w:w="70" w:type="dxa"/>
+              <w:left w:w="110" w:type="dxa"/>
+              <w:bottom w:w="70" w:type="dxa"/>
+              <w:right w:w="110" w:type="dxa"/>
             </w:tcMar>
           </w:tcPr>
           <w:p>
             <w:r>
               <w:rPr>
-                <w:rFonts w:ascii="Arial" w:cs="Arial" w:eastAsia="Arial" w:hAnsi="Arial"/>
                 <w:color w:val="27251F"/>
                 <w:sz w:val="19"/>
                 <w:szCs w:val="19"/>
               </w:rPr>
-              <w:t xml:space="preserve">On track</w:t>
+              <w:t>On track</w:t>
             </w:r>
           </w:p>
         </w:tc>
         <w:tc>
           <w:tcPr>
-            <w:tcW w:type="dxa" w:w="6800"/>
-            <w:tcBorders>
-              <w:top w:val="single" w:color="D9D9D6" w:sz="4"/>
-              <w:left w:val="single" w:color="D9D9D6" w:sz="4"/>
-              <w:bottom w:val="single" w:color="D9D9D6" w:sz="4"/>
-              <w:right w:val="single" w:color="D9D9D6" w:sz="4"/>
-            </w:tcBorders>
-            <w:shd w:fill="FFFFFF" w:color="auto" w:val="clear"/>
-            <w:tcMar>
-              <w:top w:type="dxa" w:w="70"/>
-              <w:left w:type="dxa" w:w="110"/>
-              <w:bottom w:type="dxa" w:w="70"/>
-              <w:right w:type="dxa" w:w="110"/>
+            <w:tcW w:w="6800" w:type="dxa"/>
+            <w:tcBorders>
+              <w:top w:val="single" w:sz="4" w:space="0" w:color="D9D9D6"/>
+              <w:left w:val="single" w:sz="4" w:space="0" w:color="D9D9D6"/>
+              <w:bottom w:val="single" w:sz="4" w:space="0" w:color="D9D9D6"/>
+              <w:right w:val="single" w:sz="4" w:space="0" w:color="D9D9D6"/>
+            </w:tcBorders>
+            <w:shd w:val="clear" w:color="auto" w:fill="FFFFFF"/>
+            <w:tcMar>
+              <w:top w:w="70" w:type="dxa"/>
+              <w:left w:w="110" w:type="dxa"/>
+              <w:bottom w:w="70" w:type="dxa"/>
+              <w:right w:w="110" w:type="dxa"/>
             </w:tcMar>
           </w:tcPr>
           <w:p>
             <w:r>
               <w:rPr>
-                <w:rFonts w:ascii="Arial" w:cs="Arial" w:eastAsia="Arial" w:hAnsi="Arial"/>
                 <w:color w:val="27251F"/>
                 <w:sz w:val="19"/>
                 <w:szCs w:val="19"/>
               </w:rPr>
-              <w:t xml:space="preserve">95-100% filled</w:t>
+              <w:t>95-100% filled</w:t>
             </w:r>
           </w:p>
         </w:tc>
       </w:tr>
       <w:tr>
+        <w:tblPrEx>
+          <w:tblCellMar>
+            <w:top w:w="0" w:type="dxa"/>
+            <w:bottom w:w="0" w:type="dxa"/>
+          </w:tblCellMar>
+        </w:tblPrEx>
         <w:trPr>
           <w:cantSplit/>
-          <w:tblHeader w:val="false"/>
         </w:trPr>
         <w:tc>
           <w:tcPr>
-            <w:tcW w:type="dxa" w:w="2600"/>
-            <w:tcBorders>
-              <w:top w:val="single" w:color="D9D9D6" w:sz="4"/>
-              <w:left w:val="single" w:color="D9D9D6" w:sz="4"/>
-              <w:bottom w:val="single" w:color="D9D9D6" w:sz="4"/>
-              <w:right w:val="single" w:color="D9D9D6" w:sz="4"/>
-            </w:tcBorders>
-            <w:shd w:fill="FFFFFF" w:color="auto" w:val="clear"/>
-            <w:tcMar>
-              <w:top w:type="dxa" w:w="70"/>
-              <w:left w:type="dxa" w:w="110"/>
-              <w:bottom w:type="dxa" w:w="70"/>
-              <w:right w:type="dxa" w:w="110"/>
+            <w:tcW w:w="2600" w:type="dxa"/>
+            <w:tcBorders>
+              <w:top w:val="single" w:sz="4" w:space="0" w:color="D9D9D6"/>
+              <w:left w:val="single" w:sz="4" w:space="0" w:color="D9D9D6"/>
+              <w:bottom w:val="single" w:sz="4" w:space="0" w:color="D9D9D6"/>
+              <w:right w:val="single" w:sz="4" w:space="0" w:color="D9D9D6"/>
+            </w:tcBorders>
+            <w:shd w:val="clear" w:color="auto" w:fill="FFFFFF"/>
+            <w:tcMar>
+              <w:top w:w="70" w:type="dxa"/>
+              <w:left w:w="110" w:type="dxa"/>
+              <w:bottom w:w="70" w:type="dxa"/>
+              <w:right w:w="110" w:type="dxa"/>
             </w:tcMar>
           </w:tcPr>
           <w:p>
             <w:r>
               <w:rPr>
-                <w:rFonts w:ascii="Arial" w:cs="Arial" w:eastAsia="Arial" w:hAnsi="Arial"/>
                 <w:color w:val="27251F"/>
                 <w:sz w:val="19"/>
                 <w:szCs w:val="19"/>
               </w:rPr>
-              <w:t xml:space="preserve">Watch</w:t>
+              <w:t>Watch</w:t>
             </w:r>
           </w:p>
         </w:tc>
         <w:tc>
           <w:tcPr>
-            <w:tcW w:type="dxa" w:w="6800"/>
-            <w:tcBorders>
-              <w:top w:val="single" w:color="D9D9D6" w:sz="4"/>
-              <w:left w:val="single" w:color="D9D9D6" w:sz="4"/>
-              <w:bottom w:val="single" w:color="D9D9D6" w:sz="4"/>
-              <w:right w:val="single" w:color="D9D9D6" w:sz="4"/>
-            </w:tcBorders>
-            <w:shd w:fill="FFFFFF" w:color="auto" w:val="clear"/>
-            <w:tcMar>
-              <w:top w:type="dxa" w:w="70"/>
-              <w:left w:type="dxa" w:w="110"/>
-              <w:bottom w:type="dxa" w:w="70"/>
-              <w:right w:type="dxa" w:w="110"/>
+            <w:tcW w:w="6800" w:type="dxa"/>
+            <w:tcBorders>
+              <w:top w:val="single" w:sz="4" w:space="0" w:color="D9D9D6"/>
+              <w:left w:val="single" w:sz="4" w:space="0" w:color="D9D9D6"/>
+              <w:bottom w:val="single" w:sz="4" w:space="0" w:color="D9D9D6"/>
+              <w:right w:val="single" w:sz="4" w:space="0" w:color="D9D9D6"/>
+            </w:tcBorders>
+            <w:shd w:val="clear" w:color="auto" w:fill="FFFFFF"/>
+            <w:tcMar>
+              <w:top w:w="70" w:type="dxa"/>
+              <w:left w:w="110" w:type="dxa"/>
+              <w:bottom w:w="70" w:type="dxa"/>
+              <w:right w:w="110" w:type="dxa"/>
             </w:tcMar>
           </w:tcPr>
           <w:p>
             <w:r>
               <w:rPr>
-                <w:rFonts w:ascii="Arial" w:cs="Arial" w:eastAsia="Arial" w:hAnsi="Arial"/>
                 <w:color w:val="27251F"/>
                 <w:sz w:val="19"/>
                 <w:szCs w:val="19"/>
               </w:rPr>
-              <w:t xml:space="preserve">85-95% filled</w:t>
+              <w:t>85-95% filled</w:t>
             </w:r>
           </w:p>
         </w:tc>
       </w:tr>
       <w:tr>
+        <w:tblPrEx>
+          <w:tblCellMar>
+            <w:top w:w="0" w:type="dxa"/>
+            <w:bottom w:w="0" w:type="dxa"/>
+          </w:tblCellMar>
+        </w:tblPrEx>
         <w:trPr>
           <w:cantSplit/>
-          <w:tblHeader w:val="false"/>
         </w:trPr>
         <w:tc>
           <w:tcPr>
-            <w:tcW w:type="dxa" w:w="2600"/>
-            <w:tcBorders>
-              <w:top w:val="single" w:color="D9D9D6" w:sz="4"/>
-              <w:left w:val="single" w:color="D9D9D6" w:sz="4"/>
-              <w:bottom w:val="single" w:color="D9D9D6" w:sz="4"/>
-              <w:right w:val="single" w:color="D9D9D6" w:sz="4"/>
-            </w:tcBorders>
-            <w:shd w:fill="FFFFFF" w:color="auto" w:val="clear"/>
-            <w:tcMar>
-              <w:top w:type="dxa" w:w="70"/>
-              <w:left w:type="dxa" w:w="110"/>
-              <w:bottom w:type="dxa" w:w="70"/>
-              <w:right w:type="dxa" w:w="110"/>
+            <w:tcW w:w="2600" w:type="dxa"/>
+            <w:tcBorders>
+              <w:top w:val="single" w:sz="4" w:space="0" w:color="D9D9D6"/>
+              <w:left w:val="single" w:sz="4" w:space="0" w:color="D9D9D6"/>
+              <w:bottom w:val="single" w:sz="4" w:space="0" w:color="D9D9D6"/>
+              <w:right w:val="single" w:sz="4" w:space="0" w:color="D9D9D6"/>
+            </w:tcBorders>
+            <w:shd w:val="clear" w:color="auto" w:fill="FFFFFF"/>
+            <w:tcMar>
+              <w:top w:w="70" w:type="dxa"/>
+              <w:left w:w="110" w:type="dxa"/>
+              <w:bottom w:w="70" w:type="dxa"/>
+              <w:right w:w="110" w:type="dxa"/>
             </w:tcMar>
           </w:tcPr>
           <w:p>
             <w:r>
               <w:rPr>
-                <w:rFonts w:ascii="Arial" w:cs="Arial" w:eastAsia="Arial" w:hAnsi="Arial"/>
                 <w:color w:val="27251F"/>
                 <w:sz w:val="19"/>
                 <w:szCs w:val="19"/>
               </w:rPr>
-              <w:t xml:space="preserve">Understaffed</w:t>
+              <w:t>Understaffed</w:t>
             </w:r>
           </w:p>
         </w:tc>
         <w:tc>
           <w:tcPr>
-            <w:tcW w:type="dxa" w:w="6800"/>
-            <w:tcBorders>
-              <w:top w:val="single" w:color="D9D9D6" w:sz="4"/>
-              <w:left w:val="single" w:color="D9D9D6" w:sz="4"/>
-              <w:bottom w:val="single" w:color="D9D9D6" w:sz="4"/>
-              <w:right w:val="single" w:color="D9D9D6" w:sz="4"/>
-            </w:tcBorders>
-            <w:shd w:fill="FFFFFF" w:color="auto" w:val="clear"/>
-            <w:tcMar>
-              <w:top w:type="dxa" w:w="70"/>
-              <w:left w:type="dxa" w:w="110"/>
-              <w:bottom w:type="dxa" w:w="70"/>
-              <w:right w:type="dxa" w:w="110"/>
+            <w:tcW w:w="6800" w:type="dxa"/>
+            <w:tcBorders>
+              <w:top w:val="single" w:sz="4" w:space="0" w:color="D9D9D6"/>
+              <w:left w:val="single" w:sz="4" w:space="0" w:color="D9D9D6"/>
+              <w:bottom w:val="single" w:sz="4" w:space="0" w:color="D9D9D6"/>
+              <w:right w:val="single" w:sz="4" w:space="0" w:color="D9D9D6"/>
+            </w:tcBorders>
+            <w:shd w:val="clear" w:color="auto" w:fill="FFFFFF"/>
+            <w:tcMar>
+              <w:top w:w="70" w:type="dxa"/>
+              <w:left w:w="110" w:type="dxa"/>
+              <w:bottom w:w="70" w:type="dxa"/>
+              <w:right w:w="110" w:type="dxa"/>
             </w:tcMar>
           </w:tcPr>
           <w:p>
             <w:r>
               <w:rPr>
-                <w:rFonts w:ascii="Arial" w:cs="Arial" w:eastAsia="Arial" w:hAnsi="Arial"/>
                 <w:color w:val="27251F"/>
                 <w:sz w:val="19"/>
                 <w:szCs w:val="19"/>
               </w:rPr>
-              <w:t xml:space="preserve">below 85% filled</w:t>
+              <w:t>below 85% filled</w:t>
             </w:r>
           </w:p>
         </w:tc>
       </w:tr>
       <w:tr>
+        <w:tblPrEx>
+          <w:tblCellMar>
+            <w:top w:w="0" w:type="dxa"/>
+            <w:bottom w:w="0" w:type="dxa"/>
+          </w:tblCellMar>
+        </w:tblPrEx>
         <w:trPr>
           <w:cantSplit/>
-          <w:tblHeader w:val="false"/>
         </w:trPr>
         <w:tc>
           <w:tcPr>
-            <w:tcW w:type="dxa" w:w="2600"/>
-            <w:tcBorders>
-              <w:top w:val="single" w:color="D9D9D6" w:sz="4"/>
-              <w:left w:val="single" w:color="D9D9D6" w:sz="4"/>
-              <w:bottom w:val="single" w:color="D9D9D6" w:sz="4"/>
-              <w:right w:val="single" w:color="D9D9D6" w:sz="4"/>
-            </w:tcBorders>
-            <w:shd w:fill="FFFFFF" w:color="auto" w:val="clear"/>
-            <w:tcMar>
-              <w:top w:type="dxa" w:w="70"/>
-              <w:left w:type="dxa" w:w="110"/>
-              <w:bottom w:type="dxa" w:w="70"/>
-              <w:right w:type="dxa" w:w="110"/>
+            <w:tcW w:w="2600" w:type="dxa"/>
+            <w:tcBorders>
+              <w:top w:val="single" w:sz="4" w:space="0" w:color="D9D9D6"/>
+              <w:left w:val="single" w:sz="4" w:space="0" w:color="D9D9D6"/>
+              <w:bottom w:val="single" w:sz="4" w:space="0" w:color="D9D9D6"/>
+              <w:right w:val="single" w:sz="4" w:space="0" w:color="D9D9D6"/>
+            </w:tcBorders>
+            <w:shd w:val="clear" w:color="auto" w:fill="FFFFFF"/>
+            <w:tcMar>
+              <w:top w:w="70" w:type="dxa"/>
+              <w:left w:w="110" w:type="dxa"/>
+              <w:bottom w:w="70" w:type="dxa"/>
+              <w:right w:w="110" w:type="dxa"/>
             </w:tcMar>
           </w:tcPr>
           <w:p>
             <w:r>
               <w:rPr>
-                <w:rFonts w:ascii="Arial" w:cs="Arial" w:eastAsia="Arial" w:hAnsi="Arial"/>
                 <w:color w:val="27251F"/>
                 <w:sz w:val="19"/>
                 <w:szCs w:val="19"/>
               </w:rPr>
-              <w:t xml:space="preserve">Overstaffed</w:t>
+              <w:t>Overstaffed</w:t>
             </w:r>
           </w:p>
         </w:tc>
         <w:tc>
           <w:tcPr>
-            <w:tcW w:type="dxa" w:w="6800"/>
-            <w:tcBorders>
-              <w:top w:val="single" w:color="D9D9D6" w:sz="4"/>
-              <w:left w:val="single" w:color="D9D9D6" w:sz="4"/>
-              <w:bottom w:val="single" w:color="D9D9D6" w:sz="4"/>
-              <w:right w:val="single" w:color="D9D9D6" w:sz="4"/>
-            </w:tcBorders>
-            <w:shd w:fill="FFFFFF" w:color="auto" w:val="clear"/>
-            <w:tcMar>
-              <w:top w:type="dxa" w:w="70"/>
-              <w:left w:type="dxa" w:w="110"/>
-              <w:bottom w:type="dxa" w:w="70"/>
-              <w:right w:type="dxa" w:w="110"/>
+            <w:tcW w:w="6800" w:type="dxa"/>
+            <w:tcBorders>
+              <w:top w:val="single" w:sz="4" w:space="0" w:color="D9D9D6"/>
+              <w:left w:val="single" w:sz="4" w:space="0" w:color="D9D9D6"/>
+              <w:bottom w:val="single" w:sz="4" w:space="0" w:color="D9D9D6"/>
+              <w:right w:val="single" w:sz="4" w:space="0" w:color="D9D9D6"/>
+            </w:tcBorders>
+            <w:shd w:val="clear" w:color="auto" w:fill="FFFFFF"/>
+            <w:tcMar>
+              <w:top w:w="70" w:type="dxa"/>
+              <w:left w:w="110" w:type="dxa"/>
+              <w:bottom w:w="70" w:type="dxa"/>
+              <w:right w:w="110" w:type="dxa"/>
             </w:tcMar>
           </w:tcPr>
           <w:p>
             <w:r>
               <w:rPr>
-                <w:rFonts w:ascii="Arial" w:cs="Arial" w:eastAsia="Arial" w:hAnsi="Arial"/>
                 <w:color w:val="27251F"/>
                 <w:sz w:val="19"/>
                 <w:szCs w:val="19"/>
               </w:rPr>
-              <w:t xml:space="preserve">above 100% filled</w:t>
+              <w:t>above 100% filled</w:t>
             </w:r>
           </w:p>
         </w:tc>
@@ -2026,92 +2200,110 @@
       <w:pPr>
         <w:spacing w:after="40"/>
       </w:pPr>
-      <w:r>
-        <w:rPr>
-          <w:rFonts w:ascii="Arial" w:cs="Arial" w:eastAsia="Arial" w:hAnsi="Arial"/>
-          <w:color w:val="27251F"/>
-          <w:sz w:val="21"/>
-          <w:szCs w:val="21"/>
-        </w:rPr>
-        <w:t xml:space="preserve"/>
-      </w:r>
-    </w:p>
-    <w:p>
-      <w:pPr>
-        <w:spacing w:after="90" w:line="290"/>
-      </w:pPr>
-      <w:r>
-        <w:rPr>
-          <w:rFonts w:ascii="Arial" w:cs="Arial" w:eastAsia="Arial" w:hAnsi="Arial"/>
+    </w:p>
+    <w:p>
+      <w:pPr>
+        <w:spacing w:after="90" w:line="290" w:lineRule="auto"/>
+      </w:pPr>
+      <w:r>
+        <w:rPr>
           <w:b/>
           <w:bCs/>
           <w:color w:val="27251F"/>
-          <w:sz w:val="21"/>
-          <w:szCs w:val="21"/>
         </w:rPr>
         <w:t xml:space="preserve">What to look at: </w:t>
       </w:r>
       <w:r>
         <w:rPr>
-          <w:rFonts w:ascii="Arial" w:cs="Arial" w:eastAsia="Arial" w:hAnsi="Arial"/>
-          <w:color w:val="27251F"/>
-          <w:sz w:val="21"/>
-          <w:szCs w:val="21"/>
-        </w:rPr>
-        <w:t xml:space="preserve">stores marked Understaffed, then check their Shortage and Hiring need.</w:t>
-      </w:r>
-    </w:p>
-    <w:p>
-      <w:pPr>
-        <w:spacing w:after="90" w:line="290"/>
-      </w:pPr>
-      <w:r>
-        <w:rPr>
-          <w:rFonts w:ascii="Arial" w:cs="Arial" w:eastAsia="Arial" w:hAnsi="Arial"/>
+          <w:color w:val="27251F"/>
+        </w:rPr>
+        <w:t>stores marked Understaffed, then check their Shortage and Hiring need.</w:t>
+      </w:r>
+    </w:p>
+    <w:p>
+      <w:pPr>
+        <w:spacing w:after="90" w:line="290" w:lineRule="auto"/>
+      </w:pPr>
+      <w:r>
+        <w:rPr>
           <w:b/>
           <w:bCs/>
           <w:color w:val="27251F"/>
-          <w:sz w:val="21"/>
-          <w:szCs w:val="21"/>
-        </w:rPr>
-        <w:t xml:space="preserve">Then decide: </w:t>
-      </w:r>
-      <w:r>
-        <w:rPr>
-          <w:rFonts w:ascii="Arial" w:cs="Arial" w:eastAsia="Arial" w:hAnsi="Arial"/>
-          <w:color w:val="27251F"/>
-          <w:sz w:val="21"/>
-          <w:szCs w:val="21"/>
-        </w:rPr>
-        <w:t xml:space="preserve">open the store to see which jobs are missing people, and discuss a hiring plan with its Operation Consultant.</w:t>
-      </w:r>
-    </w:p>
-    <w:p>
-      <w:pPr>
-        <w:spacing w:after="90" w:line="290"/>
-      </w:pPr>
-      <w:r>
-        <w:rPr>
-          <w:rFonts w:ascii="Arial" w:cs="Arial" w:eastAsia="Arial" w:hAnsi="Arial"/>
-          <w:color w:val="27251F"/>
-          <w:sz w:val="21"/>
-          <w:szCs w:val="21"/>
-        </w:rPr>
-        <w:t xml:space="preserve">The numbers are calculated like this:</w:t>
-      </w:r>
-    </w:p>
-    <w:p>
-      <w:pPr>
-        <w:keepNext w:val="false"/>
-        <w:spacing w:after="120" w:before="60"/>
+        </w:rPr>
+        <w:t xml:space="preserve">Then </w:t>
+      </w:r>
+      <w:proofErr w:type="gramStart"/>
+      <w:r>
+        <w:rPr>
+          <w:b/>
+          <w:bCs/>
+          <w:color w:val="27251F"/>
+        </w:rPr>
+        <w:t>decide:</w:t>
+      </w:r>
+      <w:proofErr w:type="gramEnd"/>
+      <w:r>
+        <w:rPr>
+          <w:b/>
+          <w:bCs/>
+          <w:color w:val="27251F"/>
+        </w:rPr>
+        <w:t xml:space="preserve"> </w:t>
+      </w:r>
+      <w:r>
+        <w:rPr>
+          <w:color w:val="27251F"/>
+        </w:rPr>
+        <w:t xml:space="preserve">open the store to see which jobs are missing </w:t>
+      </w:r>
+      <w:proofErr w:type="gramStart"/>
+      <w:r>
+        <w:rPr>
+          <w:color w:val="27251F"/>
+        </w:rPr>
+        <w:t>people, and</w:t>
+      </w:r>
+      <w:proofErr w:type="gramEnd"/>
+      <w:r>
+        <w:rPr>
+          <w:color w:val="27251F"/>
+        </w:rPr>
+        <w:t xml:space="preserve"> discuss a hiring plan with its Operation Consultant.</w:t>
+      </w:r>
+    </w:p>
+    <w:p>
+      <w:pPr>
+        <w:spacing w:after="90" w:line="290" w:lineRule="auto"/>
+      </w:pPr>
+      <w:r>
+        <w:rPr>
+          <w:color w:val="27251F"/>
+        </w:rPr>
+        <w:t>The numbers are calculated like this:</w:t>
+      </w:r>
+    </w:p>
+    <w:p>
+      <w:pPr>
+        <w:spacing w:before="60" w:after="120"/>
         <w:jc w:val="center"/>
-      </w:pPr>
-      <w:r>
+        <w:rPr>
+          <w:noProof/>
+        </w:rPr>
+      </w:pPr>
+    </w:p>
+    <w:p>
+      <w:pPr>
+        <w:spacing w:before="60" w:after="120"/>
+      </w:pPr>
+      <w:r>
+        <w:rPr>
+          <w:noProof/>
+        </w:rPr>
         <w:drawing>
-          <wp:inline distT="0" distB="0" distL="0" distR="0">
-            <wp:extent cx="6953250" cy="695325"/>
-            <wp:effectExtent t="0" r="0" b="0" l="0"/>
-            <wp:docPr id="1" name="" descr="" title=""/>
+          <wp:inline distT="0" distB="0" distL="0" distR="0" wp14:anchorId="04A47308" wp14:editId="0B4FCD78">
+            <wp:extent cx="7061673" cy="883920"/>
+            <wp:effectExtent l="0" t="0" r="6350" b="0"/>
+            <wp:docPr id="546532259" name="Picture 546532259"/>
             <wp:cNvGraphicFramePr>
               <a:graphicFrameLocks xmlns:a="http://schemas.openxmlformats.org/drawingml/2006/main" noChangeAspect="1"/>
             </wp:cNvGraphicFramePr>
@@ -2119,13 +2311,79 @@
               <a:graphicData uri="http://schemas.openxmlformats.org/drawingml/2006/picture">
                 <pic:pic xmlns:pic="http://schemas.openxmlformats.org/drawingml/2006/picture">
                   <pic:nvPicPr>
-                    <pic:cNvPr id="0" name="" descr=""/>
+                    <pic:cNvPr id="0" name=""/>
+                    <pic:cNvPicPr>
+                      <a:picLocks noChangeAspect="1" noChangeArrowheads="1"/>
+                    </pic:cNvPicPr>
+                  </pic:nvPicPr>
+                  <pic:blipFill rotWithShape="1">
+                    <a:blip r:embed="rId20"/>
+                    <a:srcRect r="20110"/>
+                    <a:stretch>
+                      <a:fillRect/>
+                    </a:stretch>
+                  </pic:blipFill>
+                  <pic:spPr bwMode="auto">
+                    <a:xfrm>
+                      <a:off x="0" y="0"/>
+                      <a:ext cx="7065973" cy="884458"/>
+                    </a:xfrm>
+                    <a:prstGeom prst="rect">
+                      <a:avLst/>
+                    </a:prstGeom>
+                    <a:ln>
+                      <a:noFill/>
+                    </a:ln>
+                    <a:extLst>
+                      <a:ext uri="{53640926-AAD7-44D8-BBD7-CCE9431645EC}">
+                        <a14:shadowObscured xmlns:a14="http://schemas.microsoft.com/office/drawing/2010/main"/>
+                      </a:ext>
+                    </a:extLst>
+                  </pic:spPr>
+                </pic:pic>
+              </a:graphicData>
+            </a:graphic>
+          </wp:inline>
+        </w:drawing>
+      </w:r>
+    </w:p>
+    <w:p>
+      <w:pPr>
+        <w:pStyle w:val="Heading2"/>
+      </w:pPr>
+      <w:r>
+        <w:lastRenderedPageBreak/>
+        <w:t>Step 8 - Who should you talk to?</w:t>
+      </w:r>
+    </w:p>
+    <w:p>
+      <w:pPr>
+        <w:spacing w:before="60" w:after="120"/>
+        <w:jc w:val="center"/>
+      </w:pPr>
+      <w:r>
+        <w:rPr>
+          <w:noProof/>
+        </w:rPr>
+        <w:drawing>
+          <wp:inline distT="0" distB="0" distL="0" distR="0" wp14:anchorId="5BDE086D" wp14:editId="33EB78C5">
+            <wp:extent cx="6953250" cy="2575560"/>
+            <wp:effectExtent l="0" t="0" r="0" b="0"/>
+            <wp:docPr id="316722514" name="Picture 316722514"/>
+            <wp:cNvGraphicFramePr>
+              <a:graphicFrameLocks xmlns:a="http://schemas.openxmlformats.org/drawingml/2006/main" noChangeAspect="1"/>
+            </wp:cNvGraphicFramePr>
+            <a:graphic xmlns:a="http://schemas.openxmlformats.org/drawingml/2006/main">
+              <a:graphicData uri="http://schemas.openxmlformats.org/drawingml/2006/picture">
+                <pic:pic xmlns:pic="http://schemas.openxmlformats.org/drawingml/2006/picture">
+                  <pic:nvPicPr>
+                    <pic:cNvPr id="0" name=""/>
                     <pic:cNvPicPr>
                       <a:picLocks noChangeAspect="1" noChangeArrowheads="1"/>
                     </pic:cNvPicPr>
                   </pic:nvPicPr>
                   <pic:blipFill>
-                    <a:blip r:embed="rId22" cstate="none"/>
+                    <a:blip r:embed="rId21"/>
                     <a:srcRect/>
                     <a:stretch>
                       <a:fillRect/>
@@ -2134,7 +2392,7 @@
                   <pic:spPr bwMode="auto">
                     <a:xfrm>
                       <a:off x="0" y="0"/>
-                      <a:ext cx="6953250" cy="695325"/>
+                      <a:ext cx="6953250" cy="2575560"/>
                     </a:xfrm>
                     <a:prstGeom prst="rect">
                       <a:avLst/>
@@ -2149,24 +2407,18 @@
     </w:p>
     <w:p>
       <w:pPr>
-        <w:pStyle w:val="Heading2"/>
-      </w:pPr>
-      <w:r>
-        <w:t xml:space="preserve">Step 8 - Who should you talk to?</w:t>
-      </w:r>
-    </w:p>
-    <w:p>
-      <w:pPr>
-        <w:keepNext w:val="false"/>
-        <w:spacing w:after="120" w:before="60"/>
+        <w:spacing w:before="60" w:after="120"/>
         <w:jc w:val="center"/>
       </w:pPr>
       <w:r>
+        <w:rPr>
+          <w:noProof/>
+        </w:rPr>
         <w:drawing>
-          <wp:inline distT="0" distB="0" distL="0" distR="0">
-            <wp:extent cx="6953250" cy="2733675"/>
-            <wp:effectExtent t="0" r="0" b="0" l="0"/>
-            <wp:docPr id="1" name="" descr="" title=""/>
+          <wp:inline distT="0" distB="0" distL="0" distR="0" wp14:anchorId="4FDF6A7F" wp14:editId="75530676">
+            <wp:extent cx="6953250" cy="1043940"/>
+            <wp:effectExtent l="0" t="0" r="0" b="3810"/>
+            <wp:docPr id="463384468" name="Picture 463384468"/>
             <wp:cNvGraphicFramePr>
               <a:graphicFrameLocks xmlns:a="http://schemas.openxmlformats.org/drawingml/2006/main" noChangeAspect="1"/>
             </wp:cNvGraphicFramePr>
@@ -2174,13 +2426,13 @@
               <a:graphicData uri="http://schemas.openxmlformats.org/drawingml/2006/picture">
                 <pic:pic xmlns:pic="http://schemas.openxmlformats.org/drawingml/2006/picture">
                   <pic:nvPicPr>
-                    <pic:cNvPr id="0" name="" descr=""/>
+                    <pic:cNvPr id="0" name=""/>
                     <pic:cNvPicPr>
                       <a:picLocks noChangeAspect="1" noChangeArrowheads="1"/>
                     </pic:cNvPicPr>
                   </pic:nvPicPr>
                   <pic:blipFill>
-                    <a:blip r:embed="rId23" cstate="none"/>
+                    <a:blip r:embed="rId22"/>
                     <a:srcRect/>
                     <a:stretch>
                       <a:fillRect/>
@@ -2189,7 +2441,7 @@
                   <pic:spPr bwMode="auto">
                     <a:xfrm>
                       <a:off x="0" y="0"/>
-                      <a:ext cx="6953250" cy="2733675"/>
+                      <a:ext cx="6953250" cy="1043940"/>
                     </a:xfrm>
                     <a:prstGeom prst="rect">
                       <a:avLst/>
@@ -2204,16 +2456,18 @@
     </w:p>
     <w:p>
       <w:pPr>
-        <w:keepNext w:val="false"/>
-        <w:spacing w:after="120" w:before="60"/>
+        <w:spacing w:before="60" w:after="120"/>
         <w:jc w:val="center"/>
       </w:pPr>
       <w:r>
+        <w:rPr>
+          <w:noProof/>
+        </w:rPr>
         <w:drawing>
-          <wp:inline distT="0" distB="0" distL="0" distR="0">
-            <wp:extent cx="6953250" cy="1114425"/>
-            <wp:effectExtent t="0" r="0" b="0" l="0"/>
-            <wp:docPr id="1" name="" descr="" title=""/>
+          <wp:inline distT="0" distB="0" distL="0" distR="0" wp14:anchorId="6EAB418F" wp14:editId="086A628F">
+            <wp:extent cx="6953250" cy="1051560"/>
+            <wp:effectExtent l="0" t="0" r="0" b="0"/>
+            <wp:docPr id="403348270" name="Picture 403348270"/>
             <wp:cNvGraphicFramePr>
               <a:graphicFrameLocks xmlns:a="http://schemas.openxmlformats.org/drawingml/2006/main" noChangeAspect="1"/>
             </wp:cNvGraphicFramePr>
@@ -2221,13 +2475,13 @@
               <a:graphicData uri="http://schemas.openxmlformats.org/drawingml/2006/picture">
                 <pic:pic xmlns:pic="http://schemas.openxmlformats.org/drawingml/2006/picture">
                   <pic:nvPicPr>
-                    <pic:cNvPr id="0" name="" descr=""/>
+                    <pic:cNvPr id="0" name=""/>
                     <pic:cNvPicPr>
                       <a:picLocks noChangeAspect="1" noChangeArrowheads="1"/>
                     </pic:cNvPicPr>
                   </pic:nvPicPr>
                   <pic:blipFill>
-                    <a:blip r:embed="rId24" cstate="none"/>
+                    <a:blip r:embed="rId23"/>
                     <a:srcRect/>
                     <a:stretch>
                       <a:fillRect/>
@@ -2236,7 +2490,7 @@
                   <pic:spPr bwMode="auto">
                     <a:xfrm>
                       <a:off x="0" y="0"/>
-                      <a:ext cx="6953250" cy="1114425"/>
+                      <a:ext cx="6953250" cy="1051560"/>
                     </a:xfrm>
                     <a:prstGeom prst="rect">
                       <a:avLst/>
@@ -2251,16 +2505,19 @@
     </w:p>
     <w:p>
       <w:pPr>
-        <w:keepNext w:val="false"/>
-        <w:spacing w:after="120" w:before="60"/>
+        <w:keepNext/>
+        <w:spacing w:before="60" w:after="120"/>
         <w:jc w:val="center"/>
       </w:pPr>
       <w:r>
+        <w:rPr>
+          <w:noProof/>
+        </w:rPr>
         <w:drawing>
-          <wp:inline distT="0" distB="0" distL="0" distR="0">
-            <wp:extent cx="6953250" cy="1114425"/>
-            <wp:effectExtent t="0" r="0" b="0" l="0"/>
-            <wp:docPr id="1" name="" descr="" title=""/>
+          <wp:inline distT="0" distB="0" distL="0" distR="0" wp14:anchorId="63AC7C50" wp14:editId="6B29EDC4">
+            <wp:extent cx="6953250" cy="1704975"/>
+            <wp:effectExtent l="0" t="0" r="0" b="0"/>
+            <wp:docPr id="399268968" name="Picture 399268968"/>
             <wp:cNvGraphicFramePr>
               <a:graphicFrameLocks xmlns:a="http://schemas.openxmlformats.org/drawingml/2006/main" noChangeAspect="1"/>
             </wp:cNvGraphicFramePr>
@@ -2268,60 +2525,13 @@
               <a:graphicData uri="http://schemas.openxmlformats.org/drawingml/2006/picture">
                 <pic:pic xmlns:pic="http://schemas.openxmlformats.org/drawingml/2006/picture">
                   <pic:nvPicPr>
-                    <pic:cNvPr id="0" name="" descr=""/>
+                    <pic:cNvPr id="0" name=""/>
                     <pic:cNvPicPr>
                       <a:picLocks noChangeAspect="1" noChangeArrowheads="1"/>
                     </pic:cNvPicPr>
                   </pic:nvPicPr>
                   <pic:blipFill>
-                    <a:blip r:embed="rId25" cstate="none"/>
-                    <a:srcRect/>
-                    <a:stretch>
-                      <a:fillRect/>
-                    </a:stretch>
-                  </pic:blipFill>
-                  <pic:spPr bwMode="auto">
-                    <a:xfrm>
-                      <a:off x="0" y="0"/>
-                      <a:ext cx="6953250" cy="1114425"/>
-                    </a:xfrm>
-                    <a:prstGeom prst="rect">
-                      <a:avLst/>
-                    </a:prstGeom>
-                  </pic:spPr>
-                </pic:pic>
-              </a:graphicData>
-            </a:graphic>
-          </wp:inline>
-        </w:drawing>
-      </w:r>
-    </w:p>
-    <w:p>
-      <w:pPr>
-        <w:keepNext/>
-        <w:spacing w:after="120" w:before="60"/>
-        <w:jc w:val="center"/>
-      </w:pPr>
-      <w:r>
-        <w:drawing>
-          <wp:inline distT="0" distB="0" distL="0" distR="0">
-            <wp:extent cx="6953250" cy="1704975"/>
-            <wp:effectExtent t="0" r="0" b="0" l="0"/>
-            <wp:docPr id="1" name="" descr="" title=""/>
-            <wp:cNvGraphicFramePr>
-              <a:graphicFrameLocks xmlns:a="http://schemas.openxmlformats.org/drawingml/2006/main" noChangeAspect="1"/>
-            </wp:cNvGraphicFramePr>
-            <a:graphic xmlns:a="http://schemas.openxmlformats.org/drawingml/2006/main">
-              <a:graphicData uri="http://schemas.openxmlformats.org/drawingml/2006/picture">
-                <pic:pic xmlns:pic="http://schemas.openxmlformats.org/drawingml/2006/picture">
-                  <pic:nvPicPr>
-                    <pic:cNvPr id="0" name="" descr=""/>
-                    <pic:cNvPicPr>
-                      <a:picLocks noChangeAspect="1" noChangeArrowheads="1"/>
-                    </pic:cNvPicPr>
-                  </pic:nvPicPr>
-                  <pic:blipFill>
-                    <a:blip r:embed="rId26" cstate="none"/>
+                    <a:blip r:embed="rId24"/>
                     <a:srcRect/>
                     <a:stretch>
                       <a:fillRect/>
@@ -2345,427 +2555,461 @@
     </w:p>
     <w:p>
       <w:pPr>
-        <w:spacing w:after="70" w:line="270"/>
-      </w:pPr>
-      <w:r>
-        <w:rPr>
-          <w:rFonts w:ascii="Arial" w:cs="Arial" w:eastAsia="Arial" w:hAnsi="Arial"/>
-          <w:color w:val="27251F"/>
-          <w:sz w:val="21"/>
-          <w:szCs w:val="21"/>
-        </w:rPr>
-        <w:t xml:space="preserve">The same figures rolled up by the people responsible for the stores: Operation Consultants, Directors, Managers and Senior Consultants. Each row shows how many stores it covers, their projected and actual headcount, the gap, the shortage, the expected resignations, the hiring need and a bar showing the fill rate.</w:t>
+        <w:spacing w:after="70" w:line="270" w:lineRule="auto"/>
+      </w:pPr>
+      <w:r>
+        <w:rPr>
+          <w:color w:val="27251F"/>
+        </w:rPr>
+        <w:t xml:space="preserve">The same figures rolled </w:t>
+      </w:r>
+      <w:proofErr w:type="gramStart"/>
+      <w:r>
+        <w:rPr>
+          <w:color w:val="27251F"/>
+        </w:rPr>
+        <w:t>up</w:t>
+      </w:r>
+      <w:proofErr w:type="gramEnd"/>
+      <w:r>
+        <w:rPr>
+          <w:color w:val="27251F"/>
+        </w:rPr>
+        <w:t xml:space="preserve"> by the people responsible for the stores: Operation Consultants, Directors, Managers and Senior Consultants. Each row shows how many stores it covers, their projected and actual headcount, the gap, the shortage, the expected resignations, the hiring need and a bar showing the fill rate.</w:t>
       </w:r>
     </w:p>
     <w:tbl>
       <w:tblPr>
-        <w:tblW w:type="dxa" w:w="9400"/>
+        <w:tblW w:w="9400" w:type="dxa"/>
         <w:tblBorders>
-          <w:top w:val="single" w:color="auto" w:sz="4"/>
-          <w:left w:val="single" w:color="auto" w:sz="4"/>
-          <w:bottom w:val="single" w:color="auto" w:sz="4"/>
-          <w:right w:val="single" w:color="auto" w:sz="4"/>
-          <w:insideH w:val="single" w:color="auto" w:sz="4"/>
-          <w:insideV w:val="single" w:color="auto" w:sz="4"/>
+          <w:top w:val="single" w:sz="4" w:space="0" w:color="auto"/>
+          <w:left w:val="single" w:sz="4" w:space="0" w:color="auto"/>
+          <w:bottom w:val="single" w:sz="4" w:space="0" w:color="auto"/>
+          <w:right w:val="single" w:sz="4" w:space="0" w:color="auto"/>
+          <w:insideH w:val="single" w:sz="4" w:space="0" w:color="auto"/>
+          <w:insideV w:val="single" w:sz="4" w:space="0" w:color="auto"/>
         </w:tblBorders>
+        <w:tblCellMar>
+          <w:left w:w="10" w:type="dxa"/>
+          <w:right w:w="10" w:type="dxa"/>
+        </w:tblCellMar>
+        <w:tblLook w:val="0000" w:firstRow="0" w:lastRow="0" w:firstColumn="0" w:lastColumn="0" w:noHBand="0" w:noVBand="0"/>
       </w:tblPr>
       <w:tblGrid>
         <w:gridCol w:w="2600"/>
         <w:gridCol w:w="6800"/>
       </w:tblGrid>
       <w:tr>
+        <w:tblPrEx>
+          <w:tblCellMar>
+            <w:top w:w="0" w:type="dxa"/>
+            <w:bottom w:w="0" w:type="dxa"/>
+          </w:tblCellMar>
+        </w:tblPrEx>
         <w:trPr>
           <w:cantSplit/>
           <w:tblHeader/>
         </w:trPr>
         <w:tc>
           <w:tcPr>
-            <w:tcW w:type="dxa" w:w="2600"/>
-            <w:tcBorders>
-              <w:top w:val="single" w:color="D9D9D6" w:sz="4"/>
-              <w:left w:val="single" w:color="D9D9D6" w:sz="4"/>
-              <w:bottom w:val="single" w:color="D9D9D6" w:sz="4"/>
-              <w:right w:val="single" w:color="D9D9D6" w:sz="4"/>
-            </w:tcBorders>
-            <w:shd w:fill="FFC72C" w:color="auto" w:val="clear"/>
-            <w:tcMar>
-              <w:top w:type="dxa" w:w="70"/>
-              <w:left w:type="dxa" w:w="110"/>
-              <w:bottom w:type="dxa" w:w="70"/>
-              <w:right w:type="dxa" w:w="110"/>
+            <w:tcW w:w="2600" w:type="dxa"/>
+            <w:tcBorders>
+              <w:top w:val="single" w:sz="4" w:space="0" w:color="D9D9D6"/>
+              <w:left w:val="single" w:sz="4" w:space="0" w:color="D9D9D6"/>
+              <w:bottom w:val="single" w:sz="4" w:space="0" w:color="D9D9D6"/>
+              <w:right w:val="single" w:sz="4" w:space="0" w:color="D9D9D6"/>
+            </w:tcBorders>
+            <w:shd w:val="clear" w:color="auto" w:fill="FFC72C"/>
+            <w:tcMar>
+              <w:top w:w="70" w:type="dxa"/>
+              <w:left w:w="110" w:type="dxa"/>
+              <w:bottom w:w="70" w:type="dxa"/>
+              <w:right w:w="110" w:type="dxa"/>
             </w:tcMar>
           </w:tcPr>
           <w:p>
             <w:r>
               <w:rPr>
-                <w:rFonts w:ascii="Arial" w:cs="Arial" w:eastAsia="Arial" w:hAnsi="Arial"/>
                 <w:b/>
                 <w:bCs/>
                 <w:color w:val="27251F"/>
                 <w:sz w:val="19"/>
                 <w:szCs w:val="19"/>
               </w:rPr>
-              <w:t xml:space="preserve">Bar colour</w:t>
+              <w:t xml:space="preserve">Bar </w:t>
             </w:r>
-          </w:p>
-        </w:tc>
-        <w:tc>
-          <w:tcPr>
-            <w:tcW w:type="dxa" w:w="6800"/>
-            <w:tcBorders>
-              <w:top w:val="single" w:color="D9D9D6" w:sz="4"/>
-              <w:left w:val="single" w:color="D9D9D6" w:sz="4"/>
-              <w:bottom w:val="single" w:color="D9D9D6" w:sz="4"/>
-              <w:right w:val="single" w:color="D9D9D6" w:sz="4"/>
-            </w:tcBorders>
-            <w:shd w:fill="FFC72C" w:color="auto" w:val="clear"/>
-            <w:tcMar>
-              <w:top w:type="dxa" w:w="70"/>
-              <w:left w:type="dxa" w:w="110"/>
-              <w:bottom w:type="dxa" w:w="70"/>
-              <w:right w:type="dxa" w:w="110"/>
-            </w:tcMar>
-          </w:tcPr>
-          <w:p>
+            <w:proofErr w:type="spellStart"/>
             <w:r>
               <w:rPr>
-                <w:rFonts w:ascii="Arial" w:cs="Arial" w:eastAsia="Arial" w:hAnsi="Arial"/>
                 <w:b/>
                 <w:bCs/>
                 <w:color w:val="27251F"/>
                 <w:sz w:val="19"/>
                 <w:szCs w:val="19"/>
               </w:rPr>
-              <w:t xml:space="preserve">Fill rate</w:t>
+              <w:t>colour</w:t>
             </w:r>
+            <w:proofErr w:type="spellEnd"/>
           </w:p>
         </w:tc>
-      </w:tr>
-      <w:tr>
-        <w:trPr>
-          <w:cantSplit/>
-          <w:tblHeader w:val="false"/>
-        </w:trPr>
-        <w:tc>
-          <w:tcPr>
-            <w:tcW w:type="dxa" w:w="2600"/>
-            <w:tcBorders>
-              <w:top w:val="single" w:color="D9D9D6" w:sz="4"/>
-              <w:left w:val="single" w:color="D9D9D6" w:sz="4"/>
-              <w:bottom w:val="single" w:color="D9D9D6" w:sz="4"/>
-              <w:right w:val="single" w:color="D9D9D6" w:sz="4"/>
-            </w:tcBorders>
-            <w:shd w:fill="FFFFFF" w:color="auto" w:val="clear"/>
-            <w:tcMar>
-              <w:top w:type="dxa" w:w="70"/>
-              <w:left w:type="dxa" w:w="110"/>
-              <w:bottom w:type="dxa" w:w="70"/>
-              <w:right w:type="dxa" w:w="110"/>
+        <w:tc>
+          <w:tcPr>
+            <w:tcW w:w="6800" w:type="dxa"/>
+            <w:tcBorders>
+              <w:top w:val="single" w:sz="4" w:space="0" w:color="D9D9D6"/>
+              <w:left w:val="single" w:sz="4" w:space="0" w:color="D9D9D6"/>
+              <w:bottom w:val="single" w:sz="4" w:space="0" w:color="D9D9D6"/>
+              <w:right w:val="single" w:sz="4" w:space="0" w:color="D9D9D6"/>
+            </w:tcBorders>
+            <w:shd w:val="clear" w:color="auto" w:fill="FFC72C"/>
+            <w:tcMar>
+              <w:top w:w="70" w:type="dxa"/>
+              <w:left w:w="110" w:type="dxa"/>
+              <w:bottom w:w="70" w:type="dxa"/>
+              <w:right w:w="110" w:type="dxa"/>
             </w:tcMar>
           </w:tcPr>
           <w:p>
             <w:r>
               <w:rPr>
-                <w:rFonts w:ascii="Arial" w:cs="Arial" w:eastAsia="Arial" w:hAnsi="Arial"/>
+                <w:b/>
+                <w:bCs/>
                 <w:color w:val="27251F"/>
                 <w:sz w:val="19"/>
                 <w:szCs w:val="19"/>
               </w:rPr>
-              <w:t xml:space="preserve">Green</w:t>
+              <w:t>Fill rate</w:t>
             </w:r>
           </w:p>
         </w:tc>
-        <w:tc>
-          <w:tcPr>
-            <w:tcW w:type="dxa" w:w="6800"/>
-            <w:tcBorders>
-              <w:top w:val="single" w:color="D9D9D6" w:sz="4"/>
-              <w:left w:val="single" w:color="D9D9D6" w:sz="4"/>
-              <w:bottom w:val="single" w:color="D9D9D6" w:sz="4"/>
-              <w:right w:val="single" w:color="D9D9D6" w:sz="4"/>
-            </w:tcBorders>
-            <w:shd w:fill="FFFFFF" w:color="auto" w:val="clear"/>
-            <w:tcMar>
-              <w:top w:type="dxa" w:w="70"/>
-              <w:left w:type="dxa" w:w="110"/>
-              <w:bottom w:type="dxa" w:w="70"/>
-              <w:right w:type="dxa" w:w="110"/>
+      </w:tr>
+      <w:tr>
+        <w:tblPrEx>
+          <w:tblCellMar>
+            <w:top w:w="0" w:type="dxa"/>
+            <w:bottom w:w="0" w:type="dxa"/>
+          </w:tblCellMar>
+        </w:tblPrEx>
+        <w:trPr>
+          <w:cantSplit/>
+        </w:trPr>
+        <w:tc>
+          <w:tcPr>
+            <w:tcW w:w="2600" w:type="dxa"/>
+            <w:tcBorders>
+              <w:top w:val="single" w:sz="4" w:space="0" w:color="D9D9D6"/>
+              <w:left w:val="single" w:sz="4" w:space="0" w:color="D9D9D6"/>
+              <w:bottom w:val="single" w:sz="4" w:space="0" w:color="D9D9D6"/>
+              <w:right w:val="single" w:sz="4" w:space="0" w:color="D9D9D6"/>
+            </w:tcBorders>
+            <w:shd w:val="clear" w:color="auto" w:fill="FFFFFF"/>
+            <w:tcMar>
+              <w:top w:w="70" w:type="dxa"/>
+              <w:left w:w="110" w:type="dxa"/>
+              <w:bottom w:w="70" w:type="dxa"/>
+              <w:right w:w="110" w:type="dxa"/>
             </w:tcMar>
           </w:tcPr>
           <w:p>
             <w:r>
               <w:rPr>
-                <w:rFonts w:ascii="Arial" w:cs="Arial" w:eastAsia="Arial" w:hAnsi="Arial"/>
                 <w:color w:val="27251F"/>
                 <w:sz w:val="19"/>
                 <w:szCs w:val="19"/>
               </w:rPr>
-              <w:t xml:space="preserve">95-100%</w:t>
+              <w:t>Green</w:t>
             </w:r>
           </w:p>
         </w:tc>
-      </w:tr>
-      <w:tr>
-        <w:trPr>
-          <w:cantSplit/>
-          <w:tblHeader w:val="false"/>
-        </w:trPr>
-        <w:tc>
-          <w:tcPr>
-            <w:tcW w:type="dxa" w:w="2600"/>
-            <w:tcBorders>
-              <w:top w:val="single" w:color="D9D9D6" w:sz="4"/>
-              <w:left w:val="single" w:color="D9D9D6" w:sz="4"/>
-              <w:bottom w:val="single" w:color="D9D9D6" w:sz="4"/>
-              <w:right w:val="single" w:color="D9D9D6" w:sz="4"/>
-            </w:tcBorders>
-            <w:shd w:fill="FFFFFF" w:color="auto" w:val="clear"/>
-            <w:tcMar>
-              <w:top w:type="dxa" w:w="70"/>
-              <w:left w:type="dxa" w:w="110"/>
-              <w:bottom w:type="dxa" w:w="70"/>
-              <w:right w:type="dxa" w:w="110"/>
+        <w:tc>
+          <w:tcPr>
+            <w:tcW w:w="6800" w:type="dxa"/>
+            <w:tcBorders>
+              <w:top w:val="single" w:sz="4" w:space="0" w:color="D9D9D6"/>
+              <w:left w:val="single" w:sz="4" w:space="0" w:color="D9D9D6"/>
+              <w:bottom w:val="single" w:sz="4" w:space="0" w:color="D9D9D6"/>
+              <w:right w:val="single" w:sz="4" w:space="0" w:color="D9D9D6"/>
+            </w:tcBorders>
+            <w:shd w:val="clear" w:color="auto" w:fill="FFFFFF"/>
+            <w:tcMar>
+              <w:top w:w="70" w:type="dxa"/>
+              <w:left w:w="110" w:type="dxa"/>
+              <w:bottom w:w="70" w:type="dxa"/>
+              <w:right w:w="110" w:type="dxa"/>
             </w:tcMar>
           </w:tcPr>
           <w:p>
             <w:r>
               <w:rPr>
-                <w:rFonts w:ascii="Arial" w:cs="Arial" w:eastAsia="Arial" w:hAnsi="Arial"/>
                 <w:color w:val="27251F"/>
                 <w:sz w:val="19"/>
                 <w:szCs w:val="19"/>
               </w:rPr>
-              <w:t xml:space="preserve">Amber</w:t>
+              <w:t>95-100%</w:t>
             </w:r>
           </w:p>
         </w:tc>
-        <w:tc>
-          <w:tcPr>
-            <w:tcW w:type="dxa" w:w="6800"/>
-            <w:tcBorders>
-              <w:top w:val="single" w:color="D9D9D6" w:sz="4"/>
-              <w:left w:val="single" w:color="D9D9D6" w:sz="4"/>
-              <w:bottom w:val="single" w:color="D9D9D6" w:sz="4"/>
-              <w:right w:val="single" w:color="D9D9D6" w:sz="4"/>
-            </w:tcBorders>
-            <w:shd w:fill="FFFFFF" w:color="auto" w:val="clear"/>
-            <w:tcMar>
-              <w:top w:type="dxa" w:w="70"/>
-              <w:left w:type="dxa" w:w="110"/>
-              <w:bottom w:type="dxa" w:w="70"/>
-              <w:right w:type="dxa" w:w="110"/>
+      </w:tr>
+      <w:tr>
+        <w:tblPrEx>
+          <w:tblCellMar>
+            <w:top w:w="0" w:type="dxa"/>
+            <w:bottom w:w="0" w:type="dxa"/>
+          </w:tblCellMar>
+        </w:tblPrEx>
+        <w:trPr>
+          <w:cantSplit/>
+        </w:trPr>
+        <w:tc>
+          <w:tcPr>
+            <w:tcW w:w="2600" w:type="dxa"/>
+            <w:tcBorders>
+              <w:top w:val="single" w:sz="4" w:space="0" w:color="D9D9D6"/>
+              <w:left w:val="single" w:sz="4" w:space="0" w:color="D9D9D6"/>
+              <w:bottom w:val="single" w:sz="4" w:space="0" w:color="D9D9D6"/>
+              <w:right w:val="single" w:sz="4" w:space="0" w:color="D9D9D6"/>
+            </w:tcBorders>
+            <w:shd w:val="clear" w:color="auto" w:fill="FFFFFF"/>
+            <w:tcMar>
+              <w:top w:w="70" w:type="dxa"/>
+              <w:left w:w="110" w:type="dxa"/>
+              <w:bottom w:w="70" w:type="dxa"/>
+              <w:right w:w="110" w:type="dxa"/>
             </w:tcMar>
           </w:tcPr>
           <w:p>
             <w:r>
               <w:rPr>
-                <w:rFonts w:ascii="Arial" w:cs="Arial" w:eastAsia="Arial" w:hAnsi="Arial"/>
                 <w:color w:val="27251F"/>
                 <w:sz w:val="19"/>
                 <w:szCs w:val="19"/>
               </w:rPr>
-              <w:t xml:space="preserve">85-95%</w:t>
+              <w:t>Amber</w:t>
             </w:r>
           </w:p>
         </w:tc>
-      </w:tr>
-      <w:tr>
-        <w:trPr>
-          <w:cantSplit/>
-          <w:tblHeader w:val="false"/>
-        </w:trPr>
-        <w:tc>
-          <w:tcPr>
-            <w:tcW w:type="dxa" w:w="2600"/>
-            <w:tcBorders>
-              <w:top w:val="single" w:color="D9D9D6" w:sz="4"/>
-              <w:left w:val="single" w:color="D9D9D6" w:sz="4"/>
-              <w:bottom w:val="single" w:color="D9D9D6" w:sz="4"/>
-              <w:right w:val="single" w:color="D9D9D6" w:sz="4"/>
-            </w:tcBorders>
-            <w:shd w:fill="FFFFFF" w:color="auto" w:val="clear"/>
-            <w:tcMar>
-              <w:top w:type="dxa" w:w="70"/>
-              <w:left w:type="dxa" w:w="110"/>
-              <w:bottom w:type="dxa" w:w="70"/>
-              <w:right w:type="dxa" w:w="110"/>
+        <w:tc>
+          <w:tcPr>
+            <w:tcW w:w="6800" w:type="dxa"/>
+            <w:tcBorders>
+              <w:top w:val="single" w:sz="4" w:space="0" w:color="D9D9D6"/>
+              <w:left w:val="single" w:sz="4" w:space="0" w:color="D9D9D6"/>
+              <w:bottom w:val="single" w:sz="4" w:space="0" w:color="D9D9D6"/>
+              <w:right w:val="single" w:sz="4" w:space="0" w:color="D9D9D6"/>
+            </w:tcBorders>
+            <w:shd w:val="clear" w:color="auto" w:fill="FFFFFF"/>
+            <w:tcMar>
+              <w:top w:w="70" w:type="dxa"/>
+              <w:left w:w="110" w:type="dxa"/>
+              <w:bottom w:w="70" w:type="dxa"/>
+              <w:right w:w="110" w:type="dxa"/>
             </w:tcMar>
           </w:tcPr>
           <w:p>
             <w:r>
               <w:rPr>
-                <w:rFonts w:ascii="Arial" w:cs="Arial" w:eastAsia="Arial" w:hAnsi="Arial"/>
                 <w:color w:val="27251F"/>
                 <w:sz w:val="19"/>
                 <w:szCs w:val="19"/>
               </w:rPr>
-              <w:t xml:space="preserve">Red</w:t>
+              <w:t>85-95%</w:t>
             </w:r>
           </w:p>
         </w:tc>
-        <w:tc>
-          <w:tcPr>
-            <w:tcW w:type="dxa" w:w="6800"/>
-            <w:tcBorders>
-              <w:top w:val="single" w:color="D9D9D6" w:sz="4"/>
-              <w:left w:val="single" w:color="D9D9D6" w:sz="4"/>
-              <w:bottom w:val="single" w:color="D9D9D6" w:sz="4"/>
-              <w:right w:val="single" w:color="D9D9D6" w:sz="4"/>
-            </w:tcBorders>
-            <w:shd w:fill="FFFFFF" w:color="auto" w:val="clear"/>
-            <w:tcMar>
-              <w:top w:type="dxa" w:w="70"/>
-              <w:left w:type="dxa" w:w="110"/>
-              <w:bottom w:type="dxa" w:w="70"/>
-              <w:right w:type="dxa" w:w="110"/>
+      </w:tr>
+      <w:tr>
+        <w:tblPrEx>
+          <w:tblCellMar>
+            <w:top w:w="0" w:type="dxa"/>
+            <w:bottom w:w="0" w:type="dxa"/>
+          </w:tblCellMar>
+        </w:tblPrEx>
+        <w:trPr>
+          <w:cantSplit/>
+        </w:trPr>
+        <w:tc>
+          <w:tcPr>
+            <w:tcW w:w="2600" w:type="dxa"/>
+            <w:tcBorders>
+              <w:top w:val="single" w:sz="4" w:space="0" w:color="D9D9D6"/>
+              <w:left w:val="single" w:sz="4" w:space="0" w:color="D9D9D6"/>
+              <w:bottom w:val="single" w:sz="4" w:space="0" w:color="D9D9D6"/>
+              <w:right w:val="single" w:sz="4" w:space="0" w:color="D9D9D6"/>
+            </w:tcBorders>
+            <w:shd w:val="clear" w:color="auto" w:fill="FFFFFF"/>
+            <w:tcMar>
+              <w:top w:w="70" w:type="dxa"/>
+              <w:left w:w="110" w:type="dxa"/>
+              <w:bottom w:w="70" w:type="dxa"/>
+              <w:right w:w="110" w:type="dxa"/>
             </w:tcMar>
           </w:tcPr>
           <w:p>
             <w:r>
               <w:rPr>
-                <w:rFonts w:ascii="Arial" w:cs="Arial" w:eastAsia="Arial" w:hAnsi="Arial"/>
                 <w:color w:val="27251F"/>
                 <w:sz w:val="19"/>
                 <w:szCs w:val="19"/>
               </w:rPr>
-              <w:t xml:space="preserve">below 85%</w:t>
+              <w:t>Red</w:t>
             </w:r>
           </w:p>
         </w:tc>
-      </w:tr>
-      <w:tr>
-        <w:trPr>
-          <w:cantSplit/>
-          <w:tblHeader w:val="false"/>
-        </w:trPr>
-        <w:tc>
-          <w:tcPr>
-            <w:tcW w:type="dxa" w:w="2600"/>
-            <w:tcBorders>
-              <w:top w:val="single" w:color="D9D9D6" w:sz="4"/>
-              <w:left w:val="single" w:color="D9D9D6" w:sz="4"/>
-              <w:bottom w:val="single" w:color="D9D9D6" w:sz="4"/>
-              <w:right w:val="single" w:color="D9D9D6" w:sz="4"/>
-            </w:tcBorders>
-            <w:shd w:fill="FFFFFF" w:color="auto" w:val="clear"/>
-            <w:tcMar>
-              <w:top w:type="dxa" w:w="70"/>
-              <w:left w:type="dxa" w:w="110"/>
-              <w:bottom w:type="dxa" w:w="70"/>
-              <w:right w:type="dxa" w:w="110"/>
+        <w:tc>
+          <w:tcPr>
+            <w:tcW w:w="6800" w:type="dxa"/>
+            <w:tcBorders>
+              <w:top w:val="single" w:sz="4" w:space="0" w:color="D9D9D6"/>
+              <w:left w:val="single" w:sz="4" w:space="0" w:color="D9D9D6"/>
+              <w:bottom w:val="single" w:sz="4" w:space="0" w:color="D9D9D6"/>
+              <w:right w:val="single" w:sz="4" w:space="0" w:color="D9D9D6"/>
+            </w:tcBorders>
+            <w:shd w:val="clear" w:color="auto" w:fill="FFFFFF"/>
+            <w:tcMar>
+              <w:top w:w="70" w:type="dxa"/>
+              <w:left w:w="110" w:type="dxa"/>
+              <w:bottom w:w="70" w:type="dxa"/>
+              <w:right w:w="110" w:type="dxa"/>
             </w:tcMar>
           </w:tcPr>
           <w:p>
             <w:r>
               <w:rPr>
-                <w:rFonts w:ascii="Arial" w:cs="Arial" w:eastAsia="Arial" w:hAnsi="Arial"/>
                 <w:color w:val="27251F"/>
                 <w:sz w:val="19"/>
                 <w:szCs w:val="19"/>
               </w:rPr>
-              <w:t xml:space="preserve">Blue</w:t>
+              <w:t>below 85%</w:t>
             </w:r>
           </w:p>
         </w:tc>
-        <w:tc>
-          <w:tcPr>
-            <w:tcW w:type="dxa" w:w="6800"/>
-            <w:tcBorders>
-              <w:top w:val="single" w:color="D9D9D6" w:sz="4"/>
-              <w:left w:val="single" w:color="D9D9D6" w:sz="4"/>
-              <w:bottom w:val="single" w:color="D9D9D6" w:sz="4"/>
-              <w:right w:val="single" w:color="D9D9D6" w:sz="4"/>
-            </w:tcBorders>
-            <w:shd w:fill="FFFFFF" w:color="auto" w:val="clear"/>
-            <w:tcMar>
-              <w:top w:type="dxa" w:w="70"/>
-              <w:left w:type="dxa" w:w="110"/>
-              <w:bottom w:type="dxa" w:w="70"/>
-              <w:right w:type="dxa" w:w="110"/>
+      </w:tr>
+      <w:tr>
+        <w:tblPrEx>
+          <w:tblCellMar>
+            <w:top w:w="0" w:type="dxa"/>
+            <w:bottom w:w="0" w:type="dxa"/>
+          </w:tblCellMar>
+        </w:tblPrEx>
+        <w:trPr>
+          <w:cantSplit/>
+        </w:trPr>
+        <w:tc>
+          <w:tcPr>
+            <w:tcW w:w="2600" w:type="dxa"/>
+            <w:tcBorders>
+              <w:top w:val="single" w:sz="4" w:space="0" w:color="D9D9D6"/>
+              <w:left w:val="single" w:sz="4" w:space="0" w:color="D9D9D6"/>
+              <w:bottom w:val="single" w:sz="4" w:space="0" w:color="D9D9D6"/>
+              <w:right w:val="single" w:sz="4" w:space="0" w:color="D9D9D6"/>
+            </w:tcBorders>
+            <w:shd w:val="clear" w:color="auto" w:fill="FFFFFF"/>
+            <w:tcMar>
+              <w:top w:w="70" w:type="dxa"/>
+              <w:left w:w="110" w:type="dxa"/>
+              <w:bottom w:w="70" w:type="dxa"/>
+              <w:right w:w="110" w:type="dxa"/>
             </w:tcMar>
           </w:tcPr>
           <w:p>
             <w:r>
               <w:rPr>
-                <w:rFonts w:ascii="Arial" w:cs="Arial" w:eastAsia="Arial" w:hAnsi="Arial"/>
                 <w:color w:val="27251F"/>
                 <w:sz w:val="19"/>
                 <w:szCs w:val="19"/>
               </w:rPr>
-              <w:t xml:space="preserve">above 100%</w:t>
+              <w:t>Blue</w:t>
             </w:r>
           </w:p>
         </w:tc>
+        <w:tc>
+          <w:tcPr>
+            <w:tcW w:w="6800" w:type="dxa"/>
+            <w:tcBorders>
+              <w:top w:val="single" w:sz="4" w:space="0" w:color="D9D9D6"/>
+              <w:left w:val="single" w:sz="4" w:space="0" w:color="D9D9D6"/>
+              <w:bottom w:val="single" w:sz="4" w:space="0" w:color="D9D9D6"/>
+              <w:right w:val="single" w:sz="4" w:space="0" w:color="D9D9D6"/>
+            </w:tcBorders>
+            <w:shd w:val="clear" w:color="auto" w:fill="FFFFFF"/>
+            <w:tcMar>
+              <w:top w:w="70" w:type="dxa"/>
+              <w:left w:w="110" w:type="dxa"/>
+              <w:bottom w:w="70" w:type="dxa"/>
+              <w:right w:w="110" w:type="dxa"/>
+            </w:tcMar>
+          </w:tcPr>
+          <w:p>
+            <w:r>
+              <w:rPr>
+                <w:color w:val="27251F"/>
+                <w:sz w:val="19"/>
+                <w:szCs w:val="19"/>
+              </w:rPr>
+              <w:t>above 100%</w:t>
+            </w:r>
+          </w:p>
+        </w:tc>
       </w:tr>
     </w:tbl>
     <w:p>
       <w:pPr>
         <w:spacing w:after="40"/>
       </w:pPr>
-      <w:r>
-        <w:rPr>
-          <w:rFonts w:ascii="Arial" w:cs="Arial" w:eastAsia="Arial" w:hAnsi="Arial"/>
-          <w:color w:val="27251F"/>
-          <w:sz w:val="21"/>
-          <w:szCs w:val="21"/>
-        </w:rPr>
-        <w:t xml:space="preserve"/>
-      </w:r>
-    </w:p>
-    <w:p>
-      <w:pPr>
-        <w:spacing w:after="90" w:line="290"/>
-      </w:pPr>
-      <w:r>
-        <w:rPr>
-          <w:rFonts w:ascii="Arial" w:cs="Arial" w:eastAsia="Arial" w:hAnsi="Arial"/>
+    </w:p>
+    <w:p>
+      <w:pPr>
+        <w:spacing w:after="90" w:line="290" w:lineRule="auto"/>
+      </w:pPr>
+      <w:r>
+        <w:rPr>
           <w:b/>
           <w:bCs/>
           <w:color w:val="27251F"/>
-          <w:sz w:val="21"/>
-          <w:szCs w:val="21"/>
-        </w:rPr>
-        <w:t xml:space="preserve">Then decide: </w:t>
-      </w:r>
-      <w:r>
-        <w:rPr>
-          <w:rFonts w:ascii="Arial" w:cs="Arial" w:eastAsia="Arial" w:hAnsi="Arial"/>
-          <w:color w:val="27251F"/>
-          <w:sz w:val="21"/>
-          <w:szCs w:val="21"/>
-        </w:rPr>
-        <w:t xml:space="preserve">start with the people whose bar is red, then filter the page by that person to see their stores.</w:t>
+        </w:rPr>
+        <w:t xml:space="preserve">Then </w:t>
+      </w:r>
+      <w:proofErr w:type="gramStart"/>
+      <w:r>
+        <w:rPr>
+          <w:b/>
+          <w:bCs/>
+          <w:color w:val="27251F"/>
+        </w:rPr>
+        <w:t>decide:</w:t>
+      </w:r>
+      <w:proofErr w:type="gramEnd"/>
+      <w:r>
+        <w:rPr>
+          <w:b/>
+          <w:bCs/>
+          <w:color w:val="27251F"/>
+        </w:rPr>
+        <w:t xml:space="preserve"> </w:t>
+      </w:r>
+      <w:r>
+        <w:rPr>
+          <w:color w:val="27251F"/>
+        </w:rPr>
+        <w:t>start with the people whose bar is red, then filter the page by that person to see their stores.</w:t>
       </w:r>
     </w:p>
     <w:sectPr>
-      <w:headerReference w:type="default" r:id="rId7"/>
-      <w:footerReference w:type="default" r:id="rId8"/>
-      <w:pgSz w:w="11906" w:h="16838" w:orient="portrait"/>
+      <w:headerReference w:type="default" r:id="rId25"/>
+      <w:footerReference w:type="default" r:id="rId26"/>
+      <w:pgSz w:w="11906" w:h="16838"/>
       <w:pgMar w:top="1500" w:right="432" w:bottom="994" w:left="432" w:header="706" w:footer="706" w:gutter="0"/>
-      <w:pgNumType/>
+      <w:cols w:space="720"/>
       <w:docGrid w:linePitch="360"/>
     </w:sectPr>
   </w:body>
 </w:document>
 </file>
 
-<file path=word/comments.xml><?xml version="1.0" encoding="utf-8"?>
-<w:comments xmlns:cx="http://schemas.microsoft.com/office/drawing/2014/chartex" xmlns:cx1="http://schemas.microsoft.com/office/drawing/2015/9/8/chartex" xmlns:cx2="http://schemas.microsoft.com/office/drawing/2015/10/21/chartex" xmlns:cx3="http://schemas.microsoft.com/office/drawing/2016/5/9/chartex" xmlns:cx4="http://schemas.microsoft.com/office/drawing/2016/5/10/chartex" xmlns:cx5="http://schemas.microsoft.com/office/drawing/2016/5/11/chartex" xmlns:cx6="http://schemas.microsoft.com/office/drawing/2016/5/12/chartex" xmlns:cx7="http://schemas.microsoft.com/office/drawing/2016/5/13/chartex" xmlns:cx8="http://schemas.microsoft.com/office/drawing/2016/5/14/chartex" xmlns:mc="http://schemas.openxmlformats.org/markup-compatibility/2006" xmlns:aink="http://schemas.microsoft.com/office/drawing/2016/ink" xmlns:am3d="http://schemas.microsoft.com/office/drawing/2017/model3d" xmlns:o="urn:schemas-microsoft-com:office:office" xmlns:r="http://schemas.openxmlformats.org/officeDocument/2006/relationships" xmlns:m="http://schemas.openxmlformats.org/officeDocument/2006/math" xmlns:v="urn:schemas-microsoft-com:vml" xmlns:wp14="http://schemas.microsoft.com/office/word/2010/wordprocessingDrawing" xmlns:wp="http://schemas.openxmlformats.org/drawingml/2006/wordprocessingDrawing" xmlns:w10="urn:schemas-microsoft-com:office:word" xmlns:w="http://schemas.openxmlformats.org/wordprocessingml/2006/main" xmlns:w14="http://schemas.microsoft.com/office/word/2010/wordml" xmlns:w15="http://schemas.microsoft.com/office/word/2012/wordml" xmlns:w16cex="http://schemas.microsoft.com/office/word/2018/wordml/cex" xmlns:w16cid="http://schemas.microsoft.com/office/word/2016/wordml/cid" xmlns:w16="http://schemas.microsoft.com/office/word/2018/wordml" xmlns:w16sdtdh="http://schemas.microsoft.com/office/word/2020/wordml/sdtdatahash" xmlns:w16se="http://schemas.microsoft.com/office/word/2015/wordml/symex" xmlns:wpg="http://schemas.microsoft.com/office/word/2010/wordprocessingGroup" xmlns:wpi="http://schemas.microsoft.com/office/word/2010/wordprocessingInk" xmlns:wne="http://schemas.microsoft.com/office/word/2006/wordml" xmlns:wps="http://schemas.microsoft.com/office/word/2010/wordprocessingShape"/>
-</file>
-
 <file path=word/endnotes.xml><?xml version="1.0" encoding="utf-8"?>
-<w:endnotes xmlns:wpc="http://schemas.microsoft.com/office/word/2010/wordprocessingCanvas" xmlns:mc="http://schemas.openxmlformats.org/markup-compatibility/2006" xmlns:o="urn:schemas-microsoft-com:office:office" xmlns:r="http://schemas.openxmlformats.org/officeDocument/2006/relationships" xmlns:m="http://schemas.openxmlformats.org/officeDocument/2006/math" xmlns:v="urn:schemas-microsoft-com:vml" xmlns:wp14="http://schemas.microsoft.com/office/word/2010/wordprocessingDrawing" xmlns:wp="http://schemas.openxmlformats.org/drawingml/2006/wordprocessingDrawing" xmlns:w10="urn:schemas-microsoft-com:office:word" xmlns:w="http://schemas.openxmlformats.org/wordprocessingml/2006/main" xmlns:w14="http://schemas.microsoft.com/office/word/2010/wordml" xmlns:w15="http://schemas.microsoft.com/office/word/2012/wordml" xmlns:wpg="http://schemas.microsoft.com/office/word/2010/wordprocessingGroup" xmlns:wpi="http://schemas.microsoft.com/office/word/2010/wordprocessingInk" xmlns:wne="http://schemas.microsoft.com/office/word/2006/wordml" xmlns:wps="http://schemas.microsoft.com/office/word/2010/wordprocessingShape" mc:Ignorable="w14 w15 wp14">
+<w:endnotes xmlns:wpc="http://schemas.microsoft.com/office/word/2010/wordprocessingCanvas" xmlns:cx="http://schemas.microsoft.com/office/drawing/2014/chartex" xmlns:cx1="http://schemas.microsoft.com/office/drawing/2015/9/8/chartex" xmlns:cx2="http://schemas.microsoft.com/office/drawing/2015/10/21/chartex" xmlns:cx3="http://schemas.microsoft.com/office/drawing/2016/5/9/chartex" xmlns:cx4="http://schemas.microsoft.com/office/drawing/2016/5/10/chartex" xmlns:cx5="http://schemas.microsoft.com/office/drawing/2016/5/11/chartex" xmlns:cx6="http://schemas.microsoft.com/office/drawing/2016/5/12/chartex" xmlns:cx7="http://schemas.microsoft.com/office/drawing/2016/5/13/chartex" xmlns:cx8="http://schemas.microsoft.com/office/drawing/2016/5/14/chartex" xmlns:mc="http://schemas.openxmlformats.org/markup-compatibility/2006" xmlns:aink="http://schemas.microsoft.com/office/drawing/2016/ink" xmlns:am3d="http://schemas.microsoft.com/office/drawing/2017/model3d" xmlns:o="urn:schemas-microsoft-com:office:office" xmlns:oel="http://schemas.microsoft.com/office/2019/extlst" xmlns:r="http://schemas.openxmlformats.org/officeDocument/2006/relationships" xmlns:m="http://schemas.openxmlformats.org/officeDocument/2006/math" xmlns:v="urn:schemas-microsoft-com:vml" xmlns:wp14="http://schemas.microsoft.com/office/word/2010/wordprocessingDrawing" xmlns:wp="http://schemas.openxmlformats.org/drawingml/2006/wordprocessingDrawing" xmlns:w10="urn:schemas-microsoft-com:office:word" xmlns:w="http://schemas.openxmlformats.org/wordprocessingml/2006/main" xmlns:w14="http://schemas.microsoft.com/office/word/2010/wordml" xmlns:w15="http://schemas.microsoft.com/office/word/2012/wordml" xmlns:w16cex="http://schemas.microsoft.com/office/word/2018/wordml/cex" xmlns:w16cid="http://schemas.microsoft.com/office/word/2016/wordml/cid" xmlns:w16="http://schemas.microsoft.com/office/word/2018/wordml" xmlns:w16du="http://schemas.microsoft.com/office/word/2023/wordml/word16du" xmlns:w16sdtdh="http://schemas.microsoft.com/office/word/2020/wordml/sdtdatahash" xmlns:w16sdtfl="http://schemas.microsoft.com/office/word/2024/wordml/sdtformatlock" xmlns:w16se="http://schemas.microsoft.com/office/word/2015/wordml/symex" xmlns:wpg="http://schemas.microsoft.com/office/word/2010/wordprocessingGroup" xmlns:wpi="http://schemas.microsoft.com/office/word/2010/wordprocessingInk" xmlns:wne="http://schemas.microsoft.com/office/word/2006/wordml" xmlns:wps="http://schemas.microsoft.com/office/word/2010/wordprocessingShape" mc:Ignorable="w14 w15 w16se w16cid w16 w16cex w16sdtdh w16sdtfl w16du wp14">
   <w:endnote w:type="separator" w:id="-1">
     <w:p>
-      <w:pPr>
-        <w:spacing w:after="0" w:line="240" w:lineRule="auto"/>
-      </w:pPr>
-      <w:r>
-        <w:rPr>
-          <w:rStyle w:val="EndnoteReference"/>
-        </w:rPr>
-        <w:endnoteRef/>
-      </w:r>
       <w:r>
         <w:separator/>
       </w:r>
@@ -2773,15 +3017,6 @@
   </w:endnote>
   <w:endnote w:type="continuationSeparator" w:id="0">
     <w:p>
-      <w:pPr>
-        <w:spacing w:after="0" w:line="240" w:lineRule="auto"/>
-      </w:pPr>
-      <w:r>
-        <w:rPr>
-          <w:rStyle w:val="EndnoteReference"/>
-        </w:rPr>
-        <w:endnoteRef/>
-      </w:r>
       <w:r>
         <w:continuationSeparator/>
       </w:r>
@@ -2791,14 +3026,13 @@
 </file>
 
 <file path=word/footer1.xml><?xml version="1.0" encoding="utf-8"?>
-<w:ftr xmlns:wpc="http://schemas.microsoft.com/office/word/2010/wordprocessingCanvas" xmlns:mc="http://schemas.openxmlformats.org/markup-compatibility/2006" xmlns:o="urn:schemas-microsoft-com:office:office" xmlns:r="http://schemas.openxmlformats.org/officeDocument/2006/relationships" xmlns:m="http://schemas.openxmlformats.org/officeDocument/2006/math" xmlns:v="urn:schemas-microsoft-com:vml" xmlns:wp14="http://schemas.microsoft.com/office/word/2010/wordprocessingDrawing" xmlns:wp="http://schemas.openxmlformats.org/drawingml/2006/wordprocessingDrawing" xmlns:w10="urn:schemas-microsoft-com:office:word" xmlns:w="http://schemas.openxmlformats.org/wordprocessingml/2006/main" xmlns:w14="http://schemas.microsoft.com/office/word/2010/wordml" xmlns:w15="http://schemas.microsoft.com/office/word/2012/wordml" xmlns:wpg="http://schemas.microsoft.com/office/word/2010/wordprocessingGroup" xmlns:wpi="http://schemas.microsoft.com/office/word/2010/wordprocessingInk" xmlns:wne="http://schemas.microsoft.com/office/word/2006/wordml" xmlns:wps="http://schemas.microsoft.com/office/word/2010/wordprocessingShape">
+<w:ftr xmlns:wpc="http://schemas.microsoft.com/office/word/2010/wordprocessingCanvas" xmlns:cx="http://schemas.microsoft.com/office/drawing/2014/chartex" xmlns:cx1="http://schemas.microsoft.com/office/drawing/2015/9/8/chartex" xmlns:cx2="http://schemas.microsoft.com/office/drawing/2015/10/21/chartex" xmlns:cx3="http://schemas.microsoft.com/office/drawing/2016/5/9/chartex" xmlns:cx4="http://schemas.microsoft.com/office/drawing/2016/5/10/chartex" xmlns:cx5="http://schemas.microsoft.com/office/drawing/2016/5/11/chartex" xmlns:cx6="http://schemas.microsoft.com/office/drawing/2016/5/12/chartex" xmlns:cx7="http://schemas.microsoft.com/office/drawing/2016/5/13/chartex" xmlns:cx8="http://schemas.microsoft.com/office/drawing/2016/5/14/chartex" xmlns:mc="http://schemas.openxmlformats.org/markup-compatibility/2006" xmlns:aink="http://schemas.microsoft.com/office/drawing/2016/ink" xmlns:am3d="http://schemas.microsoft.com/office/drawing/2017/model3d" xmlns:o="urn:schemas-microsoft-com:office:office" xmlns:oel="http://schemas.microsoft.com/office/2019/extlst" xmlns:r="http://schemas.openxmlformats.org/officeDocument/2006/relationships" xmlns:m="http://schemas.openxmlformats.org/officeDocument/2006/math" xmlns:v="urn:schemas-microsoft-com:vml" xmlns:wp14="http://schemas.microsoft.com/office/word/2010/wordprocessingDrawing" xmlns:wp="http://schemas.openxmlformats.org/drawingml/2006/wordprocessingDrawing" xmlns:w10="urn:schemas-microsoft-com:office:word" xmlns:w="http://schemas.openxmlformats.org/wordprocessingml/2006/main" xmlns:w14="http://schemas.microsoft.com/office/word/2010/wordml" xmlns:w15="http://schemas.microsoft.com/office/word/2012/wordml" xmlns:w16cex="http://schemas.microsoft.com/office/word/2018/wordml/cex" xmlns:w16cid="http://schemas.microsoft.com/office/word/2016/wordml/cid" xmlns:w16="http://schemas.microsoft.com/office/word/2018/wordml" xmlns:w16du="http://schemas.microsoft.com/office/word/2023/wordml/word16du" xmlns:w16sdtdh="http://schemas.microsoft.com/office/word/2020/wordml/sdtdatahash" xmlns:w16sdtfl="http://schemas.microsoft.com/office/word/2024/wordml/sdtformatlock" xmlns:w16se="http://schemas.microsoft.com/office/word/2015/wordml/symex" xmlns:wpg="http://schemas.microsoft.com/office/word/2010/wordprocessingGroup" xmlns:wpi="http://schemas.microsoft.com/office/word/2010/wordprocessingInk" xmlns:wne="http://schemas.microsoft.com/office/word/2006/wordml" xmlns:wps="http://schemas.microsoft.com/office/word/2010/wordprocessingShape" mc:Ignorable="w14 w15 w16se w16cid w16 w16cex w16sdtdh w16sdtfl w16du wp14">
   <w:p>
     <w:pPr>
       <w:jc w:val="center"/>
     </w:pPr>
     <w:r>
       <w:rPr>
-        <w:rFonts w:ascii="Arial" w:cs="Arial" w:eastAsia="Arial" w:hAnsi="Arial"/>
         <w:color w:val="666666"/>
         <w:sz w:val="16"/>
         <w:szCs w:val="16"/>
@@ -2807,14 +3041,43 @@
     </w:r>
     <w:r>
       <w:rPr>
-        <w:rFonts w:ascii="Arial" w:cs="Arial" w:eastAsia="Arial" w:hAnsi="Arial"/>
         <w:color w:val="666666"/>
         <w:sz w:val="16"/>
         <w:szCs w:val="16"/>
       </w:rPr>
       <w:fldChar w:fldCharType="begin"/>
-      <w:instrText xml:space="preserve">PAGE</w:instrText>
+    </w:r>
+    <w:r>
+      <w:rPr>
+        <w:color w:val="666666"/>
+        <w:sz w:val="16"/>
+        <w:szCs w:val="16"/>
+      </w:rPr>
+      <w:instrText>PAGE</w:instrText>
+    </w:r>
+    <w:r>
+      <w:rPr>
+        <w:color w:val="666666"/>
+        <w:sz w:val="16"/>
+        <w:szCs w:val="16"/>
+      </w:rPr>
       <w:fldChar w:fldCharType="separate"/>
+    </w:r>
+    <w:r>
+      <w:rPr>
+        <w:noProof/>
+        <w:color w:val="666666"/>
+        <w:sz w:val="16"/>
+        <w:szCs w:val="16"/>
+      </w:rPr>
+      <w:t>1</w:t>
+    </w:r>
+    <w:r>
+      <w:rPr>
+        <w:color w:val="666666"/>
+        <w:sz w:val="16"/>
+        <w:szCs w:val="16"/>
+      </w:rPr>
       <w:fldChar w:fldCharType="end"/>
     </w:r>
   </w:p>
@@ -2822,18 +3085,9 @@
 </file>
 
 <file path=word/footnotes.xml><?xml version="1.0" encoding="utf-8"?>
-<w:footnotes xmlns:wpc="http://schemas.microsoft.com/office/word/2010/wordprocessingCanvas" xmlns:mc="http://schemas.openxmlformats.org/markup-compatibility/2006" xmlns:o="urn:schemas-microsoft-com:office:office" xmlns:r="http://schemas.openxmlformats.org/officeDocument/2006/relationships" xmlns:m="http://schemas.openxmlformats.org/officeDocument/2006/math" xmlns:v="urn:schemas-microsoft-com:vml" xmlns:wp14="http://schemas.microsoft.com/office/word/2010/wordprocessingDrawing" xmlns:wp="http://schemas.openxmlformats.org/drawingml/2006/wordprocessingDrawing" xmlns:w10="urn:schemas-microsoft-com:office:word" xmlns:w="http://schemas.openxmlformats.org/wordprocessingml/2006/main" xmlns:w14="http://schemas.microsoft.com/office/word/2010/wordml" xmlns:w15="http://schemas.microsoft.com/office/word/2012/wordml" xmlns:wpg="http://schemas.microsoft.com/office/word/2010/wordprocessingGroup" xmlns:wpi="http://schemas.microsoft.com/office/word/2010/wordprocessingInk" xmlns:wne="http://schemas.microsoft.com/office/word/2006/wordml" xmlns:wps="http://schemas.microsoft.com/office/word/2010/wordprocessingShape" mc:Ignorable="w14 w15 wp14">
+<w:footnotes xmlns:wpc="http://schemas.microsoft.com/office/word/2010/wordprocessingCanvas" xmlns:cx="http://schemas.microsoft.com/office/drawing/2014/chartex" xmlns:cx1="http://schemas.microsoft.com/office/drawing/2015/9/8/chartex" xmlns:cx2="http://schemas.microsoft.com/office/drawing/2015/10/21/chartex" xmlns:cx3="http://schemas.microsoft.com/office/drawing/2016/5/9/chartex" xmlns:cx4="http://schemas.microsoft.com/office/drawing/2016/5/10/chartex" xmlns:cx5="http://schemas.microsoft.com/office/drawing/2016/5/11/chartex" xmlns:cx6="http://schemas.microsoft.com/office/drawing/2016/5/12/chartex" xmlns:cx7="http://schemas.microsoft.com/office/drawing/2016/5/13/chartex" xmlns:cx8="http://schemas.microsoft.com/office/drawing/2016/5/14/chartex" xmlns:mc="http://schemas.openxmlformats.org/markup-compatibility/2006" xmlns:aink="http://schemas.microsoft.com/office/drawing/2016/ink" xmlns:am3d="http://schemas.microsoft.com/office/drawing/2017/model3d" xmlns:o="urn:schemas-microsoft-com:office:office" xmlns:oel="http://schemas.microsoft.com/office/2019/extlst" xmlns:r="http://schemas.openxmlformats.org/officeDocument/2006/relationships" xmlns:m="http://schemas.openxmlformats.org/officeDocument/2006/math" xmlns:v="urn:schemas-microsoft-com:vml" xmlns:wp14="http://schemas.microsoft.com/office/word/2010/wordprocessingDrawing" xmlns:wp="http://schemas.openxmlformats.org/drawingml/2006/wordprocessingDrawing" xmlns:w10="urn:schemas-microsoft-com:office:word" xmlns:w="http://schemas.openxmlformats.org/wordprocessingml/2006/main" xmlns:w14="http://schemas.microsoft.com/office/word/2010/wordml" xmlns:w15="http://schemas.microsoft.com/office/word/2012/wordml" xmlns:w16cex="http://schemas.microsoft.com/office/word/2018/wordml/cex" xmlns:w16cid="http://schemas.microsoft.com/office/word/2016/wordml/cid" xmlns:w16="http://schemas.microsoft.com/office/word/2018/wordml" xmlns:w16du="http://schemas.microsoft.com/office/word/2023/wordml/word16du" xmlns:w16sdtdh="http://schemas.microsoft.com/office/word/2020/wordml/sdtdatahash" xmlns:w16sdtfl="http://schemas.microsoft.com/office/word/2024/wordml/sdtformatlock" xmlns:w16se="http://schemas.microsoft.com/office/word/2015/wordml/symex" xmlns:wpg="http://schemas.microsoft.com/office/word/2010/wordprocessingGroup" xmlns:wpi="http://schemas.microsoft.com/office/word/2010/wordprocessingInk" xmlns:wne="http://schemas.microsoft.com/office/word/2006/wordml" xmlns:wps="http://schemas.microsoft.com/office/word/2010/wordprocessingShape" mc:Ignorable="w14 w15 w16se w16cid w16 w16cex w16sdtdh w16sdtfl w16du wp14">
   <w:footnote w:type="separator" w:id="-1">
     <w:p>
-      <w:pPr>
-        <w:spacing w:after="0" w:line="240" w:lineRule="auto"/>
-      </w:pPr>
-      <w:r>
-        <w:rPr>
-          <w:rStyle w:val="FootnoteReference"/>
-        </w:rPr>
-        <w:footnoteRef/>
-      </w:r>
       <w:r>
         <w:separator/>
       </w:r>
@@ -2841,15 +3095,6 @@
   </w:footnote>
   <w:footnote w:type="continuationSeparator" w:id="0">
     <w:p>
-      <w:pPr>
-        <w:spacing w:after="0" w:line="240" w:lineRule="auto"/>
-      </w:pPr>
-      <w:r>
-        <w:rPr>
-          <w:rStyle w:val="FootnoteReference"/>
-        </w:rPr>
-        <w:footnoteRef/>
-      </w:r>
       <w:r>
         <w:continuationSeparator/>
       </w:r>
@@ -2859,19 +3104,22 @@
 </file>
 
 <file path=word/header1.xml><?xml version="1.0" encoding="utf-8"?>
-<w:hdr xmlns:wpc="http://schemas.microsoft.com/office/word/2010/wordprocessingCanvas" xmlns:mc="http://schemas.openxmlformats.org/markup-compatibility/2006" xmlns:o="urn:schemas-microsoft-com:office:office" xmlns:r="http://schemas.openxmlformats.org/officeDocument/2006/relationships" xmlns:m="http://schemas.openxmlformats.org/officeDocument/2006/math" xmlns:v="urn:schemas-microsoft-com:vml" xmlns:wp14="http://schemas.microsoft.com/office/word/2010/wordprocessingDrawing" xmlns:wp="http://schemas.openxmlformats.org/drawingml/2006/wordprocessingDrawing" xmlns:w10="urn:schemas-microsoft-com:office:word" xmlns:w="http://schemas.openxmlformats.org/wordprocessingml/2006/main" xmlns:w14="http://schemas.microsoft.com/office/word/2010/wordml" xmlns:w15="http://schemas.microsoft.com/office/word/2012/wordml" xmlns:wpg="http://schemas.microsoft.com/office/word/2010/wordprocessingGroup" xmlns:wpi="http://schemas.microsoft.com/office/word/2010/wordprocessingInk" xmlns:wne="http://schemas.microsoft.com/office/word/2006/wordml" xmlns:wps="http://schemas.microsoft.com/office/word/2010/wordprocessingShape" xmlns:cx="http://schemas.microsoft.com/office/drawing/2014/chartex" xmlns:cx1="http://schemas.microsoft.com/office/drawing/2015/9/8/chartex" xmlns:cx2="http://schemas.microsoft.com/office/drawing/2015/10/21/chartex" xmlns:cx3="http://schemas.microsoft.com/office/drawing/2016/5/9/chartex" xmlns:cx4="http://schemas.microsoft.com/office/drawing/2016/5/10/chartex" xmlns:cx5="http://schemas.microsoft.com/office/drawing/2016/5/11/chartex" xmlns:cx6="http://schemas.microsoft.com/office/drawing/2016/5/12/chartex" xmlns:cx7="http://schemas.microsoft.com/office/drawing/2016/5/13/chartex" xmlns:cx8="http://schemas.microsoft.com/office/drawing/2016/5/14/chartex" xmlns:w16cid="http://schemas.microsoft.com/office/word/2016/wordml/cid" xmlns:w16se="http://schemas.microsoft.com/office/word/2015/wordml/symex">
+<w:hdr xmlns:wpc="http://schemas.microsoft.com/office/word/2010/wordprocessingCanvas" xmlns:cx="http://schemas.microsoft.com/office/drawing/2014/chartex" xmlns:cx1="http://schemas.microsoft.com/office/drawing/2015/9/8/chartex" xmlns:cx2="http://schemas.microsoft.com/office/drawing/2015/10/21/chartex" xmlns:cx3="http://schemas.microsoft.com/office/drawing/2016/5/9/chartex" xmlns:cx4="http://schemas.microsoft.com/office/drawing/2016/5/10/chartex" xmlns:cx5="http://schemas.microsoft.com/office/drawing/2016/5/11/chartex" xmlns:cx6="http://schemas.microsoft.com/office/drawing/2016/5/12/chartex" xmlns:cx7="http://schemas.microsoft.com/office/drawing/2016/5/13/chartex" xmlns:cx8="http://schemas.microsoft.com/office/drawing/2016/5/14/chartex" xmlns:mc="http://schemas.openxmlformats.org/markup-compatibility/2006" xmlns:aink="http://schemas.microsoft.com/office/drawing/2016/ink" xmlns:am3d="http://schemas.microsoft.com/office/drawing/2017/model3d" xmlns:o="urn:schemas-microsoft-com:office:office" xmlns:oel="http://schemas.microsoft.com/office/2019/extlst" xmlns:r="http://schemas.openxmlformats.org/officeDocument/2006/relationships" xmlns:m="http://schemas.openxmlformats.org/officeDocument/2006/math" xmlns:v="urn:schemas-microsoft-com:vml" xmlns:wp14="http://schemas.microsoft.com/office/word/2010/wordprocessingDrawing" xmlns:wp="http://schemas.openxmlformats.org/drawingml/2006/wordprocessingDrawing" xmlns:w10="urn:schemas-microsoft-com:office:word" xmlns:w="http://schemas.openxmlformats.org/wordprocessingml/2006/main" xmlns:w14="http://schemas.microsoft.com/office/word/2010/wordml" xmlns:w15="http://schemas.microsoft.com/office/word/2012/wordml" xmlns:w16cex="http://schemas.microsoft.com/office/word/2018/wordml/cex" xmlns:w16cid="http://schemas.microsoft.com/office/word/2016/wordml/cid" xmlns:w16="http://schemas.microsoft.com/office/word/2018/wordml" xmlns:w16du="http://schemas.microsoft.com/office/word/2023/wordml/word16du" xmlns:w16sdtdh="http://schemas.microsoft.com/office/word/2020/wordml/sdtdatahash" xmlns:w16sdtfl="http://schemas.microsoft.com/office/word/2024/wordml/sdtformatlock" xmlns:w16se="http://schemas.microsoft.com/office/word/2015/wordml/symex" xmlns:wpg="http://schemas.microsoft.com/office/word/2010/wordprocessingGroup" xmlns:wpi="http://schemas.microsoft.com/office/word/2010/wordprocessingInk" xmlns:wne="http://schemas.microsoft.com/office/word/2006/wordml" xmlns:wps="http://schemas.microsoft.com/office/word/2010/wordprocessingShape" mc:Ignorable="w14 w15 w16se w16cid w16 w16cex w16sdtdh w16sdtfl w16du wp14">
   <w:p>
     <w:pPr>
       <w:pBdr>
-        <w:bottom w:val="single" w:color="DA291C" w:sz="12" w:space="4"/>
+        <w:bottom w:val="single" w:sz="12" w:space="4" w:color="DA291C"/>
       </w:pBdr>
     </w:pPr>
     <w:r>
+      <w:rPr>
+        <w:noProof/>
+      </w:rPr>
       <w:drawing>
-        <wp:inline distT="0" distB="0" distL="0" distR="0">
+        <wp:inline distT="0" distB="0" distL="0" distR="0" wp14:anchorId="78EB7394" wp14:editId="7BBDF6EA">
           <wp:extent cx="323850" cy="285750"/>
-          <wp:effectExtent t="0" r="0" b="0" l="0"/>
-          <wp:docPr id="1" name="" descr="" title=""/>
+          <wp:effectExtent l="0" t="0" r="0" b="0"/>
+          <wp:docPr id="1400011989" name="Picture 1400011989"/>
           <wp:cNvGraphicFramePr>
             <a:graphicFrameLocks xmlns:a="http://schemas.openxmlformats.org/drawingml/2006/main" noChangeAspect="1"/>
           </wp:cNvGraphicFramePr>
@@ -2879,13 +3127,13 @@
             <a:graphicData uri="http://schemas.openxmlformats.org/drawingml/2006/picture">
               <pic:pic xmlns:pic="http://schemas.openxmlformats.org/drawingml/2006/picture">
                 <pic:nvPicPr>
-                  <pic:cNvPr id="0" name="" descr=""/>
+                  <pic:cNvPr id="0" name=""/>
                   <pic:cNvPicPr>
                     <a:picLocks noChangeAspect="1" noChangeArrowheads="1"/>
                   </pic:cNvPicPr>
                 </pic:nvPicPr>
                 <pic:blipFill>
-                  <a:blip r:embed="rId0" cstate="none"/>
+                  <a:blip r:embed="rId1"/>
                   <a:srcRect/>
                   <a:stretch>
                     <a:fillRect/>
@@ -2908,24 +3156,47 @@
     </w:r>
     <w:r>
       <w:rPr>
-        <w:rFonts w:ascii="Arial" w:cs="Arial" w:eastAsia="Arial" w:hAnsi="Arial"/>
         <w:b/>
         <w:bCs/>
         <w:color w:val="27251F"/>
         <w:sz w:val="18"/>
         <w:szCs w:val="18"/>
       </w:rPr>
-      <w:t xml:space="preserve">   McDonald's Egypt - Crew Insights Hub  |  User Guide</w:t>
+      <w:t xml:space="preserve">   McDonald's Egypt - Crew Insights </w:t>
+    </w:r>
+    <w:proofErr w:type="gramStart"/>
+    <w:r>
+      <w:rPr>
+        <w:b/>
+        <w:bCs/>
+        <w:color w:val="27251F"/>
+        <w:sz w:val="18"/>
+        <w:szCs w:val="18"/>
+      </w:rPr>
+      <w:t>Hub  |</w:t>
+    </w:r>
+    <w:proofErr w:type="gramEnd"/>
+    <w:r>
+      <w:rPr>
+        <w:b/>
+        <w:bCs/>
+        <w:color w:val="27251F"/>
+        <w:sz w:val="18"/>
+        <w:szCs w:val="18"/>
+      </w:rPr>
+      <w:t xml:space="preserve">  User Guide</w:t>
     </w:r>
   </w:p>
 </w:hdr>
 </file>
 
 <file path=word/numbering.xml><?xml version="1.0" encoding="utf-8"?>
-<w:numbering xmlns:wpc="http://schemas.microsoft.com/office/word/2010/wordprocessingCanvas" xmlns:mc="http://schemas.openxmlformats.org/markup-compatibility/2006" xmlns:o="urn:schemas-microsoft-com:office:office" xmlns:r="http://schemas.openxmlformats.org/officeDocument/2006/relationships" xmlns:m="http://schemas.openxmlformats.org/officeDocument/2006/math" xmlns:v="urn:schemas-microsoft-com:vml" xmlns:wp14="http://schemas.microsoft.com/office/word/2010/wordprocessingDrawing" xmlns:wp="http://schemas.openxmlformats.org/drawingml/2006/wordprocessingDrawing" xmlns:w10="urn:schemas-microsoft-com:office:word" xmlns:w="http://schemas.openxmlformats.org/wordprocessingml/2006/main" xmlns:w14="http://schemas.microsoft.com/office/word/2010/wordml" xmlns:w15="http://schemas.microsoft.com/office/word/2012/wordml" xmlns:wpg="http://schemas.microsoft.com/office/word/2010/wordprocessingGroup" xmlns:wpi="http://schemas.microsoft.com/office/word/2010/wordprocessingInk" xmlns:wne="http://schemas.microsoft.com/office/word/2006/wordml" xmlns:wps="http://schemas.microsoft.com/office/word/2010/wordprocessingShape" mc:Ignorable="w14 w15 wp14">
-  <w:abstractNum w:abstractNumId="1" w15:restartNumberingAfterBreak="0">
+<w:numbering xmlns:wpc="http://schemas.microsoft.com/office/word/2010/wordprocessingCanvas" xmlns:cx="http://schemas.microsoft.com/office/drawing/2014/chartex" xmlns:cx1="http://schemas.microsoft.com/office/drawing/2015/9/8/chartex" xmlns:cx2="http://schemas.microsoft.com/office/drawing/2015/10/21/chartex" xmlns:cx3="http://schemas.microsoft.com/office/drawing/2016/5/9/chartex" xmlns:cx4="http://schemas.microsoft.com/office/drawing/2016/5/10/chartex" xmlns:cx5="http://schemas.microsoft.com/office/drawing/2016/5/11/chartex" xmlns:cx6="http://schemas.microsoft.com/office/drawing/2016/5/12/chartex" xmlns:cx7="http://schemas.microsoft.com/office/drawing/2016/5/13/chartex" xmlns:cx8="http://schemas.microsoft.com/office/drawing/2016/5/14/chartex" xmlns:mc="http://schemas.openxmlformats.org/markup-compatibility/2006" xmlns:aink="http://schemas.microsoft.com/office/drawing/2016/ink" xmlns:am3d="http://schemas.microsoft.com/office/drawing/2017/model3d" xmlns:o="urn:schemas-microsoft-com:office:office" xmlns:oel="http://schemas.microsoft.com/office/2019/extlst" xmlns:r="http://schemas.openxmlformats.org/officeDocument/2006/relationships" xmlns:m="http://schemas.openxmlformats.org/officeDocument/2006/math" xmlns:v="urn:schemas-microsoft-com:vml" xmlns:wp14="http://schemas.microsoft.com/office/word/2010/wordprocessingDrawing" xmlns:wp="http://schemas.openxmlformats.org/drawingml/2006/wordprocessingDrawing" xmlns:w10="urn:schemas-microsoft-com:office:word" xmlns:w="http://schemas.openxmlformats.org/wordprocessingml/2006/main" xmlns:w14="http://schemas.microsoft.com/office/word/2010/wordml" xmlns:w15="http://schemas.microsoft.com/office/word/2012/wordml" xmlns:w16cex="http://schemas.microsoft.com/office/word/2018/wordml/cex" xmlns:w16cid="http://schemas.microsoft.com/office/word/2016/wordml/cid" xmlns:w16="http://schemas.microsoft.com/office/word/2018/wordml" xmlns:w16du="http://schemas.microsoft.com/office/word/2023/wordml/word16du" xmlns:w16sdtdh="http://schemas.microsoft.com/office/word/2020/wordml/sdtdatahash" xmlns:w16sdtfl="http://schemas.microsoft.com/office/word/2024/wordml/sdtformatlock" xmlns:w16se="http://schemas.microsoft.com/office/word/2015/wordml/symex" xmlns:wpg="http://schemas.microsoft.com/office/word/2010/wordprocessingGroup" xmlns:wpi="http://schemas.microsoft.com/office/word/2010/wordprocessingInk" xmlns:wne="http://schemas.microsoft.com/office/word/2006/wordml" xmlns:wps="http://schemas.microsoft.com/office/word/2010/wordprocessingShape" mc:Ignorable="w14 w15 w16se w16cid w16 w16cex w16sdtdh w16sdtfl w16du wp14">
+  <w:abstractNum w:abstractNumId="0" w15:restartNumberingAfterBreak="0">
+    <w:nsid w:val="171B1E6F"/>
     <w:multiLevelType w:val="hybridMultilevel"/>
-    <w:lvl w:ilvl="0" w15:tentative="1">
+    <w:tmpl w:val="4F0E285E"/>
+    <w:lvl w:ilvl="0" w:tplc="066463F0">
       <w:start w:val="1"/>
       <w:numFmt w:val="bullet"/>
       <w:lvlText w:val="●"/>
@@ -2934,7 +3205,7 @@
         <w:ind w:left="720" w:hanging="360"/>
       </w:pPr>
     </w:lvl>
-    <w:lvl w:ilvl="1" w15:tentative="1">
+    <w:lvl w:ilvl="1" w:tplc="81F4DFE0">
       <w:start w:val="1"/>
       <w:numFmt w:val="bullet"/>
       <w:lvlText w:val="○"/>
@@ -2943,7 +3214,7 @@
         <w:ind w:left="1440" w:hanging="360"/>
       </w:pPr>
     </w:lvl>
-    <w:lvl w:ilvl="2" w15:tentative="1">
+    <w:lvl w:ilvl="2" w:tplc="2BAE3A08">
       <w:start w:val="1"/>
       <w:numFmt w:val="bullet"/>
       <w:lvlText w:val="■"/>
@@ -2952,7 +3223,7 @@
         <w:ind w:left="2160" w:hanging="360"/>
       </w:pPr>
     </w:lvl>
-    <w:lvl w:ilvl="3" w15:tentative="1">
+    <w:lvl w:ilvl="3" w:tplc="B0064686">
       <w:start w:val="1"/>
       <w:numFmt w:val="bullet"/>
       <w:lvlText w:val="●"/>
@@ -2961,7 +3232,7 @@
         <w:ind w:left="2880" w:hanging="360"/>
       </w:pPr>
     </w:lvl>
-    <w:lvl w:ilvl="4" w15:tentative="1">
+    <w:lvl w:ilvl="4" w:tplc="E4C4CF32">
       <w:start w:val="1"/>
       <w:numFmt w:val="bullet"/>
       <w:lvlText w:val="○"/>
@@ -2970,7 +3241,7 @@
         <w:ind w:left="3600" w:hanging="360"/>
       </w:pPr>
     </w:lvl>
-    <w:lvl w:ilvl="5" w15:tentative="1">
+    <w:lvl w:ilvl="5" w:tplc="6166170C">
       <w:start w:val="1"/>
       <w:numFmt w:val="bullet"/>
       <w:lvlText w:val="■"/>
@@ -2979,7 +3250,7 @@
         <w:ind w:left="4320" w:hanging="360"/>
       </w:pPr>
     </w:lvl>
-    <w:lvl w:ilvl="6" w15:tentative="1">
+    <w:lvl w:ilvl="6" w:tplc="770A2520">
       <w:start w:val="1"/>
       <w:numFmt w:val="bullet"/>
       <w:lvlText w:val="●"/>
@@ -2988,7 +3259,7 @@
         <w:ind w:left="5040" w:hanging="360"/>
       </w:pPr>
     </w:lvl>
-    <w:lvl w:ilvl="7" w15:tentative="1">
+    <w:lvl w:ilvl="7" w:tplc="9B0C8F4E">
       <w:start w:val="1"/>
       <w:numFmt w:val="bullet"/>
       <w:lvlText w:val="●"/>
@@ -2997,7 +3268,7 @@
         <w:ind w:left="5760" w:hanging="360"/>
       </w:pPr>
     </w:lvl>
-    <w:lvl w:ilvl="8" w15:tentative="1">
+    <w:lvl w:ilvl="8" w:tplc="2E92210C">
       <w:start w:val="1"/>
       <w:numFmt w:val="bullet"/>
       <w:lvlText w:val="●"/>
@@ -3007,9 +3278,11 @@
       </w:pPr>
     </w:lvl>
   </w:abstractNum>
-  <w:abstractNum w:abstractNumId="2" w15:restartNumberingAfterBreak="0">
+  <w:abstractNum w:abstractNumId="1" w15:restartNumberingAfterBreak="0">
+    <w:nsid w:val="2B0460A5"/>
     <w:multiLevelType w:val="hybridMultilevel"/>
-    <w:lvl w:ilvl="0" w15:tentative="1">
+    <w:tmpl w:val="D34CBD06"/>
+    <w:lvl w:ilvl="0" w:tplc="1D76B820">
       <w:start w:val="1"/>
       <w:numFmt w:val="bullet"/>
       <w:lvlText w:val="•"/>
@@ -3018,9 +3291,49 @@
         <w:ind w:left="540" w:hanging="260"/>
       </w:pPr>
     </w:lvl>
+    <w:lvl w:ilvl="1" w:tplc="30D6E83A">
+      <w:numFmt w:val="decimal"/>
+      <w:lvlText w:val=""/>
+      <w:lvlJc w:val="left"/>
+    </w:lvl>
+    <w:lvl w:ilvl="2" w:tplc="7642356E">
+      <w:numFmt w:val="decimal"/>
+      <w:lvlText w:val=""/>
+      <w:lvlJc w:val="left"/>
+    </w:lvl>
+    <w:lvl w:ilvl="3" w:tplc="11E0022C">
+      <w:numFmt w:val="decimal"/>
+      <w:lvlText w:val=""/>
+      <w:lvlJc w:val="left"/>
+    </w:lvl>
+    <w:lvl w:ilvl="4" w:tplc="9014D318">
+      <w:numFmt w:val="decimal"/>
+      <w:lvlText w:val=""/>
+      <w:lvlJc w:val="left"/>
+    </w:lvl>
+    <w:lvl w:ilvl="5" w:tplc="C6121D98">
+      <w:numFmt w:val="decimal"/>
+      <w:lvlText w:val=""/>
+      <w:lvlJc w:val="left"/>
+    </w:lvl>
+    <w:lvl w:ilvl="6" w:tplc="DA268270">
+      <w:numFmt w:val="decimal"/>
+      <w:lvlText w:val=""/>
+      <w:lvlJc w:val="left"/>
+    </w:lvl>
+    <w:lvl w:ilvl="7" w:tplc="6568B008">
+      <w:numFmt w:val="decimal"/>
+      <w:lvlText w:val=""/>
+      <w:lvlJc w:val="left"/>
+    </w:lvl>
+    <w:lvl w:ilvl="8" w:tplc="BCF6A45A">
+      <w:numFmt w:val="decimal"/>
+      <w:lvlText w:val=""/>
+      <w:lvlJc w:val="left"/>
+    </w:lvl>
   </w:abstractNum>
-  <w:num w:numId="1">
-    <w:abstractNumId w:val="1"/>
+  <w:num w:numId="1" w16cid:durableId="921648306">
+    <w:abstractNumId w:val="0"/>
     <w:lvlOverride w:ilvl="0">
       <w:startOverride w:val="1"/>
     </w:lvlOverride>
@@ -3029,54 +3342,446 @@
 </file>
 
 <file path=word/styles.xml><?xml version="1.0" encoding="utf-8"?>
-<w:styles xmlns:mc="http://schemas.openxmlformats.org/markup-compatibility/2006" xmlns:r="http://schemas.openxmlformats.org/officeDocument/2006/relationships" xmlns:w="http://schemas.openxmlformats.org/wordprocessingml/2006/main" xmlns:w14="http://schemas.microsoft.com/office/word/2010/wordml" xmlns:w15="http://schemas.microsoft.com/office/word/2012/wordml" mc:Ignorable="w14 w15">
+<w:styles xmlns:mc="http://schemas.openxmlformats.org/markup-compatibility/2006" xmlns:r="http://schemas.openxmlformats.org/officeDocument/2006/relationships" xmlns:w="http://schemas.openxmlformats.org/wordprocessingml/2006/main" xmlns:w14="http://schemas.microsoft.com/office/word/2010/wordml" xmlns:w15="http://schemas.microsoft.com/office/word/2012/wordml" xmlns:w16cex="http://schemas.microsoft.com/office/word/2018/wordml/cex" xmlns:w16cid="http://schemas.microsoft.com/office/word/2016/wordml/cid" xmlns:w16="http://schemas.microsoft.com/office/word/2018/wordml" xmlns:w16du="http://schemas.microsoft.com/office/word/2023/wordml/word16du" xmlns:w16sdtdh="http://schemas.microsoft.com/office/word/2020/wordml/sdtdatahash" xmlns:w16sdtfl="http://schemas.microsoft.com/office/word/2024/wordml/sdtformatlock" xmlns:w16se="http://schemas.microsoft.com/office/word/2015/wordml/symex" mc:Ignorable="w14 w15 w16se w16cid w16 w16cex w16sdtdh w16sdtfl w16du">
   <w:docDefaults>
     <w:rPrDefault>
       <w:rPr>
-        <w:rFonts w:ascii="Arial" w:cs="Arial" w:eastAsia="Arial" w:hAnsi="Arial"/>
+        <w:rFonts w:ascii="Arial" w:eastAsia="Arial" w:hAnsi="Arial" w:cs="Arial"/>
         <w:sz w:val="21"/>
         <w:szCs w:val="21"/>
+        <w:lang w:val="en-US" w:eastAsia="en-US" w:bidi="ar-SA"/>
       </w:rPr>
     </w:rPrDefault>
     <w:pPrDefault/>
   </w:docDefaults>
-  <w:style w:type="paragraph" w:styleId="Title">
-    <w:name w:val="Title"/>
-    <w:basedOn w:val="Normal"/>
-    <w:next w:val="Normal"/>
+  <w:latentStyles w:defLockedState="0" w:defUIPriority="99" w:defSemiHidden="0" w:defUnhideWhenUsed="0" w:defQFormat="0" w:count="376">
+    <w:lsdException w:name="Normal" w:uiPriority="0" w:qFormat="1"/>
+    <w:lsdException w:name="heading 1" w:uiPriority="9" w:qFormat="1"/>
+    <w:lsdException w:name="heading 2" w:semiHidden="1" w:uiPriority="9" w:unhideWhenUsed="1" w:qFormat="1"/>
+    <w:lsdException w:name="heading 3" w:semiHidden="1" w:uiPriority="9" w:unhideWhenUsed="1" w:qFormat="1"/>
+    <w:lsdException w:name="heading 4" w:semiHidden="1" w:uiPriority="9" w:unhideWhenUsed="1" w:qFormat="1"/>
+    <w:lsdException w:name="heading 5" w:semiHidden="1" w:uiPriority="9" w:unhideWhenUsed="1" w:qFormat="1"/>
+    <w:lsdException w:name="heading 6" w:semiHidden="1" w:uiPriority="9" w:unhideWhenUsed="1" w:qFormat="1"/>
+    <w:lsdException w:name="heading 7" w:semiHidden="1" w:uiPriority="9" w:unhideWhenUsed="1" w:qFormat="1"/>
+    <w:lsdException w:name="heading 8" w:semiHidden="1" w:uiPriority="9" w:unhideWhenUsed="1" w:qFormat="1"/>
+    <w:lsdException w:name="heading 9" w:semiHidden="1" w:uiPriority="9" w:unhideWhenUsed="1" w:qFormat="1"/>
+    <w:lsdException w:name="index 1" w:semiHidden="1" w:unhideWhenUsed="1"/>
+    <w:lsdException w:name="index 2" w:semiHidden="1" w:unhideWhenUsed="1"/>
+    <w:lsdException w:name="index 3" w:semiHidden="1" w:unhideWhenUsed="1"/>
+    <w:lsdException w:name="index 4" w:semiHidden="1" w:unhideWhenUsed="1"/>
+    <w:lsdException w:name="index 5" w:semiHidden="1" w:unhideWhenUsed="1"/>
+    <w:lsdException w:name="index 6" w:semiHidden="1" w:unhideWhenUsed="1"/>
+    <w:lsdException w:name="index 7" w:semiHidden="1" w:unhideWhenUsed="1"/>
+    <w:lsdException w:name="index 8" w:semiHidden="1" w:unhideWhenUsed="1"/>
+    <w:lsdException w:name="index 9" w:semiHidden="1" w:unhideWhenUsed="1"/>
+    <w:lsdException w:name="toc 1" w:semiHidden="1" w:uiPriority="39" w:unhideWhenUsed="1"/>
+    <w:lsdException w:name="toc 2" w:semiHidden="1" w:uiPriority="39" w:unhideWhenUsed="1"/>
+    <w:lsdException w:name="toc 3" w:semiHidden="1" w:uiPriority="39" w:unhideWhenUsed="1"/>
+    <w:lsdException w:name="toc 4" w:semiHidden="1" w:uiPriority="39" w:unhideWhenUsed="1"/>
+    <w:lsdException w:name="toc 5" w:semiHidden="1" w:uiPriority="39" w:unhideWhenUsed="1"/>
+    <w:lsdException w:name="toc 6" w:semiHidden="1" w:uiPriority="39" w:unhideWhenUsed="1"/>
+    <w:lsdException w:name="toc 7" w:semiHidden="1" w:uiPriority="39" w:unhideWhenUsed="1"/>
+    <w:lsdException w:name="toc 8" w:semiHidden="1" w:uiPriority="39" w:unhideWhenUsed="1"/>
+    <w:lsdException w:name="toc 9" w:semiHidden="1" w:uiPriority="39" w:unhideWhenUsed="1"/>
+    <w:lsdException w:name="Normal Indent" w:semiHidden="1" w:unhideWhenUsed="1"/>
+    <w:lsdException w:name="footnote text" w:semiHidden="1" w:unhideWhenUsed="1"/>
+    <w:lsdException w:name="annotation text" w:semiHidden="1" w:unhideWhenUsed="1"/>
+    <w:lsdException w:name="header" w:semiHidden="1" w:unhideWhenUsed="1"/>
+    <w:lsdException w:name="footer" w:semiHidden="1" w:unhideWhenUsed="1"/>
+    <w:lsdException w:name="index heading" w:semiHidden="1" w:unhideWhenUsed="1"/>
+    <w:lsdException w:name="caption" w:semiHidden="1" w:uiPriority="35" w:unhideWhenUsed="1" w:qFormat="1"/>
+    <w:lsdException w:name="table of figures" w:semiHidden="1" w:unhideWhenUsed="1"/>
+    <w:lsdException w:name="envelope address" w:semiHidden="1" w:unhideWhenUsed="1"/>
+    <w:lsdException w:name="envelope return" w:semiHidden="1" w:unhideWhenUsed="1"/>
+    <w:lsdException w:name="footnote reference" w:semiHidden="1" w:unhideWhenUsed="1"/>
+    <w:lsdException w:name="annotation reference" w:semiHidden="1" w:unhideWhenUsed="1"/>
+    <w:lsdException w:name="line number" w:semiHidden="1" w:unhideWhenUsed="1"/>
+    <w:lsdException w:name="page number" w:semiHidden="1" w:unhideWhenUsed="1"/>
+    <w:lsdException w:name="endnote reference" w:semiHidden="1" w:unhideWhenUsed="1"/>
+    <w:lsdException w:name="endnote text" w:semiHidden="1" w:unhideWhenUsed="1"/>
+    <w:lsdException w:name="table of authorities" w:semiHidden="1" w:unhideWhenUsed="1"/>
+    <w:lsdException w:name="macro" w:semiHidden="1" w:unhideWhenUsed="1"/>
+    <w:lsdException w:name="toa heading" w:semiHidden="1" w:unhideWhenUsed="1"/>
+    <w:lsdException w:name="List" w:semiHidden="1" w:unhideWhenUsed="1"/>
+    <w:lsdException w:name="List Bullet" w:semiHidden="1" w:unhideWhenUsed="1"/>
+    <w:lsdException w:name="List Number" w:semiHidden="1" w:unhideWhenUsed="1"/>
+    <w:lsdException w:name="List 2" w:semiHidden="1" w:unhideWhenUsed="1"/>
+    <w:lsdException w:name="List 3" w:semiHidden="1" w:unhideWhenUsed="1"/>
+    <w:lsdException w:name="List 4" w:semiHidden="1" w:unhideWhenUsed="1"/>
+    <w:lsdException w:name="List 5" w:semiHidden="1" w:unhideWhenUsed="1"/>
+    <w:lsdException w:name="List Bullet 2" w:semiHidden="1" w:unhideWhenUsed="1"/>
+    <w:lsdException w:name="List Bullet 3" w:semiHidden="1" w:unhideWhenUsed="1"/>
+    <w:lsdException w:name="List Bullet 4" w:semiHidden="1" w:unhideWhenUsed="1"/>
+    <w:lsdException w:name="List Bullet 5" w:semiHidden="1" w:unhideWhenUsed="1"/>
+    <w:lsdException w:name="List Number 2" w:semiHidden="1" w:unhideWhenUsed="1"/>
+    <w:lsdException w:name="List Number 3" w:semiHidden="1" w:unhideWhenUsed="1"/>
+    <w:lsdException w:name="List Number 4" w:semiHidden="1" w:unhideWhenUsed="1"/>
+    <w:lsdException w:name="List Number 5" w:semiHidden="1" w:unhideWhenUsed="1"/>
+    <w:lsdException w:name="Title" w:uiPriority="10" w:qFormat="1"/>
+    <w:lsdException w:name="Closing" w:semiHidden="1" w:unhideWhenUsed="1"/>
+    <w:lsdException w:name="Signature" w:semiHidden="1" w:unhideWhenUsed="1"/>
+    <w:lsdException w:name="Default Paragraph Font" w:semiHidden="1" w:uiPriority="1" w:unhideWhenUsed="1"/>
+    <w:lsdException w:name="Body Text" w:semiHidden="1" w:unhideWhenUsed="1"/>
+    <w:lsdException w:name="Body Text Indent" w:semiHidden="1" w:unhideWhenUsed="1"/>
+    <w:lsdException w:name="List Continue" w:semiHidden="1" w:unhideWhenUsed="1"/>
+    <w:lsdException w:name="List Continue 2" w:semiHidden="1" w:unhideWhenUsed="1"/>
+    <w:lsdException w:name="List Continue 3" w:semiHidden="1" w:unhideWhenUsed="1"/>
+    <w:lsdException w:name="List Continue 4" w:semiHidden="1" w:unhideWhenUsed="1"/>
+    <w:lsdException w:name="List Continue 5" w:semiHidden="1" w:unhideWhenUsed="1"/>
+    <w:lsdException w:name="Message Header" w:semiHidden="1" w:unhideWhenUsed="1"/>
+    <w:lsdException w:name="Subtitle" w:uiPriority="11" w:qFormat="1"/>
+    <w:lsdException w:name="Salutation" w:semiHidden="1" w:unhideWhenUsed="1"/>
+    <w:lsdException w:name="Date" w:semiHidden="1" w:unhideWhenUsed="1"/>
+    <w:lsdException w:name="Body Text First Indent" w:semiHidden="1" w:unhideWhenUsed="1"/>
+    <w:lsdException w:name="Body Text First Indent 2" w:semiHidden="1" w:unhideWhenUsed="1"/>
+    <w:lsdException w:name="Note Heading" w:semiHidden="1" w:unhideWhenUsed="1"/>
+    <w:lsdException w:name="Body Text 2" w:semiHidden="1" w:unhideWhenUsed="1"/>
+    <w:lsdException w:name="Body Text 3" w:semiHidden="1" w:unhideWhenUsed="1"/>
+    <w:lsdException w:name="Body Text Indent 2" w:semiHidden="1" w:unhideWhenUsed="1"/>
+    <w:lsdException w:name="Body Text Indent 3" w:semiHidden="1" w:unhideWhenUsed="1"/>
+    <w:lsdException w:name="Block Text" w:semiHidden="1" w:unhideWhenUsed="1"/>
+    <w:lsdException w:name="Hyperlink" w:semiHidden="1" w:unhideWhenUsed="1"/>
+    <w:lsdException w:name="FollowedHyperlink" w:semiHidden="1" w:unhideWhenUsed="1"/>
+    <w:lsdException w:name="Strong" w:uiPriority="22" w:qFormat="1"/>
+    <w:lsdException w:name="Emphasis" w:uiPriority="20" w:qFormat="1"/>
+    <w:lsdException w:name="Document Map" w:semiHidden="1" w:unhideWhenUsed="1"/>
+    <w:lsdException w:name="Plain Text" w:semiHidden="1" w:unhideWhenUsed="1"/>
+    <w:lsdException w:name="E-mail Signature" w:semiHidden="1" w:unhideWhenUsed="1"/>
+    <w:lsdException w:name="HTML Top of Form" w:semiHidden="1" w:unhideWhenUsed="1"/>
+    <w:lsdException w:name="HTML Bottom of Form" w:semiHidden="1" w:unhideWhenUsed="1"/>
+    <w:lsdException w:name="Normal (Web)" w:semiHidden="1" w:unhideWhenUsed="1"/>
+    <w:lsdException w:name="HTML Acronym" w:semiHidden="1" w:unhideWhenUsed="1"/>
+    <w:lsdException w:name="HTML Address" w:semiHidden="1" w:unhideWhenUsed="1"/>
+    <w:lsdException w:name="HTML Cite" w:semiHidden="1" w:unhideWhenUsed="1"/>
+    <w:lsdException w:name="HTML Code" w:semiHidden="1" w:unhideWhenUsed="1"/>
+    <w:lsdException w:name="HTML Definition" w:semiHidden="1" w:unhideWhenUsed="1"/>
+    <w:lsdException w:name="HTML Keyboard" w:semiHidden="1" w:unhideWhenUsed="1"/>
+    <w:lsdException w:name="HTML Preformatted" w:semiHidden="1" w:unhideWhenUsed="1"/>
+    <w:lsdException w:name="HTML Sample" w:semiHidden="1" w:unhideWhenUsed="1"/>
+    <w:lsdException w:name="HTML Typewriter" w:semiHidden="1" w:unhideWhenUsed="1"/>
+    <w:lsdException w:name="HTML Variable" w:semiHidden="1" w:unhideWhenUsed="1"/>
+    <w:lsdException w:name="Normal Table" w:semiHidden="1" w:unhideWhenUsed="1"/>
+    <w:lsdException w:name="annotation subject" w:semiHidden="1" w:unhideWhenUsed="1"/>
+    <w:lsdException w:name="No List" w:semiHidden="1" w:unhideWhenUsed="1"/>
+    <w:lsdException w:name="Outline List 1" w:semiHidden="1" w:unhideWhenUsed="1"/>
+    <w:lsdException w:name="Outline List 2" w:semiHidden="1" w:unhideWhenUsed="1"/>
+    <w:lsdException w:name="Outline List 3" w:semiHidden="1" w:unhideWhenUsed="1"/>
+    <w:lsdException w:name="Table Simple 1" w:semiHidden="1" w:unhideWhenUsed="1"/>
+    <w:lsdException w:name="Table Simple 2" w:semiHidden="1" w:unhideWhenUsed="1"/>
+    <w:lsdException w:name="Table Simple 3" w:semiHidden="1" w:unhideWhenUsed="1"/>
+    <w:lsdException w:name="Table Classic 1" w:semiHidden="1" w:unhideWhenUsed="1"/>
+    <w:lsdException w:name="Table Classic 2" w:semiHidden="1" w:unhideWhenUsed="1"/>
+    <w:lsdException w:name="Table Classic 3" w:semiHidden="1" w:unhideWhenUsed="1"/>
+    <w:lsdException w:name="Table Classic 4" w:semiHidden="1" w:unhideWhenUsed="1"/>
+    <w:lsdException w:name="Table Colorful 1" w:semiHidden="1" w:unhideWhenUsed="1"/>
+    <w:lsdException w:name="Table Colorful 2" w:semiHidden="1" w:unhideWhenUsed="1"/>
+    <w:lsdException w:name="Table Colorful 3" w:semiHidden="1" w:unhideWhenUsed="1"/>
+    <w:lsdException w:name="Table Columns 1" w:semiHidden="1" w:unhideWhenUsed="1"/>
+    <w:lsdException w:name="Table Columns 2" w:semiHidden="1" w:unhideWhenUsed="1"/>
+    <w:lsdException w:name="Table Columns 3" w:semiHidden="1" w:unhideWhenUsed="1"/>
+    <w:lsdException w:name="Table Columns 4" w:semiHidden="1" w:unhideWhenUsed="1"/>
+    <w:lsdException w:name="Table Columns 5" w:semiHidden="1" w:unhideWhenUsed="1"/>
+    <w:lsdException w:name="Table Grid 1" w:semiHidden="1" w:unhideWhenUsed="1"/>
+    <w:lsdException w:name="Table Grid 2" w:semiHidden="1" w:unhideWhenUsed="1"/>
+    <w:lsdException w:name="Table Grid 3" w:semiHidden="1" w:unhideWhenUsed="1"/>
+    <w:lsdException w:name="Table Grid 4" w:semiHidden="1" w:unhideWhenUsed="1"/>
+    <w:lsdException w:name="Table Grid 5" w:semiHidden="1" w:unhideWhenUsed="1"/>
+    <w:lsdException w:name="Table Grid 6" w:semiHidden="1" w:unhideWhenUsed="1"/>
+    <w:lsdException w:name="Table Grid 7" w:semiHidden="1" w:unhideWhenUsed="1"/>
+    <w:lsdException w:name="Table Grid 8" w:semiHidden="1" w:unhideWhenUsed="1"/>
+    <w:lsdException w:name="Table List 1" w:semiHidden="1" w:unhideWhenUsed="1"/>
+    <w:lsdException w:name="Table List 2" w:semiHidden="1" w:unhideWhenUsed="1"/>
+    <w:lsdException w:name="Table List 3" w:semiHidden="1" w:unhideWhenUsed="1"/>
+    <w:lsdException w:name="Table List 4" w:semiHidden="1" w:unhideWhenUsed="1"/>
+    <w:lsdException w:name="Table List 5" w:semiHidden="1" w:unhideWhenUsed="1"/>
+    <w:lsdException w:name="Table List 6" w:semiHidden="1" w:unhideWhenUsed="1"/>
+    <w:lsdException w:name="Table List 7" w:semiHidden="1" w:unhideWhenUsed="1"/>
+    <w:lsdException w:name="Table List 8" w:semiHidden="1" w:unhideWhenUsed="1"/>
+    <w:lsdException w:name="Table 3D effects 1" w:semiHidden="1" w:unhideWhenUsed="1"/>
+    <w:lsdException w:name="Table 3D effects 2" w:semiHidden="1" w:unhideWhenUsed="1"/>
+    <w:lsdException w:name="Table 3D effects 3" w:semiHidden="1" w:unhideWhenUsed="1"/>
+    <w:lsdException w:name="Table Contemporary" w:semiHidden="1" w:unhideWhenUsed="1"/>
+    <w:lsdException w:name="Table Elegant" w:semiHidden="1" w:unhideWhenUsed="1"/>
+    <w:lsdException w:name="Table Professional" w:semiHidden="1" w:unhideWhenUsed="1"/>
+    <w:lsdException w:name="Table Subtle 1" w:semiHidden="1" w:unhideWhenUsed="1"/>
+    <w:lsdException w:name="Table Subtle 2" w:semiHidden="1" w:unhideWhenUsed="1"/>
+    <w:lsdException w:name="Table Web 1" w:semiHidden="1" w:unhideWhenUsed="1"/>
+    <w:lsdException w:name="Table Web 2" w:semiHidden="1" w:unhideWhenUsed="1"/>
+    <w:lsdException w:name="Table Web 3" w:semiHidden="1" w:unhideWhenUsed="1"/>
+    <w:lsdException w:name="Balloon Text" w:semiHidden="1" w:unhideWhenUsed="1"/>
+    <w:lsdException w:name="Table Grid" w:uiPriority="39"/>
+    <w:lsdException w:name="Table Theme" w:semiHidden="1" w:unhideWhenUsed="1"/>
+    <w:lsdException w:name="Placeholder Text" w:semiHidden="1"/>
+    <w:lsdException w:name="No Spacing" w:uiPriority="1" w:qFormat="1"/>
+    <w:lsdException w:name="Light Shading" w:uiPriority="60"/>
+    <w:lsdException w:name="Light List" w:uiPriority="61"/>
+    <w:lsdException w:name="Light Grid" w:uiPriority="62"/>
+    <w:lsdException w:name="Medium Shading 1" w:uiPriority="63"/>
+    <w:lsdException w:name="Medium Shading 2" w:uiPriority="64"/>
+    <w:lsdException w:name="Medium List 1" w:uiPriority="65"/>
+    <w:lsdException w:name="Medium List 2" w:uiPriority="66"/>
+    <w:lsdException w:name="Medium Grid 1" w:uiPriority="67"/>
+    <w:lsdException w:name="Medium Grid 2" w:uiPriority="68"/>
+    <w:lsdException w:name="Medium Grid 3" w:uiPriority="69"/>
+    <w:lsdException w:name="Dark List" w:uiPriority="70"/>
+    <w:lsdException w:name="Colorful Shading" w:uiPriority="71"/>
+    <w:lsdException w:name="Colorful List" w:uiPriority="72"/>
+    <w:lsdException w:name="Colorful Grid" w:uiPriority="73"/>
+    <w:lsdException w:name="Light Shading Accent 1" w:uiPriority="60"/>
+    <w:lsdException w:name="Light List Accent 1" w:uiPriority="61"/>
+    <w:lsdException w:name="Light Grid Accent 1" w:uiPriority="62"/>
+    <w:lsdException w:name="Medium Shading 1 Accent 1" w:uiPriority="63"/>
+    <w:lsdException w:name="Medium Shading 2 Accent 1" w:uiPriority="64"/>
+    <w:lsdException w:name="Medium List 1 Accent 1" w:uiPriority="65"/>
+    <w:lsdException w:name="Revision" w:semiHidden="1"/>
+    <w:lsdException w:name="List Paragraph" w:uiPriority="34" w:qFormat="1"/>
+    <w:lsdException w:name="Quote" w:uiPriority="29" w:qFormat="1"/>
+    <w:lsdException w:name="Intense Quote" w:uiPriority="30" w:qFormat="1"/>
+    <w:lsdException w:name="Medium List 2 Accent 1" w:uiPriority="66"/>
+    <w:lsdException w:name="Medium Grid 1 Accent 1" w:uiPriority="67"/>
+    <w:lsdException w:name="Medium Grid 2 Accent 1" w:uiPriority="68"/>
+    <w:lsdException w:name="Medium Grid 3 Accent 1" w:uiPriority="69"/>
+    <w:lsdException w:name="Dark List Accent 1" w:uiPriority="70"/>
+    <w:lsdException w:name="Colorful Shading Accent 1" w:uiPriority="71"/>
+    <w:lsdException w:name="Colorful List Accent 1" w:uiPriority="72"/>
+    <w:lsdException w:name="Colorful Grid Accent 1" w:uiPriority="73"/>
+    <w:lsdException w:name="Light Shading Accent 2" w:uiPriority="60"/>
+    <w:lsdException w:name="Light List Accent 2" w:uiPriority="61"/>
+    <w:lsdException w:name="Light Grid Accent 2" w:uiPriority="62"/>
+    <w:lsdException w:name="Medium Shading 1 Accent 2" w:uiPriority="63"/>
+    <w:lsdException w:name="Medium Shading 2 Accent 2" w:uiPriority="64"/>
+    <w:lsdException w:name="Medium List 1 Accent 2" w:uiPriority="65"/>
+    <w:lsdException w:name="Medium List 2 Accent 2" w:uiPriority="66"/>
+    <w:lsdException w:name="Medium Grid 1 Accent 2" w:uiPriority="67"/>
+    <w:lsdException w:name="Medium Grid 2 Accent 2" w:uiPriority="68"/>
+    <w:lsdException w:name="Medium Grid 3 Accent 2" w:uiPriority="69"/>
+    <w:lsdException w:name="Dark List Accent 2" w:uiPriority="70"/>
+    <w:lsdException w:name="Colorful Shading Accent 2" w:uiPriority="71"/>
+    <w:lsdException w:name="Colorful List Accent 2" w:uiPriority="72"/>
+    <w:lsdException w:name="Colorful Grid Accent 2" w:uiPriority="73"/>
+    <w:lsdException w:name="Light Shading Accent 3" w:uiPriority="60"/>
+    <w:lsdException w:name="Light List Accent 3" w:uiPriority="61"/>
+    <w:lsdException w:name="Light Grid Accent 3" w:uiPriority="62"/>
+    <w:lsdException w:name="Medium Shading 1 Accent 3" w:uiPriority="63"/>
+    <w:lsdException w:name="Medium Shading 2 Accent 3" w:uiPriority="64"/>
+    <w:lsdException w:name="Medium List 1 Accent 3" w:uiPriority="65"/>
+    <w:lsdException w:name="Medium List 2 Accent 3" w:uiPriority="66"/>
+    <w:lsdException w:name="Medium Grid 1 Accent 3" w:uiPriority="67"/>
+    <w:lsdException w:name="Medium Grid 2 Accent 3" w:uiPriority="68"/>
+    <w:lsdException w:name="Medium Grid 3 Accent 3" w:uiPriority="69"/>
+    <w:lsdException w:name="Dark List Accent 3" w:uiPriority="70"/>
+    <w:lsdException w:name="Colorful Shading Accent 3" w:uiPriority="71"/>
+    <w:lsdException w:name="Colorful List Accent 3" w:uiPriority="72"/>
+    <w:lsdException w:name="Colorful Grid Accent 3" w:uiPriority="73"/>
+    <w:lsdException w:name="Light Shading Accent 4" w:uiPriority="60"/>
+    <w:lsdException w:name="Light List Accent 4" w:uiPriority="61"/>
+    <w:lsdException w:name="Light Grid Accent 4" w:uiPriority="62"/>
+    <w:lsdException w:name="Medium Shading 1 Accent 4" w:uiPriority="63"/>
+    <w:lsdException w:name="Medium Shading 2 Accent 4" w:uiPriority="64"/>
+    <w:lsdException w:name="Medium List 1 Accent 4" w:uiPriority="65"/>
+    <w:lsdException w:name="Medium List 2 Accent 4" w:uiPriority="66"/>
+    <w:lsdException w:name="Medium Grid 1 Accent 4" w:uiPriority="67"/>
+    <w:lsdException w:name="Medium Grid 2 Accent 4" w:uiPriority="68"/>
+    <w:lsdException w:name="Medium Grid 3 Accent 4" w:uiPriority="69"/>
+    <w:lsdException w:name="Dark List Accent 4" w:uiPriority="70"/>
+    <w:lsdException w:name="Colorful Shading Accent 4" w:uiPriority="71"/>
+    <w:lsdException w:name="Colorful List Accent 4" w:uiPriority="72"/>
+    <w:lsdException w:name="Colorful Grid Accent 4" w:uiPriority="73"/>
+    <w:lsdException w:name="Light Shading Accent 5" w:uiPriority="60"/>
+    <w:lsdException w:name="Light List Accent 5" w:uiPriority="61"/>
+    <w:lsdException w:name="Light Grid Accent 5" w:uiPriority="62"/>
+    <w:lsdException w:name="Medium Shading 1 Accent 5" w:uiPriority="63"/>
+    <w:lsdException w:name="Medium Shading 2 Accent 5" w:uiPriority="64"/>
+    <w:lsdException w:name="Medium List 1 Accent 5" w:uiPriority="65"/>
+    <w:lsdException w:name="Medium List 2 Accent 5" w:uiPriority="66"/>
+    <w:lsdException w:name="Medium Grid 1 Accent 5" w:uiPriority="67"/>
+    <w:lsdException w:name="Medium Grid 2 Accent 5" w:uiPriority="68"/>
+    <w:lsdException w:name="Medium Grid 3 Accent 5" w:uiPriority="69"/>
+    <w:lsdException w:name="Dark List Accent 5" w:uiPriority="70"/>
+    <w:lsdException w:name="Colorful Shading Accent 5" w:uiPriority="71"/>
+    <w:lsdException w:name="Colorful List Accent 5" w:uiPriority="72"/>
+    <w:lsdException w:name="Colorful Grid Accent 5" w:uiPriority="73"/>
+    <w:lsdException w:name="Light Shading Accent 6" w:uiPriority="60"/>
+    <w:lsdException w:name="Light List Accent 6" w:uiPriority="61"/>
+    <w:lsdException w:name="Light Grid Accent 6" w:uiPriority="62"/>
+    <w:lsdException w:name="Medium Shading 1 Accent 6" w:uiPriority="63"/>
+    <w:lsdException w:name="Medium Shading 2 Accent 6" w:uiPriority="64"/>
+    <w:lsdException w:name="Medium List 1 Accent 6" w:uiPriority="65"/>
+    <w:lsdException w:name="Medium List 2 Accent 6" w:uiPriority="66"/>
+    <w:lsdException w:name="Medium Grid 1 Accent 6" w:uiPriority="67"/>
+    <w:lsdException w:name="Medium Grid 2 Accent 6" w:uiPriority="68"/>
+    <w:lsdException w:name="Medium Grid 3 Accent 6" w:uiPriority="69"/>
+    <w:lsdException w:name="Dark List Accent 6" w:uiPriority="70"/>
+    <w:lsdException w:name="Colorful Shading Accent 6" w:uiPriority="71"/>
+    <w:lsdException w:name="Colorful List Accent 6" w:uiPriority="72"/>
+    <w:lsdException w:name="Colorful Grid Accent 6" w:uiPriority="73"/>
+    <w:lsdException w:name="Subtle Emphasis" w:uiPriority="19" w:qFormat="1"/>
+    <w:lsdException w:name="Intense Emphasis" w:uiPriority="21" w:qFormat="1"/>
+    <w:lsdException w:name="Subtle Reference" w:uiPriority="31" w:qFormat="1"/>
+    <w:lsdException w:name="Intense Reference" w:uiPriority="32" w:qFormat="1"/>
+    <w:lsdException w:name="Book Title" w:uiPriority="33" w:qFormat="1"/>
+    <w:lsdException w:name="Bibliography" w:semiHidden="1" w:uiPriority="37" w:unhideWhenUsed="1"/>
+    <w:lsdException w:name="TOC Heading" w:semiHidden="1" w:uiPriority="39" w:unhideWhenUsed="1" w:qFormat="1"/>
+    <w:lsdException w:name="Plain Table 1" w:uiPriority="41"/>
+    <w:lsdException w:name="Plain Table 2" w:uiPriority="42"/>
+    <w:lsdException w:name="Plain Table 3" w:uiPriority="43"/>
+    <w:lsdException w:name="Plain Table 4" w:uiPriority="44"/>
+    <w:lsdException w:name="Plain Table 5" w:uiPriority="45"/>
+    <w:lsdException w:name="Grid Table Light" w:uiPriority="40"/>
+    <w:lsdException w:name="Grid Table 1 Light" w:uiPriority="46"/>
+    <w:lsdException w:name="Grid Table 2" w:uiPriority="47"/>
+    <w:lsdException w:name="Grid Table 3" w:uiPriority="48"/>
+    <w:lsdException w:name="Grid Table 4" w:uiPriority="49"/>
+    <w:lsdException w:name="Grid Table 5 Dark" w:uiPriority="50"/>
+    <w:lsdException w:name="Grid Table 6 Colorful" w:uiPriority="51"/>
+    <w:lsdException w:name="Grid Table 7 Colorful" w:uiPriority="52"/>
+    <w:lsdException w:name="Grid Table 1 Light Accent 1" w:uiPriority="46"/>
+    <w:lsdException w:name="Grid Table 2 Accent 1" w:uiPriority="47"/>
+    <w:lsdException w:name="Grid Table 3 Accent 1" w:uiPriority="48"/>
+    <w:lsdException w:name="Grid Table 4 Accent 1" w:uiPriority="49"/>
+    <w:lsdException w:name="Grid Table 5 Dark Accent 1" w:uiPriority="50"/>
+    <w:lsdException w:name="Grid Table 6 Colorful Accent 1" w:uiPriority="51"/>
+    <w:lsdException w:name="Grid Table 7 Colorful Accent 1" w:uiPriority="52"/>
+    <w:lsdException w:name="Grid Table 1 Light Accent 2" w:uiPriority="46"/>
+    <w:lsdException w:name="Grid Table 2 Accent 2" w:uiPriority="47"/>
+    <w:lsdException w:name="Grid Table 3 Accent 2" w:uiPriority="48"/>
+    <w:lsdException w:name="Grid Table 4 Accent 2" w:uiPriority="49"/>
+    <w:lsdException w:name="Grid Table 5 Dark Accent 2" w:uiPriority="50"/>
+    <w:lsdException w:name="Grid Table 6 Colorful Accent 2" w:uiPriority="51"/>
+    <w:lsdException w:name="Grid Table 7 Colorful Accent 2" w:uiPriority="52"/>
+    <w:lsdException w:name="Grid Table 1 Light Accent 3" w:uiPriority="46"/>
+    <w:lsdException w:name="Grid Table 2 Accent 3" w:uiPriority="47"/>
+    <w:lsdException w:name="Grid Table 3 Accent 3" w:uiPriority="48"/>
+    <w:lsdException w:name="Grid Table 4 Accent 3" w:uiPriority="49"/>
+    <w:lsdException w:name="Grid Table 5 Dark Accent 3" w:uiPriority="50"/>
+    <w:lsdException w:name="Grid Table 6 Colorful Accent 3" w:uiPriority="51"/>
+    <w:lsdException w:name="Grid Table 7 Colorful Accent 3" w:uiPriority="52"/>
+    <w:lsdException w:name="Grid Table 1 Light Accent 4" w:uiPriority="46"/>
+    <w:lsdException w:name="Grid Table 2 Accent 4" w:uiPriority="47"/>
+    <w:lsdException w:name="Grid Table 3 Accent 4" w:uiPriority="48"/>
+    <w:lsdException w:name="Grid Table 4 Accent 4" w:uiPriority="49"/>
+    <w:lsdException w:name="Grid Table 5 Dark Accent 4" w:uiPriority="50"/>
+    <w:lsdException w:name="Grid Table 6 Colorful Accent 4" w:uiPriority="51"/>
+    <w:lsdException w:name="Grid Table 7 Colorful Accent 4" w:uiPriority="52"/>
+    <w:lsdException w:name="Grid Table 1 Light Accent 5" w:uiPriority="46"/>
+    <w:lsdException w:name="Grid Table 2 Accent 5" w:uiPriority="47"/>
+    <w:lsdException w:name="Grid Table 3 Accent 5" w:uiPriority="48"/>
+    <w:lsdException w:name="Grid Table 4 Accent 5" w:uiPriority="49"/>
+    <w:lsdException w:name="Grid Table 5 Dark Accent 5" w:uiPriority="50"/>
+    <w:lsdException w:name="Grid Table 6 Colorful Accent 5" w:uiPriority="51"/>
+    <w:lsdException w:name="Grid Table 7 Colorful Accent 5" w:uiPriority="52"/>
+    <w:lsdException w:name="Grid Table 1 Light Accent 6" w:uiPriority="46"/>
+    <w:lsdException w:name="Grid Table 2 Accent 6" w:uiPriority="47"/>
+    <w:lsdException w:name="Grid Table 3 Accent 6" w:uiPriority="48"/>
+    <w:lsdException w:name="Grid Table 4 Accent 6" w:uiPriority="49"/>
+    <w:lsdException w:name="Grid Table 5 Dark Accent 6" w:uiPriority="50"/>
+    <w:lsdException w:name="Grid Table 6 Colorful Accent 6" w:uiPriority="51"/>
+    <w:lsdException w:name="Grid Table 7 Colorful Accent 6" w:uiPriority="52"/>
+    <w:lsdException w:name="List Table 1 Light" w:uiPriority="46"/>
+    <w:lsdException w:name="List Table 2" w:uiPriority="47"/>
+    <w:lsdException w:name="List Table 3" w:uiPriority="48"/>
+    <w:lsdException w:name="List Table 4" w:uiPriority="49"/>
+    <w:lsdException w:name="List Table 5 Dark" w:uiPriority="50"/>
+    <w:lsdException w:name="List Table 6 Colorful" w:uiPriority="51"/>
+    <w:lsdException w:name="List Table 7 Colorful" w:uiPriority="52"/>
+    <w:lsdException w:name="List Table 1 Light Accent 1" w:uiPriority="46"/>
+    <w:lsdException w:name="List Table 2 Accent 1" w:uiPriority="47"/>
+    <w:lsdException w:name="List Table 3 Accent 1" w:uiPriority="48"/>
+    <w:lsdException w:name="List Table 4 Accent 1" w:uiPriority="49"/>
+    <w:lsdException w:name="List Table 5 Dark Accent 1" w:uiPriority="50"/>
+    <w:lsdException w:name="List Table 6 Colorful Accent 1" w:uiPriority="51"/>
+    <w:lsdException w:name="List Table 7 Colorful Accent 1" w:uiPriority="52"/>
+    <w:lsdException w:name="List Table 1 Light Accent 2" w:uiPriority="46"/>
+    <w:lsdException w:name="List Table 2 Accent 2" w:uiPriority="47"/>
+    <w:lsdException w:name="List Table 3 Accent 2" w:uiPriority="48"/>
+    <w:lsdException w:name="List Table 4 Accent 2" w:uiPriority="49"/>
+    <w:lsdException w:name="List Table 5 Dark Accent 2" w:uiPriority="50"/>
+    <w:lsdException w:name="List Table 6 Colorful Accent 2" w:uiPriority="51"/>
+    <w:lsdException w:name="List Table 7 Colorful Accent 2" w:uiPriority="52"/>
+    <w:lsdException w:name="List Table 1 Light Accent 3" w:uiPriority="46"/>
+    <w:lsdException w:name="List Table 2 Accent 3" w:uiPriority="47"/>
+    <w:lsdException w:name="List Table 3 Accent 3" w:uiPriority="48"/>
+    <w:lsdException w:name="List Table 4 Accent 3" w:uiPriority="49"/>
+    <w:lsdException w:name="List Table 5 Dark Accent 3" w:uiPriority="50"/>
+    <w:lsdException w:name="List Table 6 Colorful Accent 3" w:uiPriority="51"/>
+    <w:lsdException w:name="List Table 7 Colorful Accent 3" w:uiPriority="52"/>
+    <w:lsdException w:name="List Table 1 Light Accent 4" w:uiPriority="46"/>
+    <w:lsdException w:name="List Table 2 Accent 4" w:uiPriority="47"/>
+    <w:lsdException w:name="List Table 3 Accent 4" w:uiPriority="48"/>
+    <w:lsdException w:name="List Table 4 Accent 4" w:uiPriority="49"/>
+    <w:lsdException w:name="List Table 5 Dark Accent 4" w:uiPriority="50"/>
+    <w:lsdException w:name="List Table 6 Colorful Accent 4" w:uiPriority="51"/>
+    <w:lsdException w:name="List Table 7 Colorful Accent 4" w:uiPriority="52"/>
+    <w:lsdException w:name="List Table 1 Light Accent 5" w:uiPriority="46"/>
+    <w:lsdException w:name="List Table 2 Accent 5" w:uiPriority="47"/>
+    <w:lsdException w:name="List Table 3 Accent 5" w:uiPriority="48"/>
+    <w:lsdException w:name="List Table 4 Accent 5" w:uiPriority="49"/>
+    <w:lsdException w:name="List Table 5 Dark Accent 5" w:uiPriority="50"/>
+    <w:lsdException w:name="List Table 6 Colorful Accent 5" w:uiPriority="51"/>
+    <w:lsdException w:name="List Table 7 Colorful Accent 5" w:uiPriority="52"/>
+    <w:lsdException w:name="List Table 1 Light Accent 6" w:uiPriority="46"/>
+    <w:lsdException w:name="List Table 2 Accent 6" w:uiPriority="47"/>
+    <w:lsdException w:name="List Table 3 Accent 6" w:uiPriority="48"/>
+    <w:lsdException w:name="List Table 4 Accent 6" w:uiPriority="49"/>
+    <w:lsdException w:name="List Table 5 Dark Accent 6" w:uiPriority="50"/>
+    <w:lsdException w:name="List Table 6 Colorful Accent 6" w:uiPriority="51"/>
+    <w:lsdException w:name="List Table 7 Colorful Accent 6" w:uiPriority="52"/>
+    <w:lsdException w:name="Mention" w:semiHidden="1" w:unhideWhenUsed="1"/>
+    <w:lsdException w:name="Smart Hyperlink" w:semiHidden="1" w:unhideWhenUsed="1"/>
+    <w:lsdException w:name="Hashtag" w:semiHidden="1" w:unhideWhenUsed="1"/>
+    <w:lsdException w:name="Unresolved Mention" w:semiHidden="1" w:unhideWhenUsed="1"/>
+    <w:lsdException w:name="Smart Link" w:semiHidden="1" w:unhideWhenUsed="1"/>
+  </w:latentStyles>
+  <w:style w:type="paragraph" w:default="1" w:styleId="Normal">
+    <w:name w:val="Normal"/>
     <w:qFormat/>
-    <w:rPr>
-      <w:sz w:val="56"/>
-      <w:szCs w:val="56"/>
-    </w:rPr>
   </w:style>
   <w:style w:type="paragraph" w:styleId="Heading1">
-    <w:name w:val="Heading 1"/>
-    <w:basedOn w:val="Normal"/>
-    <w:next w:val="Normal"/>
+    <w:name w:val="heading 1"/>
+    <w:uiPriority w:val="9"/>
     <w:qFormat/>
+    <w:pPr>
+      <w:spacing w:before="120" w:after="60"/>
+      <w:outlineLvl w:val="0"/>
+    </w:pPr>
     <w:rPr>
-      <w:color w:val="2E74B5"/>
-      <w:sz w:val="32"/>
-      <w:szCs w:val="32"/>
+      <w:b/>
+      <w:bCs/>
+      <w:color w:val="DA291C"/>
+      <w:sz w:val="40"/>
+      <w:szCs w:val="40"/>
     </w:rPr>
   </w:style>
   <w:style w:type="paragraph" w:styleId="Heading2">
-    <w:name w:val="Heading 2"/>
-    <w:basedOn w:val="Normal"/>
-    <w:next w:val="Normal"/>
+    <w:name w:val="heading 2"/>
+    <w:uiPriority w:val="9"/>
+    <w:unhideWhenUsed/>
     <w:qFormat/>
+    <w:pPr>
+      <w:keepNext/>
+      <w:pBdr>
+        <w:left w:val="single" w:sz="24" w:space="6" w:color="DA291C"/>
+      </w:pBdr>
+      <w:spacing w:before="260" w:after="100"/>
+      <w:outlineLvl w:val="1"/>
+    </w:pPr>
     <w:rPr>
-      <w:color w:val="2E74B5"/>
+      <w:b/>
+      <w:bCs/>
+      <w:color w:val="27251F"/>
       <w:sz w:val="26"/>
       <w:szCs w:val="26"/>
     </w:rPr>
   </w:style>
   <w:style w:type="paragraph" w:styleId="Heading3">
-    <w:name w:val="Heading 3"/>
-    <w:basedOn w:val="Normal"/>
-    <w:next w:val="Normal"/>
+    <w:name w:val="heading 3"/>
+    <w:uiPriority w:val="9"/>
+    <w:semiHidden/>
+    <w:unhideWhenUsed/>
     <w:qFormat/>
+    <w:pPr>
+      <w:outlineLvl w:val="2"/>
+    </w:pPr>
     <w:rPr>
       <w:color w:val="1F4D78"/>
       <w:sz w:val="24"/>
@@ -3084,10 +3789,14 @@
     </w:rPr>
   </w:style>
   <w:style w:type="paragraph" w:styleId="Heading4">
-    <w:name w:val="Heading 4"/>
-    <w:basedOn w:val="Normal"/>
-    <w:next w:val="Normal"/>
+    <w:name w:val="heading 4"/>
+    <w:uiPriority w:val="9"/>
+    <w:semiHidden/>
+    <w:unhideWhenUsed/>
     <w:qFormat/>
+    <w:pPr>
+      <w:outlineLvl w:val="3"/>
+    </w:pPr>
     <w:rPr>
       <w:i/>
       <w:iCs/>
@@ -3095,27 +3804,69 @@
     </w:rPr>
   </w:style>
   <w:style w:type="paragraph" w:styleId="Heading5">
-    <w:name w:val="Heading 5"/>
-    <w:basedOn w:val="Normal"/>
-    <w:next w:val="Normal"/>
+    <w:name w:val="heading 5"/>
+    <w:uiPriority w:val="9"/>
+    <w:semiHidden/>
+    <w:unhideWhenUsed/>
     <w:qFormat/>
+    <w:pPr>
+      <w:outlineLvl w:val="4"/>
+    </w:pPr>
     <w:rPr>
       <w:color w:val="2E74B5"/>
     </w:rPr>
   </w:style>
   <w:style w:type="paragraph" w:styleId="Heading6">
-    <w:name w:val="Heading 6"/>
-    <w:basedOn w:val="Normal"/>
-    <w:next w:val="Normal"/>
+    <w:name w:val="heading 6"/>
+    <w:uiPriority w:val="9"/>
+    <w:semiHidden/>
+    <w:unhideWhenUsed/>
     <w:qFormat/>
+    <w:pPr>
+      <w:outlineLvl w:val="5"/>
+    </w:pPr>
     <w:rPr>
       <w:color w:val="1F4D78"/>
     </w:rPr>
   </w:style>
-  <w:style w:type="paragraph" w:styleId="Strong">
-    <w:name w:val="Strong"/>
-    <w:basedOn w:val="Normal"/>
-    <w:next w:val="Normal"/>
+  <w:style w:type="character" w:default="1" w:styleId="DefaultParagraphFont">
+    <w:name w:val="Default Paragraph Font"/>
+    <w:uiPriority w:val="1"/>
+    <w:semiHidden/>
+    <w:unhideWhenUsed/>
+  </w:style>
+  <w:style w:type="table" w:default="1" w:styleId="TableNormal">
+    <w:name w:val="Normal Table"/>
+    <w:uiPriority w:val="99"/>
+    <w:semiHidden/>
+    <w:unhideWhenUsed/>
+    <w:tblPr>
+      <w:tblInd w:w="0" w:type="dxa"/>
+      <w:tblCellMar>
+        <w:top w:w="0" w:type="dxa"/>
+        <w:left w:w="108" w:type="dxa"/>
+        <w:bottom w:w="0" w:type="dxa"/>
+        <w:right w:w="108" w:type="dxa"/>
+      </w:tblCellMar>
+    </w:tblPr>
+  </w:style>
+  <w:style w:type="numbering" w:default="1" w:styleId="NoList">
+    <w:name w:val="No List"/>
+    <w:uiPriority w:val="99"/>
+    <w:semiHidden/>
+    <w:unhideWhenUsed/>
+  </w:style>
+  <w:style w:type="paragraph" w:styleId="Title">
+    <w:name w:val="Title"/>
+    <w:uiPriority w:val="10"/>
+    <w:qFormat/>
+    <w:rPr>
+      <w:sz w:val="56"/>
+      <w:szCs w:val="56"/>
+    </w:rPr>
+  </w:style>
+  <w:style w:type="paragraph" w:customStyle="1" w:styleId="Strong1">
+    <w:name w:val="Strong1"/>
     <w:qFormat/>
     <w:rPr>
       <w:b/>
@@ -3124,12 +3875,10 @@
   </w:style>
   <w:style w:type="paragraph" w:styleId="ListParagraph">
     <w:name w:val="List Paragraph"/>
-    <w:basedOn w:val="Normal"/>
     <w:qFormat/>
   </w:style>
   <w:style w:type="character" w:styleId="Hyperlink">
     <w:name w:val="Hyperlink"/>
-    <w:basedOn w:val="DefaultParagraphFont"/>
     <w:uiPriority w:val="99"/>
     <w:unhideWhenUsed/>
     <w:rPr>
@@ -3139,7 +3888,6 @@
   </w:style>
   <w:style w:type="character" w:styleId="FootnoteReference">
     <w:name w:val="footnote reference"/>
-    <w:basedOn w:val="DefaultParagraphFont"/>
     <w:uiPriority w:val="99"/>
     <w:semiHidden/>
     <w:unhideWhenUsed/>
@@ -3149,22 +3897,17 @@
   </w:style>
   <w:style w:type="paragraph" w:styleId="FootnoteText">
     <w:name w:val="footnote text"/>
-    <w:basedOn w:val="Normal"/>
     <w:link w:val="FootnoteTextChar"/>
     <w:uiPriority w:val="99"/>
     <w:semiHidden/>
     <w:unhideWhenUsed/>
-    <w:pPr>
-      <w:spacing w:after="0" w:line="240" w:lineRule="auto"/>
-    </w:pPr>
     <w:rPr>
       <w:sz w:val="20"/>
       <w:szCs w:val="20"/>
     </w:rPr>
   </w:style>
-  <w:style w:type="character" w:styleId="FootnoteTextChar">
+  <w:style w:type="character" w:customStyle="1" w:styleId="FootnoteTextChar">
     <w:name w:val="Footnote Text Char"/>
-    <w:basedOn w:val="DefaultParagraphFont"/>
     <w:link w:val="FootnoteText"/>
     <w:uiPriority w:val="99"/>
     <w:semiHidden/>
@@ -3176,7 +3919,6 @@
   </w:style>
   <w:style w:type="character" w:styleId="EndnoteReference">
     <w:name w:val="endnote reference"/>
-    <w:basedOn w:val="DefaultParagraphFont"/>
     <w:uiPriority w:val="99"/>
     <w:semiHidden/>
     <w:unhideWhenUsed/>
@@ -3186,22 +3928,17 @@
   </w:style>
   <w:style w:type="paragraph" w:styleId="EndnoteText">
     <w:name w:val="endnote text"/>
-    <w:basedOn w:val="Normal"/>
     <w:link w:val="EndnoteTextChar"/>
     <w:uiPriority w:val="99"/>
     <w:semiHidden/>
     <w:unhideWhenUsed/>
-    <w:pPr>
-      <w:spacing w:after="0" w:line="240" w:lineRule="auto"/>
-    </w:pPr>
     <w:rPr>
       <w:sz w:val="20"/>
       <w:szCs w:val="20"/>
     </w:rPr>
   </w:style>
-  <w:style w:type="character" w:styleId="EndnoteTextChar">
+  <w:style w:type="character" w:customStyle="1" w:styleId="EndnoteTextChar">
     <w:name w:val="Endnote Text Char"/>
-    <w:basedOn w:val="DefaultParagraphFont"/>
     <w:link w:val="EndnoteText"/>
     <w:uiPriority w:val="99"/>
     <w:semiHidden/>
@@ -3211,45 +3948,320 @@
       <w:szCs w:val="20"/>
     </w:rPr>
   </w:style>
-  <w:style w:type="paragraph" w:styleId="Heading1">
-    <w:name w:val="Heading 1"/>
-    <w:basedOn w:val="Normal"/>
-    <w:next w:val="Normal"/>
-    <w:qFormat/>
-    <w:pPr>
-      <w:spacing w:after="60" w:before="120"/>
-      <w:outlineLvl w:val="0"/>
-    </w:pPr>
-    <w:rPr>
-      <w:rFonts w:ascii="Arial" w:cs="Arial" w:eastAsia="Arial" w:hAnsi="Arial"/>
-      <w:b/>
-      <w:bCs/>
-      <w:color w:val="DA291C"/>
-      <w:sz w:val="40"/>
-      <w:szCs w:val="40"/>
-    </w:rPr>
-  </w:style>
-  <w:style w:type="paragraph" w:styleId="Heading2">
-    <w:name w:val="Heading 2"/>
-    <w:basedOn w:val="Normal"/>
-    <w:next w:val="Normal"/>
-    <w:qFormat/>
-    <w:pPr>
-      <w:keepNext/>
-      <w:pBdr>
-        <w:left w:val="single" w:color="DA291C" w:sz="24" w:space="6"/>
-      </w:pBdr>
-      <w:spacing w:after="100" w:before="260"/>
-      <w:outlineLvl w:val="1"/>
-    </w:pPr>
-    <w:rPr>
-      <w:rFonts w:ascii="Arial" w:cs="Arial" w:eastAsia="Arial" w:hAnsi="Arial"/>
-      <w:b/>
-      <w:bCs/>
-      <w:color w:val="27251F"/>
-      <w:sz w:val="26"/>
-      <w:szCs w:val="26"/>
-    </w:rPr>
-  </w:style>
 </w:styles>
+</file>
+
+<file path=word/theme/theme1.xml><?xml version="1.0" encoding="utf-8"?>
+<a:theme xmlns:a="http://schemas.openxmlformats.org/drawingml/2006/main" name="Office Theme">
+  <a:themeElements>
+    <a:clrScheme name="Office">
+      <a:dk1>
+        <a:sysClr val="windowText" lastClr="000000"/>
+      </a:dk1>
+      <a:lt1>
+        <a:sysClr val="window" lastClr="FFFFFF"/>
+      </a:lt1>
+      <a:dk2>
+        <a:srgbClr val="0E2841"/>
+      </a:dk2>
+      <a:lt2>
+        <a:srgbClr val="E8E8E8"/>
+      </a:lt2>
+      <a:accent1>
+        <a:srgbClr val="156082"/>
+      </a:accent1>
+      <a:accent2>
+        <a:srgbClr val="E97132"/>
+      </a:accent2>
+      <a:accent3>
+        <a:srgbClr val="196B24"/>
+      </a:accent3>
+      <a:accent4>
+        <a:srgbClr val="0F9ED5"/>
+      </a:accent4>
+      <a:accent5>
+        <a:srgbClr val="A02B93"/>
+      </a:accent5>
+      <a:accent6>
+        <a:srgbClr val="4EA72E"/>
+      </a:accent6>
+      <a:hlink>
+        <a:srgbClr val="467886"/>
+      </a:hlink>
+      <a:folHlink>
+        <a:srgbClr val="96607D"/>
+      </a:folHlink>
+    </a:clrScheme>
+    <a:fontScheme name="Office">
+      <a:majorFont>
+        <a:latin typeface="Aptos Display" panose="02110004020202020204"/>
+        <a:ea typeface=""/>
+        <a:cs typeface=""/>
+        <a:font script="Jpan" typeface="游ゴシック Light"/>
+        <a:font script="Hang" typeface="맑은 고딕"/>
+        <a:font script="Hans" typeface="等线 Light"/>
+        <a:font script="Hant" typeface="新細明體"/>
+        <a:font script="Arab" typeface="Times New Roman"/>
+        <a:font script="Hebr" typeface="Times New Roman"/>
+        <a:font script="Thai" typeface="Angsana New"/>
+        <a:font script="Ethi" typeface="Nyala"/>
+        <a:font script="Beng" typeface="Vrinda"/>
+        <a:font script="Gujr" typeface="Shruti"/>
+        <a:font script="Khmr" typeface="MoolBoran"/>
+        <a:font script="Knda" typeface="Tunga"/>
+        <a:font script="Guru" typeface="Raavi"/>
+        <a:font script="Cans" typeface="Euphemia"/>
+        <a:font script="Cher" typeface="Plantagenet Cherokee"/>
+        <a:font script="Yiii" typeface="Microsoft Yi Baiti"/>
+        <a:font script="Tibt" typeface="Microsoft Himalaya"/>
+        <a:font script="Thaa" typeface="MV Boli"/>
+        <a:font script="Deva" typeface="Mangal"/>
+        <a:font script="Telu" typeface="Gautami"/>
+        <a:font script="Taml" typeface="Latha"/>
+        <a:font script="Syrc" typeface="Estrangelo Edessa"/>
+        <a:font script="Orya" typeface="Kalinga"/>
+        <a:font script="Mlym" typeface="Kartika"/>
+        <a:font script="Laoo" typeface="DokChampa"/>
+        <a:font script="Sinh" typeface="Iskoola Pota"/>
+        <a:font script="Mong" typeface="Mongolian Baiti"/>
+        <a:font script="Viet" typeface="Times New Roman"/>
+        <a:font script="Uigh" typeface="Microsoft Uighur"/>
+        <a:font script="Geor" typeface="Sylfaen"/>
+        <a:font script="Armn" typeface="Arial"/>
+        <a:font script="Bugi" typeface="Leelawadee UI"/>
+        <a:font script="Bopo" typeface="Microsoft JhengHei"/>
+        <a:font script="Java" typeface="Javanese Text"/>
+        <a:font script="Lisu" typeface="Segoe UI"/>
+        <a:font script="Mymr" typeface="Myanmar Text"/>
+        <a:font script="Nkoo" typeface="Ebrima"/>
+        <a:font script="Olck" typeface="Nirmala UI"/>
+        <a:font script="Osma" typeface="Ebrima"/>
+        <a:font script="Phag" typeface="Phagspa"/>
+        <a:font script="Syrn" typeface="Estrangelo Edessa"/>
+        <a:font script="Syrj" typeface="Estrangelo Edessa"/>
+        <a:font script="Syre" typeface="Estrangelo Edessa"/>
+        <a:font script="Sora" typeface="Nirmala UI"/>
+        <a:font script="Tale" typeface="Microsoft Tai Le"/>
+        <a:font script="Talu" typeface="Microsoft New Tai Lue"/>
+        <a:font script="Tfng" typeface="Ebrima"/>
+      </a:majorFont>
+      <a:minorFont>
+        <a:latin typeface="Aptos" panose="02110004020202020204"/>
+        <a:ea typeface=""/>
+        <a:cs typeface=""/>
+        <a:font script="Jpan" typeface="游明朝"/>
+        <a:font script="Hang" typeface="맑은 고딕"/>
+        <a:font script="Hans" typeface="等线"/>
+        <a:font script="Hant" typeface="新細明體"/>
+        <a:font script="Arab" typeface="Arial"/>
+        <a:font script="Hebr" typeface="Arial"/>
+        <a:font script="Thai" typeface="Cordia New"/>
+        <a:font script="Ethi" typeface="Nyala"/>
+        <a:font script="Beng" typeface="Vrinda"/>
+        <a:font script="Gujr" typeface="Shruti"/>
+        <a:font script="Khmr" typeface="DaunPenh"/>
+        <a:font script="Knda" typeface="Tunga"/>
+        <a:font script="Guru" typeface="Raavi"/>
+        <a:font script="Cans" typeface="Euphemia"/>
+        <a:font script="Cher" typeface="Plantagenet Cherokee"/>
+        <a:font script="Yiii" typeface="Microsoft Yi Baiti"/>
+        <a:font script="Tibt" typeface="Microsoft Himalaya"/>
+        <a:font script="Thaa" typeface="MV Boli"/>
+        <a:font script="Deva" typeface="Mangal"/>
+        <a:font script="Telu" typeface="Gautami"/>
+        <a:font script="Taml" typeface="Latha"/>
+        <a:font script="Syrc" typeface="Estrangelo Edessa"/>
+        <a:font script="Orya" typeface="Kalinga"/>
+        <a:font script="Mlym" typeface="Kartika"/>
+        <a:font script="Laoo" typeface="DokChampa"/>
+        <a:font script="Sinh" typeface="Iskoola Pota"/>
+        <a:font script="Mong" typeface="Mongolian Baiti"/>
+        <a:font script="Viet" typeface="Arial"/>
+        <a:font script="Uigh" typeface="Microsoft Uighur"/>
+        <a:font script="Geor" typeface="Sylfaen"/>
+        <a:font script="Armn" typeface="Arial"/>
+        <a:font script="Bugi" typeface="Leelawadee UI"/>
+        <a:font script="Bopo" typeface="Microsoft JhengHei"/>
+        <a:font script="Java" typeface="Javanese Text"/>
+        <a:font script="Lisu" typeface="Segoe UI"/>
+        <a:font script="Mymr" typeface="Myanmar Text"/>
+        <a:font script="Nkoo" typeface="Ebrima"/>
+        <a:font script="Olck" typeface="Nirmala UI"/>
+        <a:font script="Osma" typeface="Ebrima"/>
+        <a:font script="Phag" typeface="Phagspa"/>
+        <a:font script="Syrn" typeface="Estrangelo Edessa"/>
+        <a:font script="Syrj" typeface="Estrangelo Edessa"/>
+        <a:font script="Syre" typeface="Estrangelo Edessa"/>
+        <a:font script="Sora" typeface="Nirmala UI"/>
+        <a:font script="Tale" typeface="Microsoft Tai Le"/>
+        <a:font script="Talu" typeface="Microsoft New Tai Lue"/>
+        <a:font script="Tfng" typeface="Ebrima"/>
+      </a:minorFont>
+    </a:fontScheme>
+    <a:fmtScheme name="Office">
+      <a:fillStyleLst>
+        <a:solidFill>
+          <a:schemeClr val="phClr"/>
+        </a:solidFill>
+        <a:gradFill rotWithShape="1">
+          <a:gsLst>
+            <a:gs pos="0">
+              <a:schemeClr val="phClr">
+                <a:lumMod val="110000"/>
+                <a:satMod val="105000"/>
+                <a:tint val="67000"/>
+              </a:schemeClr>
+            </a:gs>
+            <a:gs pos="50000">
+              <a:schemeClr val="phClr">
+                <a:lumMod val="105000"/>
+                <a:satMod val="103000"/>
+                <a:tint val="73000"/>
+              </a:schemeClr>
+            </a:gs>
+            <a:gs pos="100000">
+              <a:schemeClr val="phClr">
+                <a:lumMod val="105000"/>
+                <a:satMod val="109000"/>
+                <a:tint val="81000"/>
+              </a:schemeClr>
+            </a:gs>
+          </a:gsLst>
+          <a:lin ang="5400000" scaled="0"/>
+        </a:gradFill>
+        <a:gradFill rotWithShape="1">
+          <a:gsLst>
+            <a:gs pos="0">
+              <a:schemeClr val="phClr">
+                <a:satMod val="103000"/>
+                <a:lumMod val="102000"/>
+                <a:tint val="94000"/>
+              </a:schemeClr>
+            </a:gs>
+            <a:gs pos="50000">
+              <a:schemeClr val="phClr">
+                <a:satMod val="110000"/>
+                <a:lumMod val="100000"/>
+                <a:shade val="100000"/>
+              </a:schemeClr>
+            </a:gs>
+            <a:gs pos="100000">
+              <a:schemeClr val="phClr">
+                <a:lumMod val="99000"/>
+                <a:satMod val="120000"/>
+                <a:shade val="78000"/>
+              </a:schemeClr>
+            </a:gs>
+          </a:gsLst>
+          <a:lin ang="5400000" scaled="0"/>
+        </a:gradFill>
+      </a:fillStyleLst>
+      <a:lnStyleLst>
+        <a:ln w="12700" cap="flat" cmpd="sng" algn="ctr">
+          <a:solidFill>
+            <a:schemeClr val="phClr"/>
+          </a:solidFill>
+          <a:prstDash val="solid"/>
+          <a:miter lim="800000"/>
+        </a:ln>
+        <a:ln w="19050" cap="flat" cmpd="sng" algn="ctr">
+          <a:solidFill>
+            <a:schemeClr val="phClr"/>
+          </a:solidFill>
+          <a:prstDash val="solid"/>
+          <a:miter lim="800000"/>
+        </a:ln>
+        <a:ln w="25400" cap="flat" cmpd="sng" algn="ctr">
+          <a:solidFill>
+            <a:schemeClr val="phClr"/>
+          </a:solidFill>
+          <a:prstDash val="solid"/>
+          <a:miter lim="800000"/>
+        </a:ln>
+      </a:lnStyleLst>
+      <a:effectStyleLst>
+        <a:effectStyle>
+          <a:effectLst/>
+        </a:effectStyle>
+        <a:effectStyle>
+          <a:effectLst/>
+        </a:effectStyle>
+        <a:effectStyle>
+          <a:effectLst>
+            <a:outerShdw blurRad="57150" dist="19050" dir="5400000" algn="ctr" rotWithShape="0">
+              <a:srgbClr val="000000">
+                <a:alpha val="63000"/>
+              </a:srgbClr>
+            </a:outerShdw>
+          </a:effectLst>
+        </a:effectStyle>
+      </a:effectStyleLst>
+      <a:bgFillStyleLst>
+        <a:solidFill>
+          <a:schemeClr val="phClr"/>
+        </a:solidFill>
+        <a:solidFill>
+          <a:schemeClr val="phClr">
+            <a:tint val="95000"/>
+            <a:satMod val="170000"/>
+          </a:schemeClr>
+        </a:solidFill>
+        <a:gradFill rotWithShape="1">
+          <a:gsLst>
+            <a:gs pos="0">
+              <a:schemeClr val="phClr">
+                <a:tint val="93000"/>
+                <a:satMod val="150000"/>
+                <a:shade val="98000"/>
+                <a:lumMod val="102000"/>
+              </a:schemeClr>
+            </a:gs>
+            <a:gs pos="50000">
+              <a:schemeClr val="phClr">
+                <a:tint val="98000"/>
+                <a:satMod val="130000"/>
+                <a:shade val="90000"/>
+                <a:lumMod val="103000"/>
+              </a:schemeClr>
+            </a:gs>
+            <a:gs pos="100000">
+              <a:schemeClr val="phClr">
+                <a:shade val="63000"/>
+                <a:satMod val="120000"/>
+              </a:schemeClr>
+            </a:gs>
+          </a:gsLst>
+          <a:lin ang="5400000" scaled="0"/>
+        </a:gradFill>
+      </a:bgFillStyleLst>
+    </a:fmtScheme>
+  </a:themeElements>
+  <a:objectDefaults>
+    <a:lnDef>
+      <a:spPr/>
+      <a:bodyPr/>
+      <a:lstStyle/>
+      <a:style>
+        <a:lnRef idx="2">
+          <a:schemeClr val="accent1"/>
+        </a:lnRef>
+        <a:fillRef idx="0">
+          <a:schemeClr val="accent1"/>
+        </a:fillRef>
+        <a:effectRef idx="1">
+          <a:schemeClr val="accent1"/>
+        </a:effectRef>
+        <a:fontRef idx="minor">
+          <a:schemeClr val="tx1"/>
+        </a:fontRef>
+      </a:style>
+    </a:lnDef>
+  </a:objectDefaults>
+  <a:extraClrSchemeLst/>
+  <a:extLst>
+    <a:ext uri="{05A4C25C-085E-4340-85A3-A5531E510DB2}">
+      <thm15:themeFamily xmlns:thm15="http://schemas.microsoft.com/office/thememl/2012/main" name="Office Theme" id="{2E142A2C-CD16-42D6-873A-C26D2A0506FA}" vid="{1BDDFF52-6CD6-40A5-AB3C-68EB2F1E4D0A}"/>
+    </a:ext>
+  </a:extLst>
+</a:theme>
 </file>
--- a/docs/user-guide/en/pages/02-workforceplanning.docx
+++ b/docs/user-guide/en/pages/02-workforceplanning.docx
@@ -1084,7 +1084,7 @@
                 <w:sz w:val="19"/>
                 <w:szCs w:val="19"/>
               </w:rPr>
-              <w:t>The people missing in the jobs that are below their plan. A surplus in one job never covers another.</w:t>
+              <w:t xml:space="preserve">The people missing in the jobs that are below their plan. A surplus in one job never covers another (the two Crew Trainer jobs are the only exception: within a store they are counted together).</w:t>
             </w:r>
           </w:p>
         </w:tc>
@@ -1281,7 +1281,7 @@
         <w:rPr>
           <w:color w:val="27251F"/>
         </w:rPr>
-        <w:t xml:space="preserve">Automatic takeaways worked out from the numbers on this page for your current filters: overall staffing, the most understaffed store, the biggest shortage by job, how many stores are below plan, the estimated hiring need, the consultant with the biggest shortage, stores above projection and next month's plan. They update whenever you change </w:t>
+        <w:t xml:space="preserve">Automatic takeaways worked out from the numbers on this page for your current filters: overall staffing, the most understaffed store, the biggest shortage by job, the payroll group with the lowest fill rate, how many stores are below 95% of their projection (understaffed and watch), the estimated hiring need, the consultant whose stores have the lowest fill rate, stores above projection and next month's plan. They update whenever you change </w:t>
       </w:r>
       <w:proofErr w:type="gramStart"/>
       <w:r>
@@ -1541,7 +1541,7 @@
         <w:rPr>
           <w:color w:val="27251F"/>
         </w:rPr>
-        <w:t>Projected headcount for every month of the selected year (dashed line) and actual headcount for the months that already have an uploaded roster (solid line).</w:t>
+        <w:t xml:space="preserve">Projected headcount for every month of the selected year that has a projection (dashed line) and actual headcount for the months that already have an uploaded roster (solid line).</w:t>
       </w:r>
     </w:p>
     <w:p>
@@ -1747,7 +1747,7 @@
         <w:rPr>
           <w:color w:val="27251F"/>
         </w:rPr>
-        <w:t>Planned and actual headcount for each payroll group, with the same numbers in a table you can sort by clicking a header. A job that nobody works in yet has no known payroll group and is listed as Unassigned.</w:t>
+        <w:t xml:space="preserve">Planned and actual headcount for each payroll group, with the same numbers in a table you can sort by clicking a header. A job that is not in the Job Payroll Groups list and that nobody works in yet has no known payroll group and is listed as Unassigned.</w:t>
       </w:r>
     </w:p>
     <w:p>
@@ -1817,7 +1817,7 @@
         <w:rPr>
           <w:color w:val="27251F"/>
         </w:rPr>
-        <w:t xml:space="preserve">Every store with a projection for the month, largest shortage first. Click a column header to sort (click again to reverse). The search box also matches the consultant's name. </w:t>
+        <w:t xml:space="preserve">Every store with a projection for the month, most negative Gap first. Click a column header to sort (click again to reverse). The search box also matches the consultant's name. </w:t>
       </w:r>
       <w:proofErr w:type="gramStart"/>
       <w:r>
